--- a/figma/fa_project_ux_ui.docx
+++ b/figma/fa_project_ux_ui.docx
@@ -1,6 +1,6 @@
 
 <file path=word/document.xml><?xml version="1.0" encoding="utf-8"?>
-<w:document xmlns:mc="http://schemas.openxmlformats.org/markup-compatibility/2006" xmlns:ve="http://schemas.openxmlformats.org/markup-compatibility/2006" xmlns:o="urn:schemas-microsoft-com:office:office" xmlns:r="http://schemas.openxmlformats.org/officeDocument/2006/relationships" xmlns:m="http://schemas.openxmlformats.org/officeDocument/2006/math" xmlns:v="urn:schemas-microsoft-com:vml" xmlns:wp="http://schemas.openxmlformats.org/drawingml/2006/wordprocessingDrawing" xmlns:w10="urn:schemas-microsoft-com:office:word" xmlns:w="http://schemas.openxmlformats.org/wordprocessingml/2006/main" xmlns:wne="http://schemas.microsoft.com/office/word/2006/wordml" xmlns:a="http://schemas.openxmlformats.org/drawingml/2006/main" xmlns:pic="http://schemas.openxmlformats.org/drawingml/2006/picture" xmlns:wpg="http://schemas.microsoft.com/office/word/2010/wordprocessingGroup" xmlns:wps="http://schemas.microsoft.com/office/word/2010/wordprocessingShape" xmlns:w14="http://schemas.microsoft.com/office/word/2010/wordml" mc:Ignorable="w14" xml:space="preserve">
+<w:document xmlns:wpc="http://schemas.microsoft.com/office/word/2010/wordprocessingCanvas" xmlns:cx="http://schemas.microsoft.com/office/drawing/2014/chartex" xmlns:cx1="http://schemas.microsoft.com/office/drawing/2015/9/8/chartex" xmlns:cx2="http://schemas.microsoft.com/office/drawing/2015/10/21/chartex" xmlns:cx3="http://schemas.microsoft.com/office/drawing/2016/5/9/chartex" xmlns:cx4="http://schemas.microsoft.com/office/drawing/2016/5/10/chartex" xmlns:cx5="http://schemas.microsoft.com/office/drawing/2016/5/11/chartex" xmlns:cx6="http://schemas.microsoft.com/office/drawing/2016/5/12/chartex" xmlns:cx7="http://schemas.microsoft.com/office/drawing/2016/5/13/chartex" xmlns:cx8="http://schemas.microsoft.com/office/drawing/2016/5/14/chartex" xmlns:mc="http://schemas.openxmlformats.org/markup-compatibility/2006" xmlns:aink="http://schemas.microsoft.com/office/drawing/2016/ink" xmlns:am3d="http://schemas.microsoft.com/office/drawing/2017/model3d" xmlns:o="urn:schemas-microsoft-com:office:office" xmlns:oel="http://schemas.microsoft.com/office/2019/extlst" xmlns:r="http://schemas.openxmlformats.org/officeDocument/2006/relationships" xmlns:m="http://schemas.openxmlformats.org/officeDocument/2006/math" xmlns:v="urn:schemas-microsoft-com:vml" xmlns:wp14="http://schemas.microsoft.com/office/word/2010/wordprocessingDrawing" xmlns:wp="http://schemas.openxmlformats.org/drawingml/2006/wordprocessingDrawing" xmlns:w10="urn:schemas-microsoft-com:office:word" xmlns:w="http://schemas.openxmlformats.org/wordprocessingml/2006/main" xmlns:w14="http://schemas.microsoft.com/office/word/2010/wordml" xmlns:w15="http://schemas.microsoft.com/office/word/2012/wordml" xmlns:w16cex="http://schemas.microsoft.com/office/word/2018/wordml/cex" xmlns:w16cid="http://schemas.microsoft.com/office/word/2016/wordml/cid" xmlns:w16="http://schemas.microsoft.com/office/word/2018/wordml" xmlns:w16du="http://schemas.microsoft.com/office/word/2023/wordml/word16du" xmlns:w16sdtdh="http://schemas.microsoft.com/office/word/2020/wordml/sdtdatahash" xmlns:w16sdtfl="http://schemas.microsoft.com/office/word/2024/wordml/sdtformatlock" xmlns:w16se="http://schemas.microsoft.com/office/word/2015/wordml/symex" xmlns:wpg="http://schemas.microsoft.com/office/word/2010/wordprocessingGroup" xmlns:wpi="http://schemas.microsoft.com/office/word/2010/wordprocessingInk" xmlns:wne="http://schemas.microsoft.com/office/word/2006/wordml" xmlns:wps="http://schemas.microsoft.com/office/word/2010/wordprocessingShape" mc:Ignorable="w14 w15 w16se w16cid w16 w16cex w16sdtdh w16sdtfl w16du wp14">
   <w:body>
     <w:p>
       <w:pPr>
@@ -17,20 +17,28 @@
           <w:spacing w:val="-28"/>
           <w:w w:val="90"/>
         </w:rPr>
-        <w:t> </w:t>
-      </w:r>
+        <w:t xml:space="preserve"> </w:t>
+      </w:r>
+      <w:proofErr w:type="spellStart"/>
       <w:r>
         <w:rPr>
           <w:w w:val="90"/>
         </w:rPr>
-        <w:t>define,</w:t>
+        <w:t>define</w:t>
+      </w:r>
+      <w:proofErr w:type="spellEnd"/>
+      <w:r>
+        <w:rPr>
+          <w:w w:val="90"/>
+        </w:rPr>
+        <w:t>,</w:t>
       </w:r>
       <w:r>
         <w:rPr>
           <w:spacing w:val="-28"/>
           <w:w w:val="90"/>
         </w:rPr>
-        <w:t> </w:t>
+        <w:t xml:space="preserve"> </w:t>
       </w:r>
       <w:r>
         <w:rPr>
@@ -43,7 +51,7 @@
           <w:spacing w:val="-28"/>
           <w:w w:val="90"/>
         </w:rPr>
-        <w:t> </w:t>
+        <w:t xml:space="preserve"> </w:t>
       </w:r>
       <w:r>
         <w:rPr>
@@ -56,7 +64,7 @@
           <w:spacing w:val="-28"/>
           <w:w w:val="90"/>
         </w:rPr>
-        <w:t> </w:t>
+        <w:t xml:space="preserve"> </w:t>
       </w:r>
       <w:r>
         <w:rPr>
@@ -69,163 +77,176 @@
     <w:p>
       <w:pPr>
         <w:pStyle w:val="BodyText"/>
-        <w:spacing w:line="254" w:lineRule="auto" w:before="217"/>
+        <w:spacing w:before="217" w:line="254" w:lineRule="auto"/>
       </w:pPr>
       <w:r>
         <w:rPr>
           <w:w w:val="105"/>
         </w:rPr>
-        <w:t>Verschillende eindcompetenties komen samen in je realisatie van je site in css+html gecoded volgens de standaarden aangeleverd in de lessen.</w:t>
+        <w:t xml:space="preserve">Verschillende eindcompetenties komen samen in je realisatie van je site in </w:t>
+      </w:r>
+      <w:proofErr w:type="spellStart"/>
+      <w:r>
+        <w:rPr>
+          <w:w w:val="105"/>
+        </w:rPr>
+        <w:t>css+html</w:t>
+      </w:r>
+      <w:proofErr w:type="spellEnd"/>
+      <w:r>
+        <w:rPr>
+          <w:w w:val="105"/>
+        </w:rPr>
+        <w:t xml:space="preserve"> </w:t>
+      </w:r>
+      <w:proofErr w:type="spellStart"/>
+      <w:r>
+        <w:rPr>
+          <w:w w:val="105"/>
+        </w:rPr>
+        <w:t>gecoded</w:t>
+      </w:r>
+      <w:proofErr w:type="spellEnd"/>
+      <w:r>
+        <w:rPr>
+          <w:w w:val="105"/>
+        </w:rPr>
+        <w:t xml:space="preserve"> volgens de standaarden aangeleverd in de lessen.</w:t>
       </w:r>
     </w:p>
     <w:p>
       <w:pPr>
         <w:pStyle w:val="BodyText"/>
-        <w:spacing w:line="244" w:lineRule="auto" w:before="196"/>
+        <w:spacing w:before="196" w:line="244" w:lineRule="auto"/>
       </w:pPr>
       <w:r>
-        <w:rPr/>
-        <w:t>Je site is een </w:t>
+        <w:t xml:space="preserve">Je site is een </w:t>
       </w:r>
       <w:r>
         <w:rPr>
           <w:rFonts w:ascii="Arial Black" w:hAnsi="Arial Black"/>
         </w:rPr>
-        <w:t>dashboard </w:t>
-      </w:r>
-      <w:r>
-        <w:rPr/>
-        <w:t>en moet je zien als een </w:t>
+        <w:t xml:space="preserve">dashboard </w:t>
+      </w:r>
+      <w:r>
+        <w:t xml:space="preserve">en moet je zien als een </w:t>
       </w:r>
       <w:r>
         <w:rPr>
           <w:rFonts w:ascii="Arial Black" w:hAnsi="Arial Black"/>
         </w:rPr>
-        <w:t>cockpit </w:t>
-      </w:r>
-      <w:r>
-        <w:rPr/>
+        <w:t xml:space="preserve">cockpit </w:t>
+      </w:r>
+      <w:r>
         <w:t>voor je slimme apparaat.</w:t>
       </w:r>
       <w:r>
         <w:rPr>
           <w:spacing w:val="40"/>
         </w:rPr>
-        <w:t> </w:t>
-      </w:r>
-      <w:r>
-        <w:rPr/>
+        <w:t xml:space="preserve"> </w:t>
+      </w:r>
+      <w:r>
         <w:t>Je</w:t>
       </w:r>
       <w:r>
         <w:rPr>
           <w:spacing w:val="40"/>
         </w:rPr>
-        <w:t> </w:t>
-      </w:r>
-      <w:r>
-        <w:rPr/>
+        <w:t xml:space="preserve"> </w:t>
+      </w:r>
+      <w:r>
         <w:t>kunt</w:t>
       </w:r>
       <w:r>
         <w:rPr>
           <w:spacing w:val="40"/>
         </w:rPr>
-        <w:t> </w:t>
-      </w:r>
-      <w:r>
-        <w:rPr/>
+        <w:t xml:space="preserve"> </w:t>
+      </w:r>
+      <w:r>
         <w:t>in</w:t>
       </w:r>
       <w:r>
         <w:rPr>
           <w:spacing w:val="40"/>
         </w:rPr>
-        <w:t> </w:t>
-      </w:r>
-      <w:r>
-        <w:rPr/>
+        <w:t xml:space="preserve"> </w:t>
+      </w:r>
+      <w:r>
         <w:t>één</w:t>
       </w:r>
       <w:r>
         <w:rPr>
           <w:spacing w:val="40"/>
         </w:rPr>
-        <w:t> </w:t>
-      </w:r>
-      <w:r>
-        <w:rPr/>
+        <w:t xml:space="preserve"> </w:t>
+      </w:r>
+      <w:r>
         <w:t>oogopslag</w:t>
       </w:r>
       <w:r>
         <w:rPr>
           <w:spacing w:val="40"/>
         </w:rPr>
-        <w:t> </w:t>
-      </w:r>
-      <w:r>
-        <w:rPr/>
+        <w:t xml:space="preserve"> </w:t>
+      </w:r>
+      <w:r>
         <w:t>zien</w:t>
       </w:r>
       <w:r>
         <w:rPr>
           <w:spacing w:val="40"/>
         </w:rPr>
-        <w:t> </w:t>
-      </w:r>
-      <w:r>
-        <w:rPr/>
+        <w:t xml:space="preserve"> </w:t>
+      </w:r>
+      <w:r>
         <w:t>wat</w:t>
       </w:r>
       <w:r>
         <w:rPr>
           <w:spacing w:val="40"/>
         </w:rPr>
-        <w:t> </w:t>
-      </w:r>
-      <w:r>
-        <w:rPr/>
+        <w:t xml:space="preserve"> </w:t>
+      </w:r>
+      <w:r>
         <w:t>er</w:t>
       </w:r>
       <w:r>
         <w:rPr>
           <w:spacing w:val="40"/>
         </w:rPr>
-        <w:t> </w:t>
-      </w:r>
-      <w:r>
-        <w:rPr/>
+        <w:t xml:space="preserve"> </w:t>
+      </w:r>
+      <w:r>
         <w:t>gebeurt</w:t>
       </w:r>
       <w:r>
         <w:rPr>
           <w:spacing w:val="40"/>
         </w:rPr>
-        <w:t> </w:t>
-      </w:r>
-      <w:r>
-        <w:rPr/>
+        <w:t xml:space="preserve"> </w:t>
+      </w:r>
+      <w:r>
         <w:t>(sensordata)</w:t>
       </w:r>
       <w:r>
         <w:rPr>
           <w:spacing w:val="40"/>
         </w:rPr>
-        <w:t> </w:t>
-      </w:r>
-      <w:r>
-        <w:rPr/>
+        <w:t xml:space="preserve"> </w:t>
+      </w:r>
+      <w:r>
         <w:t>en</w:t>
       </w:r>
       <w:r>
         <w:rPr>
           <w:spacing w:val="40"/>
         </w:rPr>
-        <w:t> </w:t>
-      </w:r>
-      <w:r>
-        <w:rPr/>
-        <w:t>kan </w:t>
+        <w:t xml:space="preserve"> </w:t>
+      </w:r>
+      <w:r>
+        <w:t xml:space="preserve">kan </w:t>
       </w:r>
       <w:r>
         <w:rPr>
@@ -238,7 +259,7 @@
           <w:spacing w:val="-18"/>
           <w:w w:val="110"/>
         </w:rPr>
-        <w:t> </w:t>
+        <w:t xml:space="preserve"> </w:t>
       </w:r>
       <w:r>
         <w:rPr>
@@ -251,7 +272,7 @@
           <w:spacing w:val="-18"/>
           <w:w w:val="110"/>
         </w:rPr>
-        <w:t> </w:t>
+        <w:t xml:space="preserve"> </w:t>
       </w:r>
       <w:r>
         <w:rPr>
@@ -264,7 +285,7 @@
           <w:spacing w:val="-18"/>
           <w:w w:val="110"/>
         </w:rPr>
-        <w:t> </w:t>
+        <w:t xml:space="preserve"> </w:t>
       </w:r>
       <w:r>
         <w:rPr>
@@ -277,7 +298,7 @@
           <w:spacing w:val="-18"/>
           <w:w w:val="110"/>
         </w:rPr>
-        <w:t> </w:t>
+        <w:t xml:space="preserve"> </w:t>
       </w:r>
       <w:r>
         <w:rPr>
@@ -290,7 +311,7 @@
           <w:spacing w:val="-18"/>
           <w:w w:val="110"/>
         </w:rPr>
-        <w:t> </w:t>
+        <w:t xml:space="preserve"> </w:t>
       </w:r>
       <w:r>
         <w:rPr>
@@ -303,7 +324,7 @@
           <w:spacing w:val="-18"/>
           <w:w w:val="110"/>
         </w:rPr>
-        <w:t> </w:t>
+        <w:t xml:space="preserve"> </w:t>
       </w:r>
       <w:r>
         <w:rPr>
@@ -316,7 +337,7 @@
           <w:spacing w:val="-18"/>
           <w:w w:val="110"/>
         </w:rPr>
-        <w:t> </w:t>
+        <w:t xml:space="preserve"> </w:t>
       </w:r>
       <w:r>
         <w:rPr>
@@ -329,7 +350,7 @@
           <w:spacing w:val="-18"/>
           <w:w w:val="110"/>
         </w:rPr>
-        <w:t> </w:t>
+        <w:t xml:space="preserve"> </w:t>
       </w:r>
       <w:r>
         <w:rPr>
@@ -342,7 +363,7 @@
           <w:spacing w:val="-18"/>
           <w:w w:val="110"/>
         </w:rPr>
-        <w:t> </w:t>
+        <w:t xml:space="preserve"> </w:t>
       </w:r>
       <w:r>
         <w:rPr>
@@ -355,7 +376,7 @@
           <w:spacing w:val="-18"/>
           <w:w w:val="110"/>
         </w:rPr>
-        <w:t> </w:t>
+        <w:t xml:space="preserve"> </w:t>
       </w:r>
       <w:r>
         <w:rPr>
@@ -367,121 +388,109 @@
     <w:p>
       <w:pPr>
         <w:pStyle w:val="BodyText"/>
-        <w:spacing w:line="249" w:lineRule="auto" w:before="11"/>
+        <w:spacing w:before="11" w:line="249" w:lineRule="auto"/>
       </w:pPr>
       <w:r>
-        <w:rPr/>
         <w:t>Je</w:t>
       </w:r>
       <w:r>
         <w:rPr>
           <w:spacing w:val="40"/>
         </w:rPr>
-        <w:t> </w:t>
-      </w:r>
-      <w:r>
-        <w:rPr/>
+        <w:t xml:space="preserve"> </w:t>
+      </w:r>
+      <w:r>
         <w:t>kunt</w:t>
       </w:r>
       <w:r>
         <w:rPr>
           <w:spacing w:val="40"/>
         </w:rPr>
-        <w:t> </w:t>
-      </w:r>
-      <w:r>
-        <w:rPr/>
+        <w:t xml:space="preserve"> </w:t>
+      </w:r>
+      <w:r>
         <w:t>de</w:t>
       </w:r>
       <w:r>
         <w:rPr>
           <w:spacing w:val="40"/>
         </w:rPr>
-        <w:t> </w:t>
-      </w:r>
-      <w:r>
-        <w:rPr/>
+        <w:t xml:space="preserve"> </w:t>
+      </w:r>
+      <w:r>
         <w:t>"hoofdbesturing"</w:t>
       </w:r>
       <w:r>
         <w:rPr>
           <w:spacing w:val="40"/>
         </w:rPr>
-        <w:t> </w:t>
-      </w:r>
-      <w:r>
-        <w:rPr/>
+        <w:t xml:space="preserve"> </w:t>
+      </w:r>
+      <w:r>
         <w:t>(Raspberry</w:t>
       </w:r>
       <w:r>
         <w:rPr>
           <w:spacing w:val="40"/>
         </w:rPr>
-        <w:t> </w:t>
-      </w:r>
-      <w:r>
-        <w:rPr/>
+        <w:t xml:space="preserve"> </w:t>
+      </w:r>
+      <w:r>
         <w:t>Pi)</w:t>
       </w:r>
       <w:r>
         <w:rPr>
           <w:spacing w:val="40"/>
         </w:rPr>
-        <w:t> </w:t>
-      </w:r>
-      <w:r>
-        <w:rPr/>
+        <w:t xml:space="preserve"> </w:t>
+      </w:r>
+      <w:r>
         <w:t>afzetten,</w:t>
       </w:r>
       <w:r>
         <w:rPr>
           <w:spacing w:val="40"/>
         </w:rPr>
-        <w:t> </w:t>
-      </w:r>
-      <w:r>
-        <w:rPr/>
+        <w:t xml:space="preserve"> </w:t>
+      </w:r>
+      <w:r>
         <w:t>en</w:t>
       </w:r>
       <w:r>
         <w:rPr>
           <w:spacing w:val="40"/>
         </w:rPr>
-        <w:t> </w:t>
-      </w:r>
-      <w:r>
-        <w:rPr/>
+        <w:t xml:space="preserve"> </w:t>
+      </w:r>
+      <w:r>
         <w:t>je</w:t>
       </w:r>
       <w:r>
         <w:rPr>
           <w:spacing w:val="40"/>
         </w:rPr>
-        <w:t> </w:t>
-      </w:r>
-      <w:r>
-        <w:rPr/>
+        <w:t xml:space="preserve"> </w:t>
+      </w:r>
+      <w:r>
         <w:t>kunt</w:t>
       </w:r>
       <w:r>
         <w:rPr>
           <w:spacing w:val="40"/>
         </w:rPr>
-        <w:t> </w:t>
-      </w:r>
-      <w:r>
-        <w:rPr/>
+        <w:t xml:space="preserve"> </w:t>
+      </w:r>
+      <w:r>
         <w:t>acties</w:t>
       </w:r>
       <w:r>
         <w:rPr>
           <w:spacing w:val="40"/>
         </w:rPr>
-        <w:t> </w:t>
-      </w:r>
-      <w:r>
-        <w:rPr/>
-        <w:t>uitvoeren </w:t>
+        <w:t xml:space="preserve"> </w:t>
+      </w:r>
+      <w:r>
+        <w:t xml:space="preserve">uitvoeren </w:t>
       </w:r>
       <w:r>
         <w:rPr>
@@ -494,7 +503,7 @@
           <w:spacing w:val="-12"/>
           <w:w w:val="110"/>
         </w:rPr>
-        <w:t> </w:t>
+        <w:t xml:space="preserve"> </w:t>
       </w:r>
       <w:r>
         <w:rPr>
@@ -507,7 +516,7 @@
           <w:spacing w:val="-12"/>
           <w:w w:val="110"/>
         </w:rPr>
-        <w:t> </w:t>
+        <w:t xml:space="preserve"> </w:t>
       </w:r>
       <w:r>
         <w:rPr>
@@ -520,7 +529,7 @@
           <w:spacing w:val="-12"/>
           <w:w w:val="110"/>
         </w:rPr>
-        <w:t> </w:t>
+        <w:t xml:space="preserve"> </w:t>
       </w:r>
       <w:r>
         <w:rPr>
@@ -533,7 +542,7 @@
           <w:spacing w:val="-12"/>
           <w:w w:val="110"/>
         </w:rPr>
-        <w:t> </w:t>
+        <w:t xml:space="preserve"> </w:t>
       </w:r>
       <w:r>
         <w:rPr>
@@ -546,20 +555,28 @@
           <w:spacing w:val="-12"/>
           <w:w w:val="110"/>
         </w:rPr>
-        <w:t> </w:t>
-      </w:r>
-      <w:r>
-        <w:rPr>
-          <w:w w:val="110"/>
-        </w:rPr>
-        <w:t>(vb</w:t>
-      </w:r>
+        <w:t xml:space="preserve"> </w:t>
+      </w:r>
+      <w:r>
+        <w:rPr>
+          <w:w w:val="110"/>
+        </w:rPr>
+        <w:t>(</w:t>
+      </w:r>
+      <w:proofErr w:type="spellStart"/>
+      <w:r>
+        <w:rPr>
+          <w:w w:val="110"/>
+        </w:rPr>
+        <w:t>vb</w:t>
+      </w:r>
+      <w:proofErr w:type="spellEnd"/>
       <w:r>
         <w:rPr>
           <w:spacing w:val="-12"/>
           <w:w w:val="110"/>
         </w:rPr>
-        <w:t> </w:t>
+        <w:t xml:space="preserve"> </w:t>
       </w:r>
       <w:r>
         <w:rPr>
@@ -572,7 +589,7 @@
           <w:spacing w:val="-12"/>
           <w:w w:val="110"/>
         </w:rPr>
-        <w:t> </w:t>
+        <w:t xml:space="preserve"> </w:t>
       </w:r>
       <w:r>
         <w:rPr>
@@ -585,7 +602,7 @@
           <w:spacing w:val="-12"/>
           <w:w w:val="110"/>
         </w:rPr>
-        <w:t> </w:t>
+        <w:t xml:space="preserve"> </w:t>
       </w:r>
       <w:r>
         <w:rPr>
@@ -598,7 +615,7 @@
           <w:spacing w:val="-12"/>
           <w:w w:val="110"/>
         </w:rPr>
-        <w:t> </w:t>
+        <w:t xml:space="preserve"> </w:t>
       </w:r>
       <w:r>
         <w:rPr>
@@ -611,7 +628,7 @@
           <w:spacing w:val="-12"/>
           <w:w w:val="110"/>
         </w:rPr>
-        <w:t> </w:t>
+        <w:t xml:space="preserve"> </w:t>
       </w:r>
       <w:r>
         <w:rPr>
@@ -623,121 +640,109 @@
     <w:p>
       <w:pPr>
         <w:pStyle w:val="BodyText"/>
-        <w:spacing w:line="254" w:lineRule="auto" w:before="7"/>
+        <w:spacing w:before="7" w:line="254" w:lineRule="auto"/>
       </w:pPr>
       <w:r>
-        <w:rPr/>
         <w:t>Je</w:t>
       </w:r>
       <w:r>
         <w:rPr>
           <w:spacing w:val="40"/>
         </w:rPr>
-        <w:t> </w:t>
-      </w:r>
-      <w:r>
-        <w:rPr/>
+        <w:t xml:space="preserve"> </w:t>
+      </w:r>
+      <w:r>
         <w:t>dashboardsite</w:t>
       </w:r>
       <w:r>
         <w:rPr>
           <w:spacing w:val="40"/>
         </w:rPr>
-        <w:t> </w:t>
-      </w:r>
-      <w:r>
-        <w:rPr/>
+        <w:t xml:space="preserve"> </w:t>
+      </w:r>
+      <w:r>
         <w:t>is</w:t>
       </w:r>
       <w:r>
         <w:rPr>
           <w:spacing w:val="40"/>
         </w:rPr>
-        <w:t> </w:t>
-      </w:r>
-      <w:r>
-        <w:rPr/>
+        <w:t xml:space="preserve"> </w:t>
+      </w:r>
+      <w:r>
         <w:t>speciaal</w:t>
       </w:r>
       <w:r>
         <w:rPr>
           <w:spacing w:val="40"/>
         </w:rPr>
-        <w:t> </w:t>
-      </w:r>
-      <w:r>
-        <w:rPr/>
+        <w:t xml:space="preserve"> </w:t>
+      </w:r>
+      <w:r>
         <w:t>ontworpen</w:t>
       </w:r>
       <w:r>
         <w:rPr>
           <w:spacing w:val="40"/>
         </w:rPr>
-        <w:t> </w:t>
-      </w:r>
-      <w:r>
-        <w:rPr/>
+        <w:t xml:space="preserve"> </w:t>
+      </w:r>
+      <w:r>
         <w:t>om</w:t>
       </w:r>
       <w:r>
         <w:rPr>
           <w:spacing w:val="40"/>
         </w:rPr>
-        <w:t> </w:t>
-      </w:r>
-      <w:r>
-        <w:rPr/>
+        <w:t xml:space="preserve"> </w:t>
+      </w:r>
+      <w:r>
         <w:t>superhandig</w:t>
       </w:r>
       <w:r>
         <w:rPr>
           <w:spacing w:val="40"/>
         </w:rPr>
-        <w:t> </w:t>
-      </w:r>
-      <w:r>
-        <w:rPr/>
+        <w:t xml:space="preserve"> </w:t>
+      </w:r>
+      <w:r>
         <w:t>te</w:t>
       </w:r>
       <w:r>
         <w:rPr>
           <w:spacing w:val="40"/>
         </w:rPr>
-        <w:t> </w:t>
-      </w:r>
-      <w:r>
-        <w:rPr/>
+        <w:t xml:space="preserve"> </w:t>
+      </w:r>
+      <w:r>
         <w:t>zijn</w:t>
       </w:r>
       <w:r>
         <w:rPr>
           <w:spacing w:val="40"/>
         </w:rPr>
-        <w:t> </w:t>
-      </w:r>
-      <w:r>
-        <w:rPr/>
+        <w:t xml:space="preserve"> </w:t>
+      </w:r>
+      <w:r>
         <w:t>op</w:t>
       </w:r>
       <w:r>
         <w:rPr>
           <w:spacing w:val="40"/>
         </w:rPr>
-        <w:t> </w:t>
-      </w:r>
-      <w:r>
-        <w:rPr/>
+        <w:t xml:space="preserve"> </w:t>
+      </w:r>
+      <w:r>
         <w:t>je</w:t>
       </w:r>
       <w:r>
         <w:rPr>
           <w:spacing w:val="40"/>
         </w:rPr>
-        <w:t> </w:t>
-      </w:r>
-      <w:r>
-        <w:rPr/>
-        <w:t>telefoon </w:t>
+        <w:t xml:space="preserve"> </w:t>
+      </w:r>
+      <w:r>
+        <w:t xml:space="preserve">telefoon </w:t>
       </w:r>
       <w:r>
         <w:rPr>
@@ -769,7 +774,21 @@
         <w:rPr>
           <w:w w:val="105"/>
         </w:rPr>
-        <w:t>Vooraleer je begint met coden moet je een </w:t>
+        <w:t xml:space="preserve">Vooraleer je begint met </w:t>
+      </w:r>
+      <w:proofErr w:type="spellStart"/>
+      <w:r>
+        <w:rPr>
+          <w:w w:val="105"/>
+        </w:rPr>
+        <w:t>coden</w:t>
+      </w:r>
+      <w:proofErr w:type="spellEnd"/>
+      <w:r>
+        <w:rPr>
+          <w:w w:val="105"/>
+        </w:rPr>
+        <w:t xml:space="preserve"> moet je een </w:t>
       </w:r>
       <w:r>
         <w:rPr>
@@ -781,9 +800,8 @@
       <w:r>
         <w:rPr>
           <w:w w:val="105"/>
-          <w:u w:val="none"/>
-        </w:rPr>
-        <w:t> </w:t>
+        </w:rPr>
+        <w:t xml:space="preserve"> </w:t>
       </w:r>
       <w:r>
         <w:rPr>
@@ -798,7 +816,7 @@
           <w:w w:val="105"/>
           <w:u w:val="single"/>
         </w:rPr>
-        <w:t> </w:t>
+        <w:t xml:space="preserve"> </w:t>
       </w:r>
       <w:r>
         <w:rPr>
@@ -810,22 +828,19 @@
       <w:r>
         <w:rPr>
           <w:w w:val="105"/>
-          <w:u w:val="none"/>
-        </w:rPr>
-        <w:t> hebben.</w:t>
+        </w:rPr>
+        <w:t xml:space="preserve"> hebben.</w:t>
       </w:r>
       <w:r>
         <w:rPr>
           <w:spacing w:val="-1"/>
           <w:w w:val="105"/>
-          <w:u w:val="none"/>
-        </w:rPr>
-        <w:t> </w:t>
-      </w:r>
-      <w:r>
-        <w:rPr>
-          <w:w w:val="105"/>
-          <w:u w:val="none"/>
+        </w:rPr>
+        <w:t xml:space="preserve"> </w:t>
+      </w:r>
+      <w:r>
+        <w:rPr>
+          <w:w w:val="105"/>
         </w:rPr>
         <w:t>Een</w:t>
       </w:r>
@@ -833,14 +848,12 @@
         <w:rPr>
           <w:spacing w:val="-1"/>
           <w:w w:val="105"/>
-          <w:u w:val="none"/>
-        </w:rPr>
-        <w:t> </w:t>
-      </w:r>
-      <w:r>
-        <w:rPr>
-          <w:w w:val="105"/>
-          <w:u w:val="none"/>
+        </w:rPr>
+        <w:t xml:space="preserve"> </w:t>
+      </w:r>
+      <w:r>
+        <w:rPr>
+          <w:w w:val="105"/>
         </w:rPr>
         <w:t>FA</w:t>
       </w:r>
@@ -848,14 +861,12 @@
         <w:rPr>
           <w:spacing w:val="-1"/>
           <w:w w:val="105"/>
-          <w:u w:val="none"/>
-        </w:rPr>
-        <w:t> </w:t>
-      </w:r>
-      <w:r>
-        <w:rPr>
-          <w:w w:val="105"/>
-          <w:u w:val="none"/>
+        </w:rPr>
+        <w:t xml:space="preserve"> </w:t>
+      </w:r>
+      <w:r>
+        <w:rPr>
+          <w:w w:val="105"/>
         </w:rPr>
         <w:t>is</w:t>
       </w:r>
@@ -863,14 +874,12 @@
         <w:rPr>
           <w:spacing w:val="-1"/>
           <w:w w:val="105"/>
-          <w:u w:val="none"/>
-        </w:rPr>
-        <w:t> </w:t>
-      </w:r>
-      <w:r>
-        <w:rPr>
-          <w:w w:val="105"/>
-          <w:u w:val="none"/>
+        </w:rPr>
+        <w:t xml:space="preserve"> </w:t>
+      </w:r>
+      <w:r>
+        <w:rPr>
+          <w:w w:val="105"/>
         </w:rPr>
         <w:t>een</w:t>
       </w:r>
@@ -878,14 +887,12 @@
         <w:rPr>
           <w:spacing w:val="-1"/>
           <w:w w:val="105"/>
-          <w:u w:val="none"/>
-        </w:rPr>
-        <w:t> </w:t>
-      </w:r>
-      <w:r>
-        <w:rPr>
-          <w:w w:val="105"/>
-          <w:u w:val="none"/>
+        </w:rPr>
+        <w:t xml:space="preserve"> </w:t>
+      </w:r>
+      <w:r>
+        <w:rPr>
+          <w:w w:val="105"/>
         </w:rPr>
         <w:t>nauwkeurige</w:t>
       </w:r>
@@ -893,14 +900,12 @@
         <w:rPr>
           <w:spacing w:val="-1"/>
           <w:w w:val="105"/>
-          <w:u w:val="none"/>
-        </w:rPr>
-        <w:t> </w:t>
-      </w:r>
-      <w:r>
-        <w:rPr>
-          <w:w w:val="105"/>
-          <w:u w:val="none"/>
+        </w:rPr>
+        <w:t xml:space="preserve"> </w:t>
+      </w:r>
+      <w:r>
+        <w:rPr>
+          <w:w w:val="105"/>
         </w:rPr>
         <w:t>beschrijving</w:t>
       </w:r>
@@ -908,14 +913,12 @@
         <w:rPr>
           <w:spacing w:val="-1"/>
           <w:w w:val="105"/>
-          <w:u w:val="none"/>
-        </w:rPr>
-        <w:t> </w:t>
-      </w:r>
-      <w:r>
-        <w:rPr>
-          <w:w w:val="105"/>
-          <w:u w:val="none"/>
+        </w:rPr>
+        <w:t xml:space="preserve"> </w:t>
+      </w:r>
+      <w:r>
+        <w:rPr>
+          <w:w w:val="105"/>
         </w:rPr>
         <w:t>van</w:t>
       </w:r>
@@ -923,14 +926,12 @@
         <w:rPr>
           <w:spacing w:val="-1"/>
           <w:w w:val="105"/>
-          <w:u w:val="none"/>
-        </w:rPr>
-        <w:t> </w:t>
-      </w:r>
-      <w:r>
-        <w:rPr>
-          <w:w w:val="105"/>
-          <w:u w:val="none"/>
+        </w:rPr>
+        <w:t xml:space="preserve"> </w:t>
+      </w:r>
+      <w:r>
+        <w:rPr>
+          <w:w w:val="105"/>
         </w:rPr>
         <w:t>alle</w:t>
       </w:r>
@@ -938,29 +939,39 @@
         <w:rPr>
           <w:spacing w:val="-1"/>
           <w:w w:val="105"/>
-          <w:u w:val="none"/>
-        </w:rPr>
-        <w:t> </w:t>
-      </w:r>
-      <w:r>
-        <w:rPr>
-          <w:w w:val="105"/>
-          <w:u w:val="none"/>
-        </w:rPr>
-        <w:t>functies en mogelijkheden van een website of app, zodat iedereen weet wat het moet kunnen en hoe het moet werken. Het is super belangrijk om een goed plan te hebben </w:t>
+        </w:rPr>
+        <w:t xml:space="preserve"> </w:t>
+      </w:r>
+      <w:r>
+        <w:rPr>
+          <w:w w:val="105"/>
+        </w:rPr>
+        <w:t xml:space="preserve">functies en mogelijkheden van een website of app, zodat iedereen weet wat het moet kunnen en hoe het moet werken. Het is </w:t>
+      </w:r>
+      <w:proofErr w:type="gramStart"/>
+      <w:r>
+        <w:rPr>
+          <w:w w:val="105"/>
+        </w:rPr>
+        <w:t>super belangrijk</w:t>
+      </w:r>
+      <w:proofErr w:type="gramEnd"/>
+      <w:r>
+        <w:rPr>
+          <w:w w:val="105"/>
+        </w:rPr>
+        <w:t xml:space="preserve"> om een goed plan te hebben </w:t>
       </w:r>
       <w:r>
         <w:rPr>
           <w:i/>
           <w:w w:val="105"/>
-          <w:u w:val="none"/>
-        </w:rPr>
-        <w:t>voordat </w:t>
-      </w:r>
-      <w:r>
-        <w:rPr>
-          <w:w w:val="105"/>
-          <w:u w:val="none"/>
+        </w:rPr>
+        <w:t xml:space="preserve">voordat </w:t>
+      </w:r>
+      <w:r>
+        <w:rPr>
+          <w:w w:val="105"/>
         </w:rPr>
         <w:t>je begint met bouwen.</w:t>
       </w:r>
@@ -968,7 +979,7 @@
     <w:p>
       <w:pPr>
         <w:pStyle w:val="BodyText"/>
-        <w:spacing w:line="252" w:lineRule="auto" w:before="232"/>
+        <w:spacing w:before="232" w:line="252" w:lineRule="auto"/>
       </w:pPr>
       <w:r>
         <w:rPr>
@@ -981,7 +992,7 @@
           <w:spacing w:val="-10"/>
           <w:w w:val="110"/>
         </w:rPr>
-        <w:t> </w:t>
+        <w:t xml:space="preserve"> </w:t>
       </w:r>
       <w:r>
         <w:rPr>
@@ -994,7 +1005,7 @@
           <w:spacing w:val="-10"/>
           <w:w w:val="110"/>
         </w:rPr>
-        <w:t> </w:t>
+        <w:t xml:space="preserve"> </w:t>
       </w:r>
       <w:r>
         <w:rPr>
@@ -1007,7 +1018,7 @@
           <w:spacing w:val="-10"/>
           <w:w w:val="110"/>
         </w:rPr>
-        <w:t> </w:t>
+        <w:t xml:space="preserve"> </w:t>
       </w:r>
       <w:r>
         <w:rPr>
@@ -1020,7 +1031,7 @@
           <w:spacing w:val="-10"/>
           <w:w w:val="110"/>
         </w:rPr>
-        <w:t> </w:t>
+        <w:t xml:space="preserve"> </w:t>
       </w:r>
       <w:r>
         <w:rPr>
@@ -1033,7 +1044,7 @@
           <w:spacing w:val="-10"/>
           <w:w w:val="110"/>
         </w:rPr>
-        <w:t> </w:t>
+        <w:t xml:space="preserve"> </w:t>
       </w:r>
       <w:r>
         <w:rPr>
@@ -1046,7 +1057,7 @@
           <w:spacing w:val="-10"/>
           <w:w w:val="110"/>
         </w:rPr>
-        <w:t> </w:t>
+        <w:t xml:space="preserve"> </w:t>
       </w:r>
       <w:r>
         <w:rPr>
@@ -1059,7 +1070,7 @@
           <w:spacing w:val="-10"/>
           <w:w w:val="110"/>
         </w:rPr>
-        <w:t> </w:t>
+        <w:t xml:space="preserve"> </w:t>
       </w:r>
       <w:r>
         <w:rPr>
@@ -1072,7 +1083,7 @@
           <w:spacing w:val="-10"/>
           <w:w w:val="110"/>
         </w:rPr>
-        <w:t> </w:t>
+        <w:t xml:space="preserve"> </w:t>
       </w:r>
       <w:r>
         <w:rPr>
@@ -1085,7 +1096,7 @@
           <w:spacing w:val="-10"/>
           <w:w w:val="110"/>
         </w:rPr>
-        <w:t> </w:t>
+        <w:t xml:space="preserve"> </w:t>
       </w:r>
       <w:r>
         <w:rPr>
@@ -1098,7 +1109,7 @@
           <w:spacing w:val="-10"/>
           <w:w w:val="110"/>
         </w:rPr>
-        <w:t> </w:t>
+        <w:t xml:space="preserve"> </w:t>
       </w:r>
       <w:r>
         <w:rPr>
@@ -1111,7 +1122,7 @@
           <w:spacing w:val="-10"/>
           <w:w w:val="110"/>
         </w:rPr>
-        <w:t> </w:t>
+        <w:t xml:space="preserve"> </w:t>
       </w:r>
       <w:r>
         <w:rPr>
@@ -1124,7 +1135,7 @@
           <w:spacing w:val="-10"/>
           <w:w w:val="110"/>
         </w:rPr>
-        <w:t> </w:t>
+        <w:t xml:space="preserve"> </w:t>
       </w:r>
       <w:r>
         <w:rPr>
@@ -1137,7 +1148,7 @@
           <w:spacing w:val="-19"/>
           <w:w w:val="110"/>
         </w:rPr>
-        <w:t> </w:t>
+        <w:t xml:space="preserve"> </w:t>
       </w:r>
       <w:r>
         <w:rPr>
@@ -1150,7 +1161,7 @@
           <w:spacing w:val="-18"/>
           <w:w w:val="110"/>
         </w:rPr>
-        <w:t> </w:t>
+        <w:t xml:space="preserve"> </w:t>
       </w:r>
       <w:r>
         <w:rPr>
@@ -1163,7 +1174,7 @@
           <w:spacing w:val="-19"/>
           <w:w w:val="110"/>
         </w:rPr>
-        <w:t> </w:t>
+        <w:t xml:space="preserve"> </w:t>
       </w:r>
       <w:r>
         <w:rPr>
@@ -1176,7 +1187,7 @@
           <w:spacing w:val="-18"/>
           <w:w w:val="110"/>
         </w:rPr>
-        <w:t> </w:t>
+        <w:t xml:space="preserve"> </w:t>
       </w:r>
       <w:r>
         <w:rPr>
@@ -1189,20 +1200,22 @@
           <w:spacing w:val="-18"/>
           <w:w w:val="110"/>
         </w:rPr>
-        <w:t> </w:t>
-      </w:r>
+        <w:t xml:space="preserve"> </w:t>
+      </w:r>
+      <w:proofErr w:type="spellStart"/>
       <w:r>
         <w:rPr>
           <w:w w:val="110"/>
         </w:rPr>
         <w:t>testing</w:t>
       </w:r>
+      <w:proofErr w:type="spellEnd"/>
       <w:r>
         <w:rPr>
           <w:spacing w:val="-19"/>
           <w:w w:val="110"/>
         </w:rPr>
-        <w:t> </w:t>
+        <w:t xml:space="preserve"> </w:t>
       </w:r>
       <w:r>
         <w:rPr>
@@ -1215,7 +1228,7 @@
           <w:spacing w:val="-18"/>
           <w:w w:val="110"/>
         </w:rPr>
-        <w:t> </w:t>
+        <w:t xml:space="preserve"> </w:t>
       </w:r>
       <w:r>
         <w:rPr>
@@ -1232,7 +1245,7 @@
           <w:w w:val="110"/>
           <w:u w:val="single" w:color="FF0000"/>
         </w:rPr>
-        <w:t> </w:t>
+        <w:t xml:space="preserve"> </w:t>
       </w:r>
       <w:r>
         <w:rPr>
@@ -1249,7 +1262,7 @@
           <w:w w:val="110"/>
           <w:u w:val="single" w:color="FF0000"/>
         </w:rPr>
-        <w:t> </w:t>
+        <w:t xml:space="preserve"> </w:t>
       </w:r>
       <w:r>
         <w:rPr>
@@ -1266,7 +1279,7 @@
           <w:w w:val="110"/>
           <w:u w:val="single" w:color="FF0000"/>
         </w:rPr>
-        <w:t> </w:t>
+        <w:t xml:space="preserve"> </w:t>
       </w:r>
       <w:r>
         <w:rPr>
@@ -1283,7 +1296,7 @@
           <w:w w:val="110"/>
           <w:u w:val="single" w:color="FF0000"/>
         </w:rPr>
-        <w:t> </w:t>
+        <w:t xml:space="preserve"> </w:t>
       </w:r>
       <w:r>
         <w:rPr>
@@ -1300,7 +1313,7 @@
           <w:w w:val="110"/>
           <w:u w:val="single" w:color="FF0000"/>
         </w:rPr>
-        <w:t> </w:t>
+        <w:t xml:space="preserve"> </w:t>
       </w:r>
       <w:r>
         <w:rPr>
@@ -1314,9 +1327,8 @@
         <w:rPr>
           <w:color w:val="FF0000"/>
           <w:w w:val="110"/>
-          <w:u w:val="none"/>
-        </w:rPr>
-        <w:t> </w:t>
+        </w:rPr>
+        <w:t xml:space="preserve"> </w:t>
       </w:r>
       <w:r>
         <w:rPr>
@@ -1324,7 +1336,25 @@
           <w:w w:val="110"/>
           <w:u w:val="single" w:color="FF0000"/>
         </w:rPr>
-        <w:t>terugvinden in je Figma file.</w:t>
+        <w:t xml:space="preserve">terugvinden in je </w:t>
+      </w:r>
+      <w:proofErr w:type="spellStart"/>
+      <w:r>
+        <w:rPr>
+          <w:color w:val="FF0000"/>
+          <w:w w:val="110"/>
+          <w:u w:val="single" w:color="FF0000"/>
+        </w:rPr>
+        <w:t>Figma</w:t>
+      </w:r>
+      <w:proofErr w:type="spellEnd"/>
+      <w:r>
+        <w:rPr>
+          <w:color w:val="FF0000"/>
+          <w:w w:val="110"/>
+          <w:u w:val="single" w:color="FF0000"/>
+        </w:rPr>
+        <w:t xml:space="preserve"> file.</w:t>
       </w:r>
     </w:p>
     <w:p>
@@ -1335,12 +1365,11 @@
           <w:numId w:val="1"/>
         </w:numPr>
         <w:tabs>
-          <w:tab w:pos="743" w:val="left" w:leader="none"/>
-          <w:tab w:pos="7222" w:val="left" w:leader="none"/>
+          <w:tab w:val="left" w:pos="743"/>
+          <w:tab w:val="left" w:pos="7222"/>
         </w:tabs>
-        <w:spacing w:line="252" w:lineRule="auto" w:before="233" w:after="0"/>
-        <w:ind w:left="743" w:right="306" w:hanging="360"/>
-        <w:jc w:val="left"/>
+        <w:spacing w:before="233" w:line="252" w:lineRule="auto"/>
+        <w:ind w:right="306"/>
         <w:rPr>
           <w:sz w:val="24"/>
         </w:rPr>
@@ -1371,14 +1400,14 @@
           <w:w w:val="105"/>
           <w:sz w:val="24"/>
         </w:rPr>
-        <w:t> </w:t>
-      </w:r>
-      <w:r>
-        <w:rPr>
-          <w:w w:val="105"/>
-          <w:sz w:val="24"/>
-        </w:rPr>
-        <w:t>28 </w:t>
+        <w:t xml:space="preserve"> </w:t>
+      </w:r>
+      <w:r>
+        <w:rPr>
+          <w:w w:val="105"/>
+          <w:sz w:val="24"/>
+        </w:rPr>
+        <w:t xml:space="preserve">28 </w:t>
       </w:r>
       <w:r>
         <w:rPr>
@@ -1397,11 +1426,10 @@
           <w:numId w:val="1"/>
         </w:numPr>
         <w:tabs>
-          <w:tab w:pos="743" w:val="left" w:leader="none"/>
+          <w:tab w:val="left" w:pos="743"/>
         </w:tabs>
-        <w:spacing w:line="247" w:lineRule="auto" w:before="0" w:after="0"/>
-        <w:ind w:left="743" w:right="231" w:hanging="360"/>
-        <w:jc w:val="left"/>
+        <w:spacing w:line="247" w:lineRule="auto"/>
+        <w:ind w:right="231"/>
         <w:rPr>
           <w:sz w:val="24"/>
         </w:rPr>
@@ -1417,7 +1445,7 @@
           <w:spacing w:val="40"/>
           <w:sz w:val="24"/>
         </w:rPr>
-        <w:t> </w:t>
+        <w:t xml:space="preserve"> </w:t>
       </w:r>
       <w:r>
         <w:rPr>
@@ -1430,7 +1458,7 @@
           <w:spacing w:val="40"/>
           <w:sz w:val="24"/>
         </w:rPr>
-        <w:t> </w:t>
+        <w:t xml:space="preserve"> </w:t>
       </w:r>
       <w:r>
         <w:rPr>
@@ -1443,7 +1471,7 @@
           <w:spacing w:val="40"/>
           <w:sz w:val="24"/>
         </w:rPr>
-        <w:t> </w:t>
+        <w:t xml:space="preserve"> </w:t>
       </w:r>
       <w:r>
         <w:rPr>
@@ -1456,7 +1484,7 @@
           <w:spacing w:val="40"/>
           <w:sz w:val="24"/>
         </w:rPr>
-        <w:t> </w:t>
+        <w:t xml:space="preserve"> </w:t>
       </w:r>
       <w:r>
         <w:rPr>
@@ -1469,7 +1497,7 @@
           <w:spacing w:val="40"/>
           <w:sz w:val="24"/>
         </w:rPr>
-        <w:t> </w:t>
+        <w:t xml:space="preserve"> </w:t>
       </w:r>
       <w:r>
         <w:rPr>
@@ -1482,7 +1510,7 @@
           <w:spacing w:val="40"/>
           <w:sz w:val="24"/>
         </w:rPr>
-        <w:t> </w:t>
+        <w:t xml:space="preserve"> </w:t>
       </w:r>
       <w:r>
         <w:rPr>
@@ -1495,7 +1523,7 @@
           <w:spacing w:val="40"/>
           <w:sz w:val="24"/>
         </w:rPr>
-        <w:t> </w:t>
+        <w:t xml:space="preserve"> </w:t>
       </w:r>
       <w:r>
         <w:rPr>
@@ -1508,7 +1536,7 @@
           <w:spacing w:val="40"/>
           <w:sz w:val="24"/>
         </w:rPr>
-        <w:t> </w:t>
+        <w:t xml:space="preserve"> </w:t>
       </w:r>
       <w:r>
         <w:rPr>
@@ -1521,7 +1549,7 @@
           <w:spacing w:val="40"/>
           <w:sz w:val="24"/>
         </w:rPr>
-        <w:t> </w:t>
+        <w:t xml:space="preserve"> </w:t>
       </w:r>
       <w:r>
         <w:rPr>
@@ -1534,13 +1562,13 @@
           <w:spacing w:val="40"/>
           <w:sz w:val="24"/>
         </w:rPr>
-        <w:t> </w:t>
-      </w:r>
-      <w:r>
-        <w:rPr>
-          <w:sz w:val="24"/>
-        </w:rPr>
-        <w:t>dinsdagavond </w:t>
+        <w:t xml:space="preserve"> </w:t>
+      </w:r>
+      <w:r>
+        <w:rPr>
+          <w:sz w:val="24"/>
+        </w:rPr>
+        <w:t xml:space="preserve">dinsdagavond </w:t>
       </w:r>
       <w:r>
         <w:rPr>
@@ -1558,11 +1586,10 @@
           <w:numId w:val="1"/>
         </w:numPr>
         <w:tabs>
-          <w:tab w:pos="742" w:val="left" w:leader="none"/>
+          <w:tab w:val="left" w:pos="742"/>
         </w:tabs>
-        <w:spacing w:line="293" w:lineRule="exact" w:before="0" w:after="0"/>
-        <w:ind w:left="742" w:right="0" w:hanging="359"/>
-        <w:jc w:val="left"/>
+        <w:spacing w:line="293" w:lineRule="exact"/>
+        <w:ind w:left="742" w:hanging="359"/>
         <w:rPr>
           <w:sz w:val="24"/>
         </w:rPr>
@@ -1580,7 +1607,7 @@
           <w:w w:val="105"/>
           <w:sz w:val="24"/>
         </w:rPr>
-        <w:t> </w:t>
+        <w:t xml:space="preserve"> </w:t>
       </w:r>
       <w:r>
         <w:rPr>
@@ -1595,7 +1622,7 @@
           <w:w w:val="105"/>
           <w:sz w:val="24"/>
         </w:rPr>
-        <w:t> </w:t>
+        <w:t xml:space="preserve"> </w:t>
       </w:r>
       <w:r>
         <w:rPr>
@@ -1610,7 +1637,7 @@
           <w:w w:val="105"/>
           <w:sz w:val="24"/>
         </w:rPr>
-        <w:t> </w:t>
+        <w:t xml:space="preserve"> </w:t>
       </w:r>
       <w:r>
         <w:rPr>
@@ -1625,7 +1652,7 @@
           <w:w w:val="105"/>
           <w:sz w:val="24"/>
         </w:rPr>
-        <w:t> </w:t>
+        <w:t xml:space="preserve"> </w:t>
       </w:r>
       <w:r>
         <w:rPr>
@@ -1640,7 +1667,7 @@
           <w:w w:val="105"/>
           <w:sz w:val="24"/>
         </w:rPr>
-        <w:t> </w:t>
+        <w:t xml:space="preserve"> </w:t>
       </w:r>
       <w:r>
         <w:rPr>
@@ -1655,7 +1682,7 @@
           <w:w w:val="105"/>
           <w:sz w:val="24"/>
         </w:rPr>
-        <w:t> </w:t>
+        <w:t xml:space="preserve"> </w:t>
       </w:r>
       <w:r>
         <w:rPr>
@@ -1674,11 +1701,10 @@
           <w:numId w:val="1"/>
         </w:numPr>
         <w:tabs>
-          <w:tab w:pos="743" w:val="left" w:leader="none"/>
+          <w:tab w:val="left" w:pos="743"/>
         </w:tabs>
-        <w:spacing w:line="252" w:lineRule="auto" w:before="0" w:after="0"/>
-        <w:ind w:left="743" w:right="990" w:hanging="360"/>
-        <w:jc w:val="left"/>
+        <w:spacing w:line="252" w:lineRule="auto"/>
+        <w:ind w:right="990"/>
         <w:rPr>
           <w:sz w:val="24"/>
         </w:rPr>
@@ -1688,7 +1714,23 @@
           <w:w w:val="105"/>
           <w:sz w:val="24"/>
         </w:rPr>
-        <w:t>Het Testing gedeelte dien je in</w:t>
+        <w:t xml:space="preserve">Het </w:t>
+      </w:r>
+      <w:proofErr w:type="spellStart"/>
+      <w:r>
+        <w:rPr>
+          <w:w w:val="105"/>
+          <w:sz w:val="24"/>
+        </w:rPr>
+        <w:t>Testing</w:t>
+      </w:r>
+      <w:proofErr w:type="spellEnd"/>
+      <w:r>
+        <w:rPr>
+          <w:w w:val="105"/>
+          <w:sz w:val="24"/>
+        </w:rPr>
+        <w:t xml:space="preserve"> gedeelte dien je in</w:t>
       </w:r>
       <w:r>
         <w:rPr>
@@ -1696,7 +1738,7 @@
           <w:w w:val="105"/>
           <w:sz w:val="24"/>
         </w:rPr>
-        <w:t> </w:t>
+        <w:t xml:space="preserve"> </w:t>
       </w:r>
       <w:r>
         <w:rPr>
@@ -1711,7 +1753,7 @@
           <w:w w:val="105"/>
           <w:sz w:val="24"/>
         </w:rPr>
-        <w:t> </w:t>
+        <w:t xml:space="preserve"> </w:t>
       </w:r>
       <w:r>
         <w:rPr>
@@ -1723,76 +1765,69 @@
     </w:p>
     <w:sdt>
       <w:sdtPr>
+        <w:rPr>
+          <w:rFonts w:ascii="Arial" w:eastAsia="Arial" w:hAnsi="Arial" w:cs="Arial"/>
+          <w:b w:val="0"/>
+          <w:bCs w:val="0"/>
+          <w:i w:val="0"/>
+          <w:iCs w:val="0"/>
+          <w:sz w:val="22"/>
+          <w:szCs w:val="22"/>
+        </w:rPr>
+        <w:id w:val="-62947845"/>
         <w:docPartObj>
           <w:docPartGallery w:val="Table of Contents"/>
           <w:docPartUnique/>
         </w:docPartObj>
       </w:sdtPr>
-      <w:sdtEndPr/>
       <w:sdtContent>
         <w:p>
           <w:pPr>
             <w:pStyle w:val="TOC1"/>
             <w:tabs>
-              <w:tab w:pos="9032" w:val="right" w:leader="dot"/>
+              <w:tab w:val="right" w:leader="dot" w:pos="9032"/>
             </w:tabs>
             <w:spacing w:before="235"/>
-            <w:rPr>
-              <w:i/>
-            </w:rPr>
           </w:pPr>
           <w:r>
             <w:fldChar w:fldCharType="begin"/>
           </w:r>
           <w:r>
-            <w:instrText>TOC \o "1-1" \h \z \u </w:instrText>
+            <w:instrText xml:space="preserve">TOC \o "1-1" \h \z \u </w:instrText>
           </w:r>
           <w:r>
             <w:fldChar w:fldCharType="separate"/>
           </w:r>
-          <w:hyperlink w:history="true" w:anchor="_TOC_250002">
+          <w:hyperlink w:anchor="_TOC_250002" w:history="1">
             <w:r>
-              <w:rPr>
-                <w:i/>
-              </w:rPr>
               <w:t>Research:</w:t>
             </w:r>
             <w:r>
               <w:rPr>
-                <w:i/>
                 <w:spacing w:val="-4"/>
               </w:rPr>
-              <w:t> </w:t>
+              <w:t xml:space="preserve"> </w:t>
             </w:r>
             <w:r>
-              <w:rPr>
-                <w:i/>
-              </w:rPr>
               <w:t>Functionele</w:t>
             </w:r>
             <w:r>
               <w:rPr>
-                <w:i/>
                 <w:spacing w:val="-4"/>
               </w:rPr>
-              <w:t> </w:t>
+              <w:t xml:space="preserve"> </w:t>
             </w:r>
             <w:r>
-              <w:rPr>
-                <w:i/>
-              </w:rPr>
               <w:t>Analyse</w:t>
             </w:r>
             <w:r>
               <w:rPr>
-                <w:i/>
                 <w:spacing w:val="-3"/>
               </w:rPr>
-              <w:t> </w:t>
+              <w:t xml:space="preserve"> </w:t>
             </w:r>
             <w:r>
               <w:rPr>
-                <w:i/>
                 <w:spacing w:val="-4"/>
               </w:rPr>
               <w:t>(FA)</w:t>
@@ -1807,7 +1842,6 @@
             </w:r>
             <w:r>
               <w:rPr>
-                <w:i/>
                 <w:spacing w:val="-10"/>
               </w:rPr>
               <w:t>1</w:t>
@@ -1818,35 +1852,24 @@
           <w:pPr>
             <w:pStyle w:val="TOC1"/>
             <w:tabs>
-              <w:tab w:pos="9032" w:val="right" w:leader="dot"/>
+              <w:tab w:val="right" w:leader="dot" w:pos="9032"/>
             </w:tabs>
-            <w:rPr>
-              <w:i/>
-            </w:rPr>
           </w:pPr>
-          <w:hyperlink w:history="true" w:anchor="_TOC_250001">
+          <w:hyperlink w:anchor="_TOC_250001" w:history="1">
             <w:r>
-              <w:rPr>
-                <w:i/>
-              </w:rPr>
               <w:t>Design:</w:t>
             </w:r>
             <w:r>
               <w:rPr>
-                <w:i/>
                 <w:spacing w:val="-1"/>
               </w:rPr>
-              <w:t> </w:t>
+              <w:t xml:space="preserve"> </w:t>
+            </w:r>
+            <w:r>
+              <w:t xml:space="preserve">deel </w:t>
             </w:r>
             <w:r>
               <w:rPr>
-                <w:i/>
-              </w:rPr>
-              <w:t>deel </w:t>
-            </w:r>
-            <w:r>
-              <w:rPr>
-                <w:i/>
                 <w:spacing w:val="-5"/>
               </w:rPr>
               <w:t>UI</w:t>
@@ -1861,7 +1884,6 @@
             </w:r>
             <w:r>
               <w:rPr>
-                <w:i/>
                 <w:spacing w:val="-10"/>
               </w:rPr>
               <w:t>3</w:t>
@@ -1872,16 +1894,12 @@
           <w:pPr>
             <w:pStyle w:val="TOC1"/>
             <w:tabs>
-              <w:tab w:pos="9032" w:val="right" w:leader="dot"/>
+              <w:tab w:val="right" w:leader="dot" w:pos="9032"/>
             </w:tabs>
-            <w:rPr>
-              <w:i/>
-            </w:rPr>
           </w:pPr>
-          <w:hyperlink w:history="true" w:anchor="_TOC_250000">
+          <w:hyperlink w:anchor="_TOC_250000" w:history="1">
             <w:r>
               <w:rPr>
-                <w:i/>
                 <w:spacing w:val="-2"/>
               </w:rPr>
               <w:t>Testing</w:t>
@@ -1896,7 +1914,6 @@
             </w:r>
             <w:r>
               <w:rPr>
-                <w:i/>
                 <w:spacing w:val="-10"/>
               </w:rPr>
               <w:t>3</w:t>
@@ -1919,7 +1936,7 @@
     <w:p>
       <w:pPr>
         <w:pStyle w:val="BodyText"/>
-        <w:spacing w:line="335" w:lineRule="exact" w:before="57"/>
+        <w:spacing w:before="57" w:line="335" w:lineRule="exact"/>
       </w:pPr>
       <w:r>
         <w:rPr>
@@ -1932,7 +1949,7 @@
           <w:spacing w:val="-9"/>
           <w:w w:val="105"/>
         </w:rPr>
-        <w:t> </w:t>
+        <w:t xml:space="preserve"> </w:t>
       </w:r>
       <w:r>
         <w:rPr>
@@ -1945,7 +1962,7 @@
           <w:spacing w:val="-6"/>
           <w:w w:val="105"/>
         </w:rPr>
-        <w:t> </w:t>
+        <w:t xml:space="preserve"> </w:t>
       </w:r>
       <w:r>
         <w:rPr>
@@ -1958,7 +1975,7 @@
           <w:spacing w:val="-7"/>
           <w:w w:val="105"/>
         </w:rPr>
-        <w:t> </w:t>
+        <w:t xml:space="preserve"> </w:t>
       </w:r>
       <w:r>
         <w:rPr>
@@ -1971,7 +1988,7 @@
           <w:spacing w:val="-6"/>
           <w:w w:val="105"/>
         </w:rPr>
-        <w:t> </w:t>
+        <w:t xml:space="preserve"> </w:t>
       </w:r>
       <w:r>
         <w:rPr>
@@ -1984,7 +2001,7 @@
           <w:spacing w:val="-6"/>
           <w:w w:val="105"/>
         </w:rPr>
-        <w:t> </w:t>
+        <w:t xml:space="preserve"> </w:t>
       </w:r>
       <w:r>
         <w:rPr>
@@ -1997,7 +2014,7 @@
           <w:spacing w:val="-6"/>
           <w:w w:val="105"/>
         </w:rPr>
-        <w:t> </w:t>
+        <w:t xml:space="preserve"> </w:t>
       </w:r>
       <w:r>
         <w:rPr>
@@ -2010,7 +2027,7 @@
           <w:spacing w:val="-7"/>
           <w:w w:val="105"/>
         </w:rPr>
-        <w:t> </w:t>
+        <w:t xml:space="preserve"> </w:t>
       </w:r>
       <w:r>
         <w:rPr>
@@ -2023,7 +2040,7 @@
           <w:spacing w:val="-6"/>
           <w:w w:val="105"/>
         </w:rPr>
-        <w:t> </w:t>
+        <w:t xml:space="preserve"> </w:t>
       </w:r>
       <w:r>
         <w:rPr>
@@ -2036,8 +2053,9 @@
           <w:spacing w:val="-6"/>
           <w:w w:val="105"/>
         </w:rPr>
-        <w:t> </w:t>
-      </w:r>
+        <w:t xml:space="preserve"> </w:t>
+      </w:r>
+      <w:proofErr w:type="spellStart"/>
       <w:r>
         <w:rPr>
           <w:rFonts w:ascii="Arial Black"/>
@@ -2045,13 +2063,14 @@
         </w:rPr>
         <w:t>Figma</w:t>
       </w:r>
+      <w:proofErr w:type="spellEnd"/>
       <w:r>
         <w:rPr>
           <w:rFonts w:ascii="Arial Black"/>
           <w:spacing w:val="-29"/>
           <w:w w:val="105"/>
         </w:rPr>
-        <w:t> </w:t>
+        <w:t xml:space="preserve"> </w:t>
       </w:r>
       <w:r>
         <w:rPr>
@@ -2075,124 +2094,114 @@
         <w:spacing w:line="273" w:lineRule="exact"/>
       </w:pPr>
       <w:r>
-        <w:rPr/>
         <w:t>We</w:t>
       </w:r>
       <w:r>
         <w:rPr>
           <w:spacing w:val="31"/>
         </w:rPr>
-        <w:t> </w:t>
-      </w:r>
-      <w:r>
-        <w:rPr/>
+        <w:t xml:space="preserve"> </w:t>
+      </w:r>
+      <w:r>
         <w:t>hebben</w:t>
       </w:r>
       <w:r>
         <w:rPr>
           <w:spacing w:val="32"/>
         </w:rPr>
-        <w:t> </w:t>
-      </w:r>
-      <w:r>
-        <w:rPr/>
+        <w:t xml:space="preserve"> </w:t>
+      </w:r>
+      <w:r>
         <w:t>een</w:t>
       </w:r>
       <w:r>
         <w:rPr>
           <w:spacing w:val="31"/>
         </w:rPr>
-        <w:t> </w:t>
-      </w:r>
-      <w:r>
-        <w:rPr/>
+        <w:t xml:space="preserve"> </w:t>
+      </w:r>
+      <w:r>
         <w:t>“sjabloon</w:t>
       </w:r>
       <w:r>
         <w:rPr>
           <w:spacing w:val="34"/>
         </w:rPr>
-        <w:t> </w:t>
-      </w:r>
-      <w:r>
-        <w:rPr/>
+        <w:t xml:space="preserve"> </w:t>
+      </w:r>
+      <w:proofErr w:type="spellStart"/>
+      <w:r>
         <w:t>Figma</w:t>
       </w:r>
+      <w:proofErr w:type="spellEnd"/>
       <w:r>
         <w:rPr>
           <w:spacing w:val="31"/>
         </w:rPr>
-        <w:t> </w:t>
-      </w:r>
-      <w:r>
-        <w:rPr/>
+        <w:t xml:space="preserve"> </w:t>
+      </w:r>
+      <w:r>
         <w:t>file”</w:t>
       </w:r>
       <w:r>
         <w:rPr>
           <w:spacing w:val="32"/>
         </w:rPr>
-        <w:t> </w:t>
-      </w:r>
-      <w:r>
-        <w:rPr/>
+        <w:t xml:space="preserve"> </w:t>
+      </w:r>
+      <w:r>
         <w:t>klaargezet</w:t>
       </w:r>
       <w:r>
         <w:rPr>
           <w:spacing w:val="31"/>
         </w:rPr>
-        <w:t> </w:t>
-      </w:r>
-      <w:r>
-        <w:rPr/>
+        <w:t xml:space="preserve"> </w:t>
+      </w:r>
+      <w:r>
         <w:t>om</w:t>
       </w:r>
       <w:r>
         <w:rPr>
           <w:spacing w:val="32"/>
         </w:rPr>
-        <w:t> </w:t>
-      </w:r>
-      <w:r>
-        <w:rPr/>
+        <w:t xml:space="preserve"> </w:t>
+      </w:r>
+      <w:r>
         <w:t>je</w:t>
       </w:r>
       <w:r>
         <w:rPr>
           <w:spacing w:val="32"/>
         </w:rPr>
-        <w:t> </w:t>
-      </w:r>
-      <w:r>
-        <w:rPr/>
+        <w:t xml:space="preserve"> </w:t>
+      </w:r>
+      <w:r>
         <w:t>op</w:t>
       </w:r>
       <w:r>
         <w:rPr>
           <w:spacing w:val="31"/>
         </w:rPr>
-        <w:t> </w:t>
-      </w:r>
-      <w:r>
-        <w:rPr/>
+        <w:t xml:space="preserve"> </w:t>
+      </w:r>
+      <w:r>
         <w:t>weg</w:t>
       </w:r>
       <w:r>
         <w:rPr>
           <w:spacing w:val="32"/>
         </w:rPr>
-        <w:t> </w:t>
-      </w:r>
-      <w:r>
-        <w:rPr/>
+        <w:t xml:space="preserve"> </w:t>
+      </w:r>
+      <w:r>
         <w:t>te</w:t>
       </w:r>
       <w:r>
         <w:rPr>
           <w:spacing w:val="32"/>
         </w:rPr>
-        <w:t> </w:t>
+        <w:t xml:space="preserve"> </w:t>
       </w:r>
       <w:r>
         <w:rPr>
@@ -2204,33 +2213,53 @@
     <w:p>
       <w:pPr>
         <w:pStyle w:val="BodyText"/>
-        <w:spacing w:line="254" w:lineRule="auto" w:before="252"/>
+        <w:spacing w:before="252" w:line="254" w:lineRule="auto"/>
         <w:ind w:right="95"/>
       </w:pPr>
+      <w:proofErr w:type="gramStart"/>
       <w:r>
         <w:rPr>
           <w:color w:val="44C8F5"/>
           <w:spacing w:val="-2"/>
           <w:u w:val="single" w:color="44C8F5"/>
         </w:rPr>
-        <w:t>https://</w:t>
-      </w:r>
-      <w:hyperlink r:id="rId6">
+        <w:t>https</w:t>
+      </w:r>
+      <w:proofErr w:type="gramEnd"/>
+      <w:r>
+        <w:rPr>
+          <w:color w:val="44C8F5"/>
+          <w:spacing w:val="-2"/>
+          <w:u w:val="single" w:color="44C8F5"/>
+        </w:rPr>
+        <w:t>://</w:t>
+      </w:r>
+      <w:hyperlink r:id="rId7">
         <w:r>
           <w:rPr>
             <w:color w:val="44C8F5"/>
             <w:spacing w:val="-2"/>
             <w:u w:val="single" w:color="44C8F5"/>
           </w:rPr>
-          <w:t>www.figma.com/design/Xh6gg0Ri9AyyYsQN1i1CZs/Research--define-</w:t>
+          <w:t>www.figma.com/design/Xh6gg0Ri9AyyYsQN1i1CZs/Research--</w:t>
         </w:r>
+        <w:proofErr w:type="spellStart"/>
         <w:r>
           <w:rPr>
             <w:color w:val="44C8F5"/>
             <w:spacing w:val="-2"/>
             <w:u w:val="single" w:color="44C8F5"/>
           </w:rPr>
-          <w:t>-</w:t>
+          <w:t>define</w:t>
+        </w:r>
+        <w:proofErr w:type="spellEnd"/>
+        <w:r>
+          <w:rPr>
+            <w:color w:val="44C8F5"/>
+            <w:spacing w:val="-2"/>
+            <w:u w:val="single" w:color="44C8F5"/>
+          </w:rPr>
+          <w:t>--</w:t>
         </w:r>
       </w:hyperlink>
       <w:r>
@@ -2238,9 +2267,8 @@
           <w:color w:val="44C8F5"/>
           <w:spacing w:val="80"/>
           <w:w w:val="110"/>
-          <w:u w:val="none"/>
-        </w:rPr>
-        <w:t>    </w:t>
+        </w:rPr>
+        <w:t xml:space="preserve">    </w:t>
       </w:r>
       <w:r>
         <w:rPr>
@@ -2249,13 +2277,73 @@
           <w:w w:val="110"/>
           <w:u w:val="single" w:color="44C8F5"/>
         </w:rPr>
-        <w:t>design-en-test--please-copy-?m=auto&amp;t=VNKEjUb6fAsCJ94Y-1</w:t>
+        <w:t>design-en-test--</w:t>
+      </w:r>
+      <w:proofErr w:type="spellStart"/>
+      <w:r>
+        <w:rPr>
+          <w:color w:val="44C8F5"/>
+          <w:spacing w:val="-2"/>
+          <w:w w:val="110"/>
+          <w:u w:val="single" w:color="44C8F5"/>
+        </w:rPr>
+        <w:t>please</w:t>
+      </w:r>
+      <w:proofErr w:type="spellEnd"/>
+      <w:r>
+        <w:rPr>
+          <w:color w:val="44C8F5"/>
+          <w:spacing w:val="-2"/>
+          <w:w w:val="110"/>
+          <w:u w:val="single" w:color="44C8F5"/>
+        </w:rPr>
+        <w:t>-copy-?</w:t>
+      </w:r>
+      <w:proofErr w:type="gramStart"/>
+      <w:r>
+        <w:rPr>
+          <w:color w:val="44C8F5"/>
+          <w:spacing w:val="-2"/>
+          <w:w w:val="110"/>
+          <w:u w:val="single" w:color="44C8F5"/>
+        </w:rPr>
+        <w:t>m</w:t>
+      </w:r>
+      <w:proofErr w:type="gramEnd"/>
+      <w:r>
+        <w:rPr>
+          <w:color w:val="44C8F5"/>
+          <w:spacing w:val="-2"/>
+          <w:w w:val="110"/>
+          <w:u w:val="single" w:color="44C8F5"/>
+        </w:rPr>
+        <w:t>=</w:t>
+      </w:r>
+      <w:proofErr w:type="spellStart"/>
+      <w:r>
+        <w:rPr>
+          <w:color w:val="44C8F5"/>
+          <w:spacing w:val="-2"/>
+          <w:w w:val="110"/>
+          <w:u w:val="single" w:color="44C8F5"/>
+        </w:rPr>
+        <w:t>auto&amp;t</w:t>
+      </w:r>
+      <w:proofErr w:type="spellEnd"/>
+      <w:r>
+        <w:rPr>
+          <w:color w:val="44C8F5"/>
+          <w:spacing w:val="-2"/>
+          <w:w w:val="110"/>
+          <w:u w:val="single" w:color="44C8F5"/>
+        </w:rPr>
+        <w:t>=VNKEjUb6fAsCJ94Y-1</w:t>
       </w:r>
     </w:p>
     <w:p>
       <w:pPr>
         <w:pStyle w:val="BodyText"/>
-        <w:spacing w:line="208" w:lineRule="auto" w:before="231"/>
+        <w:spacing w:before="231" w:line="208" w:lineRule="auto"/>
       </w:pPr>
       <w:r>
         <w:rPr>
@@ -2267,7 +2355,7 @@
         <w:rPr>
           <w:spacing w:val="-11"/>
         </w:rPr>
-        <w:t> </w:t>
+        <w:t xml:space="preserve"> </w:t>
       </w:r>
       <w:r>
         <w:rPr>
@@ -2279,13 +2367,13 @@
         <w:rPr>
           <w:spacing w:val="-10"/>
         </w:rPr>
-        <w:t> </w:t>
+        <w:t xml:space="preserve"> </w:t>
       </w:r>
       <w:r>
         <w:rPr>
           <w:spacing w:val="-6"/>
         </w:rPr>
-        <w:t>een kopie en </w:t>
+        <w:t xml:space="preserve">een kopie en </w:t>
       </w:r>
       <w:r>
         <w:rPr>
@@ -2299,7 +2387,7 @@
           <w:rFonts w:ascii="Arial Black" w:hAnsi="Arial Black"/>
           <w:spacing w:val="-25"/>
         </w:rPr>
-        <w:t> </w:t>
+        <w:t xml:space="preserve"> </w:t>
       </w:r>
       <w:r>
         <w:rPr>
@@ -2313,14 +2401,23 @@
           <w:rFonts w:ascii="Arial Black" w:hAnsi="Arial Black"/>
           <w:spacing w:val="-25"/>
         </w:rPr>
-        <w:t> </w:t>
-      </w:r>
+        <w:t xml:space="preserve"> </w:t>
+      </w:r>
+      <w:proofErr w:type="spellStart"/>
       <w:r>
         <w:rPr>
           <w:rFonts w:ascii="Arial Black" w:hAnsi="Arial Black"/>
           <w:spacing w:val="-6"/>
         </w:rPr>
-        <w:t>Familienaam.Voornaam— </w:t>
+        <w:t>Familienaam.Voornaam</w:t>
+      </w:r>
+      <w:proofErr w:type="spellEnd"/>
+      <w:r>
+        <w:rPr>
+          <w:rFonts w:ascii="Arial Black" w:hAnsi="Arial Black"/>
+          <w:spacing w:val="-6"/>
+        </w:rPr>
+        <w:t xml:space="preserve">— </w:t>
       </w:r>
       <w:r>
         <w:rPr>
@@ -2339,13 +2436,14 @@
     <w:p>
       <w:pPr>
         <w:pStyle w:val="BodyText"/>
-        <w:spacing w:after="0" w:line="208" w:lineRule="auto"/>
+        <w:spacing w:line="208" w:lineRule="auto"/>
         <w:sectPr>
-          <w:footerReference w:type="default" r:id="rId5"/>
+          <w:footerReference w:type="default" r:id="rId8"/>
           <w:type w:val="continuous"/>
           <w:pgSz w:w="11900" w:h="16840"/>
-          <w:pgMar w:header="0" w:footer="687" w:top="1300" w:bottom="880" w:left="1417" w:right="1417"/>
+          <w:pgMar w:top="1300" w:right="1417" w:bottom="880" w:left="1417" w:header="0" w:footer="687" w:gutter="0"/>
           <w:pgNumType w:start="1"/>
+          <w:cols w:space="720"/>
         </w:sectPr>
       </w:pPr>
     </w:p>
@@ -2355,94 +2453,87 @@
         <w:spacing w:before="150"/>
       </w:pPr>
       <w:r>
-        <w:rPr/>
+        <w:lastRenderedPageBreak/>
         <w:t>Dien</w:t>
       </w:r>
       <w:r>
         <w:rPr>
           <w:spacing w:val="26"/>
         </w:rPr>
-        <w:t> </w:t>
-      </w:r>
-      <w:r>
-        <w:rPr/>
+        <w:t xml:space="preserve"> </w:t>
+      </w:r>
+      <w:r>
         <w:t>de</w:t>
       </w:r>
       <w:r>
         <w:rPr>
           <w:spacing w:val="27"/>
         </w:rPr>
-        <w:t> </w:t>
-      </w:r>
-      <w:r>
-        <w:rPr/>
+        <w:t xml:space="preserve"> </w:t>
+      </w:r>
+      <w:r>
         <w:t>link</w:t>
       </w:r>
       <w:r>
         <w:rPr>
           <w:spacing w:val="27"/>
         </w:rPr>
-        <w:t> </w:t>
-      </w:r>
-      <w:r>
-        <w:rPr/>
+        <w:t xml:space="preserve"> </w:t>
+      </w:r>
+      <w:r>
         <w:t>in</w:t>
       </w:r>
       <w:r>
         <w:rPr>
           <w:spacing w:val="26"/>
         </w:rPr>
-        <w:t> </w:t>
-      </w:r>
-      <w:r>
-        <w:rPr/>
+        <w:t xml:space="preserve"> </w:t>
+      </w:r>
+      <w:r>
         <w:t>via</w:t>
       </w:r>
       <w:r>
         <w:rPr>
           <w:spacing w:val="27"/>
         </w:rPr>
-        <w:t> </w:t>
-      </w:r>
-      <w:r>
-        <w:rPr/>
+        <w:t xml:space="preserve"> </w:t>
+      </w:r>
+      <w:r>
         <w:t>de</w:t>
       </w:r>
       <w:r>
         <w:rPr>
           <w:spacing w:val="27"/>
         </w:rPr>
-        <w:t> </w:t>
-      </w:r>
-      <w:r>
-        <w:rPr/>
+        <w:t xml:space="preserve"> </w:t>
+      </w:r>
+      <w:r>
         <w:t>opdrachten</w:t>
       </w:r>
       <w:r>
         <w:rPr>
           <w:spacing w:val="27"/>
         </w:rPr>
-        <w:t> </w:t>
-      </w:r>
-      <w:r>
-        <w:rPr/>
+        <w:t xml:space="preserve"> </w:t>
+      </w:r>
+      <w:r>
         <w:t>op</w:t>
       </w:r>
       <w:r>
         <w:rPr>
           <w:spacing w:val="26"/>
         </w:rPr>
-        <w:t> </w:t>
-      </w:r>
-      <w:r>
-        <w:rPr/>
+        <w:t xml:space="preserve"> </w:t>
+      </w:r>
+      <w:proofErr w:type="gramStart"/>
+      <w:r>
         <w:t>Leho</w:t>
       </w:r>
       <w:r>
         <w:rPr>
           <w:spacing w:val="27"/>
         </w:rPr>
-        <w:t> </w:t>
+        <w:t xml:space="preserve"> </w:t>
       </w:r>
       <w:r>
         <w:rPr>
@@ -2450,12 +2541,12 @@
         </w:rPr>
         <w:t>.</w:t>
       </w:r>
+      <w:proofErr w:type="gramEnd"/>
     </w:p>
     <w:p>
       <w:pPr>
-        <w:spacing w:line="254" w:lineRule="auto" w:before="252"/>
-        <w:ind w:left="23" w:right="0" w:firstLine="0"/>
-        <w:jc w:val="left"/>
+        <w:spacing w:before="252" w:line="254" w:lineRule="auto"/>
+        <w:ind w:left="23"/>
         <w:rPr>
           <w:i/>
           <w:sz w:val="24"/>
@@ -2477,7 +2568,7 @@
           <w:w w:val="110"/>
           <w:sz w:val="24"/>
         </w:rPr>
-        <w:t> </w:t>
+        <w:t xml:space="preserve"> </w:t>
       </w:r>
       <w:r>
         <w:rPr>
@@ -2495,7 +2586,7 @@
           <w:w w:val="110"/>
           <w:sz w:val="24"/>
         </w:rPr>
-        <w:t> </w:t>
+        <w:t xml:space="preserve"> </w:t>
       </w:r>
       <w:r>
         <w:rPr>
@@ -2513,7 +2604,7 @@
           <w:w w:val="110"/>
           <w:sz w:val="24"/>
         </w:rPr>
-        <w:t> </w:t>
+        <w:t xml:space="preserve"> </w:t>
       </w:r>
       <w:r>
         <w:rPr>
@@ -2531,7 +2622,7 @@
           <w:w w:val="110"/>
           <w:sz w:val="24"/>
         </w:rPr>
-        <w:t> </w:t>
+        <w:t xml:space="preserve"> </w:t>
       </w:r>
       <w:r>
         <w:rPr>
@@ -2549,7 +2640,7 @@
           <w:w w:val="110"/>
           <w:sz w:val="24"/>
         </w:rPr>
-        <w:t> </w:t>
+        <w:t xml:space="preserve"> </w:t>
       </w:r>
       <w:r>
         <w:rPr>
@@ -2567,7 +2658,7 @@
           <w:w w:val="110"/>
           <w:sz w:val="24"/>
         </w:rPr>
-        <w:t> </w:t>
+        <w:t xml:space="preserve"> </w:t>
       </w:r>
       <w:r>
         <w:rPr>
@@ -2585,7 +2676,7 @@
           <w:w w:val="110"/>
           <w:sz w:val="24"/>
         </w:rPr>
-        <w:t> </w:t>
+        <w:t xml:space="preserve"> </w:t>
       </w:r>
       <w:r>
         <w:rPr>
@@ -2603,7 +2694,7 @@
           <w:w w:val="110"/>
           <w:sz w:val="24"/>
         </w:rPr>
-        <w:t> </w:t>
+        <w:t xml:space="preserve"> </w:t>
       </w:r>
       <w:r>
         <w:rPr>
@@ -2621,7 +2712,7 @@
           <w:w w:val="110"/>
           <w:sz w:val="24"/>
         </w:rPr>
-        <w:t> </w:t>
+        <w:t xml:space="preserve"> </w:t>
       </w:r>
       <w:r>
         <w:rPr>
@@ -2639,8 +2730,9 @@
           <w:w w:val="110"/>
           <w:sz w:val="24"/>
         </w:rPr>
-        <w:t> </w:t>
-      </w:r>
+        <w:t xml:space="preserve"> </w:t>
+      </w:r>
+      <w:proofErr w:type="spellStart"/>
       <w:r>
         <w:rPr>
           <w:i/>
@@ -2650,6 +2742,7 @@
         </w:rPr>
         <w:t>editeerbaar</w:t>
       </w:r>
+      <w:proofErr w:type="spellEnd"/>
       <w:r>
         <w:rPr>
           <w:i/>
@@ -2657,7 +2750,7 @@
           <w:w w:val="110"/>
           <w:sz w:val="24"/>
         </w:rPr>
-        <w:t> </w:t>
+        <w:t xml:space="preserve"> </w:t>
       </w:r>
       <w:r>
         <w:rPr>
@@ -2675,7 +2768,7 @@
           <w:w w:val="110"/>
           <w:sz w:val="24"/>
         </w:rPr>
-        <w:t> </w:t>
+        <w:t xml:space="preserve"> </w:t>
       </w:r>
       <w:r>
         <w:rPr>
@@ -2684,16 +2777,7 @@
           <w:w w:val="110"/>
           <w:sz w:val="24"/>
         </w:rPr>
-        <w:t>voor</w:t>
-      </w:r>
-      <w:r>
-        <w:rPr>
-          <w:i/>
-          <w:spacing w:val="-2"/>
-          <w:w w:val="110"/>
-          <w:sz w:val="24"/>
-        </w:rPr>
-        <w:t> </w:t>
+        <w:t xml:space="preserve">voor </w:t>
       </w:r>
       <w:r>
         <w:rPr>
@@ -2706,9 +2790,8 @@
     </w:p>
     <w:p>
       <w:pPr>
-        <w:spacing w:line="252" w:lineRule="auto" w:before="236"/>
-        <w:ind w:left="23" w:right="167" w:firstLine="0"/>
-        <w:jc w:val="left"/>
+        <w:spacing w:before="236" w:line="252" w:lineRule="auto"/>
+        <w:ind w:left="23" w:right="167"/>
         <w:rPr>
           <w:sz w:val="24"/>
         </w:rPr>
@@ -2718,7 +2801,23 @@
           <w:w w:val="105"/>
           <w:sz w:val="24"/>
         </w:rPr>
-        <w:t>Aan het eind van de projectweken heb je een geactualiseerde Figma File met een link </w:t>
+        <w:t xml:space="preserve">Aan het eind van de projectweken heb je een geactualiseerde </w:t>
+      </w:r>
+      <w:proofErr w:type="spellStart"/>
+      <w:r>
+        <w:rPr>
+          <w:w w:val="105"/>
+          <w:sz w:val="24"/>
+        </w:rPr>
+        <w:t>Figma</w:t>
+      </w:r>
+      <w:proofErr w:type="spellEnd"/>
+      <w:r>
+        <w:rPr>
+          <w:w w:val="105"/>
+          <w:sz w:val="24"/>
+        </w:rPr>
+        <w:t xml:space="preserve"> File met een link </w:t>
       </w:r>
       <w:r>
         <w:rPr>
@@ -2726,30 +2825,67 @@
           <w:w w:val="105"/>
           <w:sz w:val="24"/>
         </w:rPr>
-        <w:t>naar figjam Userstory map</w:t>
-      </w:r>
-      <w:r>
-        <w:rPr>
-          <w:w w:val="105"/>
-          <w:sz w:val="24"/>
-        </w:rPr>
-        <w:t>, en een link naar </w:t>
-      </w:r>
+        <w:t xml:space="preserve">naar </w:t>
+      </w:r>
+      <w:proofErr w:type="spellStart"/>
       <w:r>
         <w:rPr>
           <w:i/>
           <w:w w:val="105"/>
           <w:sz w:val="24"/>
         </w:rPr>
-        <w:t>private youtube links </w:t>
-      </w:r>
-      <w:r>
-        <w:rPr>
-          <w:w w:val="105"/>
-          <w:sz w:val="24"/>
-        </w:rPr>
-        <w:t>naar </w:t>
-      </w:r>
+        <w:t>figjam</w:t>
+      </w:r>
+      <w:proofErr w:type="spellEnd"/>
+      <w:r>
+        <w:rPr>
+          <w:i/>
+          <w:w w:val="105"/>
+          <w:sz w:val="24"/>
+        </w:rPr>
+        <w:t xml:space="preserve"> Userstory map</w:t>
+      </w:r>
+      <w:r>
+        <w:rPr>
+          <w:w w:val="105"/>
+          <w:sz w:val="24"/>
+        </w:rPr>
+        <w:t xml:space="preserve">, en een link naar </w:t>
+      </w:r>
+      <w:r>
+        <w:rPr>
+          <w:i/>
+          <w:w w:val="105"/>
+          <w:sz w:val="24"/>
+        </w:rPr>
+        <w:t xml:space="preserve">private </w:t>
+      </w:r>
+      <w:proofErr w:type="spellStart"/>
+      <w:r>
+        <w:rPr>
+          <w:i/>
+          <w:w w:val="105"/>
+          <w:sz w:val="24"/>
+        </w:rPr>
+        <w:t>youtube</w:t>
+      </w:r>
+      <w:proofErr w:type="spellEnd"/>
+      <w:r>
+        <w:rPr>
+          <w:i/>
+          <w:w w:val="105"/>
+          <w:sz w:val="24"/>
+        </w:rPr>
+        <w:t xml:space="preserve"> links </w:t>
+      </w:r>
+      <w:r>
+        <w:rPr>
+          <w:w w:val="105"/>
+          <w:sz w:val="24"/>
+        </w:rPr>
+        <w:t xml:space="preserve">naar </w:t>
+      </w:r>
+      <w:proofErr w:type="spellStart"/>
       <w:r>
         <w:rPr>
           <w:spacing w:val="-2"/>
@@ -2758,6 +2894,7 @@
         </w:rPr>
         <w:t>testing</w:t>
       </w:r>
+      <w:proofErr w:type="spellEnd"/>
     </w:p>
     <w:p>
       <w:pPr>
@@ -2781,7 +2918,7 @@
           <w:spacing w:val="4"/>
           <w:w w:val="105"/>
         </w:rPr>
-        <w:t> </w:t>
+        <w:t xml:space="preserve"> </w:t>
       </w:r>
       <w:r>
         <w:rPr>
@@ -2794,7 +2931,7 @@
           <w:spacing w:val="4"/>
           <w:w w:val="105"/>
         </w:rPr>
-        <w:t> </w:t>
+        <w:t xml:space="preserve"> </w:t>
       </w:r>
       <w:r>
         <w:rPr>
@@ -2807,7 +2944,7 @@
           <w:spacing w:val="4"/>
           <w:w w:val="105"/>
         </w:rPr>
-        <w:t> </w:t>
+        <w:t xml:space="preserve"> </w:t>
       </w:r>
       <w:r>
         <w:rPr>
@@ -2820,7 +2957,7 @@
           <w:spacing w:val="5"/>
           <w:w w:val="105"/>
         </w:rPr>
-        <w:t> </w:t>
+        <w:t xml:space="preserve"> </w:t>
       </w:r>
       <w:r>
         <w:rPr>
@@ -2833,7 +2970,7 @@
           <w:spacing w:val="4"/>
           <w:w w:val="105"/>
         </w:rPr>
-        <w:t> </w:t>
+        <w:t xml:space="preserve"> </w:t>
       </w:r>
       <w:r>
         <w:rPr>
@@ -2846,7 +2983,7 @@
           <w:spacing w:val="4"/>
           <w:w w:val="105"/>
         </w:rPr>
-        <w:t> </w:t>
+        <w:t xml:space="preserve"> </w:t>
       </w:r>
       <w:r>
         <w:rPr>
@@ -2859,7 +2996,7 @@
           <w:spacing w:val="5"/>
           <w:w w:val="105"/>
         </w:rPr>
-        <w:t> </w:t>
+        <w:t xml:space="preserve"> </w:t>
       </w:r>
       <w:r>
         <w:rPr>
@@ -2872,7 +3009,7 @@
           <w:spacing w:val="4"/>
           <w:w w:val="105"/>
         </w:rPr>
-        <w:t> </w:t>
+        <w:t xml:space="preserve"> </w:t>
       </w:r>
       <w:r>
         <w:rPr>
@@ -2885,7 +3022,7 @@
           <w:spacing w:val="4"/>
           <w:w w:val="105"/>
         </w:rPr>
-        <w:t> </w:t>
+        <w:t xml:space="preserve"> </w:t>
       </w:r>
       <w:r>
         <w:rPr>
@@ -2898,7 +3035,7 @@
           <w:spacing w:val="4"/>
           <w:w w:val="105"/>
         </w:rPr>
-        <w:t> </w:t>
+        <w:t xml:space="preserve"> </w:t>
       </w:r>
       <w:r>
         <w:rPr>
@@ -2911,7 +3048,7 @@
           <w:spacing w:val="5"/>
           <w:w w:val="105"/>
         </w:rPr>
-        <w:t> </w:t>
+        <w:t xml:space="preserve"> </w:t>
       </w:r>
       <w:r>
         <w:rPr>
@@ -2924,7 +3061,7 @@
           <w:spacing w:val="4"/>
           <w:w w:val="105"/>
         </w:rPr>
-        <w:t> </w:t>
+        <w:t xml:space="preserve"> </w:t>
       </w:r>
       <w:r>
         <w:rPr>
@@ -2937,7 +3074,7 @@
           <w:spacing w:val="4"/>
           <w:w w:val="105"/>
         </w:rPr>
-        <w:t> </w:t>
+        <w:t xml:space="preserve"> </w:t>
       </w:r>
       <w:r>
         <w:rPr>
@@ -2950,7 +3087,7 @@
           <w:spacing w:val="5"/>
           <w:w w:val="105"/>
         </w:rPr>
-        <w:t> </w:t>
+        <w:t xml:space="preserve"> </w:t>
       </w:r>
       <w:r>
         <w:rPr>
@@ -2963,11 +3100,11 @@
     <w:p>
       <w:pPr>
         <w:spacing w:before="17"/>
-        <w:ind w:left="23" w:right="0" w:firstLine="0"/>
-        <w:jc w:val="left"/>
+        <w:ind w:left="23"/>
         <w:rPr>
           <w:i/>
           <w:sz w:val="24"/>
+          <w:lang w:val="en-GB"/>
         </w:rPr>
       </w:pPr>
       <w:r>
@@ -2976,6 +3113,7 @@
           <w:spacing w:val="-2"/>
           <w:w w:val="110"/>
           <w:sz w:val="24"/>
+          <w:lang w:val="en-GB"/>
         </w:rPr>
         <w:t>Instructables.</w:t>
       </w:r>
@@ -2987,58 +3125,71 @@
         <w:ind w:left="0"/>
         <w:rPr>
           <w:i/>
+          <w:lang w:val="en-GB"/>
         </w:rPr>
       </w:pPr>
     </w:p>
     <w:p>
       <w:pPr>
         <w:pStyle w:val="Heading1"/>
+        <w:rPr>
+          <w:lang w:val="en-GB"/>
+        </w:rPr>
       </w:pPr>
-      <w:bookmarkStart w:name="_TOC_250002" w:id="1"/>
+      <w:bookmarkStart w:id="0" w:name="_TOC_250002"/>
       <w:r>
         <w:rPr>
           <w:spacing w:val="2"/>
           <w:w w:val="85"/>
+          <w:lang w:val="en-GB"/>
         </w:rPr>
         <w:t>Research:</w:t>
       </w:r>
       <w:r>
         <w:rPr>
           <w:spacing w:val="34"/>
-        </w:rPr>
-        <w:t> </w:t>
-      </w:r>
+          <w:lang w:val="en-GB"/>
+        </w:rPr>
+        <w:t xml:space="preserve"> </w:t>
+      </w:r>
+      <w:proofErr w:type="spellStart"/>
       <w:r>
         <w:rPr>
           <w:spacing w:val="2"/>
           <w:w w:val="85"/>
+          <w:lang w:val="en-GB"/>
         </w:rPr>
         <w:t>Functionele</w:t>
       </w:r>
+      <w:proofErr w:type="spellEnd"/>
       <w:r>
         <w:rPr>
           <w:spacing w:val="39"/>
-        </w:rPr>
-        <w:t> </w:t>
+          <w:lang w:val="en-GB"/>
+        </w:rPr>
+        <w:t xml:space="preserve"> </w:t>
       </w:r>
       <w:r>
         <w:rPr>
           <w:spacing w:val="2"/>
           <w:w w:val="85"/>
+          <w:lang w:val="en-GB"/>
         </w:rPr>
         <w:t>Analyse</w:t>
       </w:r>
       <w:r>
         <w:rPr>
           <w:spacing w:val="39"/>
-        </w:rPr>
-        <w:t> </w:t>
-      </w:r>
-      <w:bookmarkEnd w:id="1"/>
+          <w:lang w:val="en-GB"/>
+        </w:rPr>
+        <w:t xml:space="preserve"> </w:t>
+      </w:r>
+      <w:bookmarkEnd w:id="0"/>
       <w:r>
         <w:rPr>
           <w:spacing w:val="-4"/>
           <w:w w:val="85"/>
+          <w:lang w:val="en-GB"/>
         </w:rPr>
         <w:t>(FA)</w:t>
       </w:r>
@@ -3046,168 +3197,160 @@
     <w:p>
       <w:pPr>
         <w:pStyle w:val="BodyText"/>
-        <w:spacing w:line="254" w:lineRule="auto" w:before="217"/>
+        <w:spacing w:before="217" w:line="254" w:lineRule="auto"/>
       </w:pPr>
       <w:r>
-        <w:rPr/>
         <w:t>In</w:t>
       </w:r>
       <w:r>
         <w:rPr>
           <w:spacing w:val="34"/>
         </w:rPr>
-        <w:t> </w:t>
-      </w:r>
-      <w:r>
-        <w:rPr/>
+        <w:t xml:space="preserve"> </w:t>
+      </w:r>
+      <w:r>
         <w:t>de</w:t>
       </w:r>
       <w:r>
         <w:rPr>
           <w:spacing w:val="34"/>
         </w:rPr>
-        <w:t> </w:t>
-      </w:r>
-      <w:r>
-        <w:rPr/>
+        <w:t xml:space="preserve"> </w:t>
+      </w:r>
+      <w:r>
         <w:t>module</w:t>
       </w:r>
       <w:r>
         <w:rPr>
           <w:spacing w:val="34"/>
         </w:rPr>
-        <w:t> </w:t>
-      </w:r>
-      <w:r>
-        <w:rPr/>
+        <w:t xml:space="preserve"> </w:t>
+      </w:r>
+      <w:r>
         <w:t>UI</w:t>
       </w:r>
       <w:r>
         <w:rPr>
           <w:spacing w:val="34"/>
         </w:rPr>
-        <w:t> </w:t>
-      </w:r>
-      <w:r>
-        <w:rPr/>
+        <w:t xml:space="preserve"> </w:t>
+      </w:r>
+      <w:r>
         <w:t>vind</w:t>
       </w:r>
       <w:r>
         <w:rPr>
           <w:spacing w:val="34"/>
         </w:rPr>
-        <w:t> </w:t>
-      </w:r>
-      <w:r>
-        <w:rPr/>
+        <w:t xml:space="preserve"> </w:t>
+      </w:r>
+      <w:r>
         <w:t>je</w:t>
       </w:r>
       <w:r>
         <w:rPr>
           <w:spacing w:val="34"/>
         </w:rPr>
-        <w:t> </w:t>
-      </w:r>
-      <w:r>
-        <w:rPr/>
+        <w:t xml:space="preserve"> </w:t>
+      </w:r>
+      <w:r>
         <w:t>dit</w:t>
       </w:r>
       <w:r>
         <w:rPr>
           <w:spacing w:val="34"/>
         </w:rPr>
-        <w:t> </w:t>
-      </w:r>
-      <w:r>
-        <w:rPr/>
+        <w:t xml:space="preserve"> </w:t>
+      </w:r>
+      <w:r>
         <w:t>document:</w:t>
       </w:r>
       <w:r>
         <w:rPr>
           <w:spacing w:val="34"/>
         </w:rPr>
-        <w:t> </w:t>
-      </w:r>
-      <w:r>
-        <w:rPr/>
+        <w:t xml:space="preserve"> </w:t>
+      </w:r>
+      <w:r>
         <w:t>Project</w:t>
       </w:r>
       <w:r>
         <w:rPr>
           <w:spacing w:val="34"/>
         </w:rPr>
-        <w:t> </w:t>
-      </w:r>
-      <w:r>
-        <w:rPr/>
+        <w:t xml:space="preserve"> </w:t>
+      </w:r>
+      <w:r>
         <w:t>One</w:t>
       </w:r>
       <w:r>
         <w:rPr>
           <w:spacing w:val="34"/>
         </w:rPr>
-        <w:t> </w:t>
-      </w:r>
-      <w:r>
-        <w:rPr/>
+        <w:t xml:space="preserve"> </w:t>
+      </w:r>
+      <w:r>
         <w:t>UX</w:t>
       </w:r>
       <w:r>
         <w:rPr>
           <w:spacing w:val="34"/>
         </w:rPr>
-        <w:t> </w:t>
-      </w:r>
-      <w:r>
-        <w:rPr/>
+        <w:t xml:space="preserve"> </w:t>
+      </w:r>
+      <w:r>
         <w:t>proces.pdf;</w:t>
       </w:r>
       <w:r>
         <w:rPr>
           <w:spacing w:val="34"/>
         </w:rPr>
-        <w:t> </w:t>
-      </w:r>
-      <w:r>
-        <w:rPr/>
+        <w:t xml:space="preserve"> </w:t>
+      </w:r>
+      <w:r>
         <w:t>dit</w:t>
       </w:r>
       <w:r>
         <w:rPr>
           <w:spacing w:val="34"/>
         </w:rPr>
-        <w:t> </w:t>
-      </w:r>
-      <w:r>
-        <w:rPr/>
+        <w:t xml:space="preserve"> </w:t>
+      </w:r>
+      <w:r>
         <w:t>helpt</w:t>
       </w:r>
       <w:r>
         <w:rPr>
           <w:spacing w:val="34"/>
         </w:rPr>
-        <w:t> </w:t>
-      </w:r>
-      <w:r>
-        <w:rPr/>
+        <w:t xml:space="preserve"> </w:t>
+      </w:r>
+      <w:r>
         <w:t>je</w:t>
       </w:r>
       <w:r>
         <w:rPr>
           <w:spacing w:val="34"/>
         </w:rPr>
-        <w:t> </w:t>
-      </w:r>
-      <w:r>
-        <w:rPr/>
-        <w:t>bij </w:t>
-      </w:r>
-      <w:r>
-        <w:rPr>
-          <w:w w:val="110"/>
-        </w:rPr>
-        <w:t>dit partim</w:t>
-      </w:r>
+        <w:t xml:space="preserve"> </w:t>
+      </w:r>
+      <w:r>
+        <w:t xml:space="preserve">bij </w:t>
+      </w:r>
+      <w:r>
+        <w:rPr>
+          <w:w w:val="110"/>
+        </w:rPr>
+        <w:t xml:space="preserve">dit </w:t>
+      </w:r>
+      <w:proofErr w:type="spellStart"/>
+      <w:r>
+        <w:rPr>
+          <w:w w:val="110"/>
+        </w:rPr>
+        <w:t>partim</w:t>
+      </w:r>
+      <w:proofErr w:type="spellEnd"/>
     </w:p>
     <w:p>
       <w:pPr>
@@ -3215,52 +3358,81 @@
         <w:spacing w:before="238"/>
       </w:pPr>
       <w:r>
-        <w:rPr/>
         <w:t>Probleemstelling</w:t>
       </w:r>
       <w:r>
         <w:rPr>
           <w:spacing w:val="73"/>
         </w:rPr>
-        <w:t> </w:t>
-      </w:r>
-      <w:r>
-        <w:rPr/>
+        <w:t xml:space="preserve"> </w:t>
+      </w:r>
+      <w:r>
         <w:t>of</w:t>
       </w:r>
       <w:r>
         <w:rPr>
           <w:spacing w:val="73"/>
         </w:rPr>
-        <w:t> </w:t>
-      </w:r>
-      <w:r>
-        <w:rPr/>
+        <w:t xml:space="preserve"> </w:t>
+      </w:r>
+      <w:proofErr w:type="spellStart"/>
+      <w:r>
         <w:t>the</w:t>
       </w:r>
+      <w:proofErr w:type="spellEnd"/>
       <w:r>
         <w:rPr>
           <w:spacing w:val="74"/>
         </w:rPr>
-        <w:t> </w:t>
-      </w:r>
+        <w:t xml:space="preserve"> </w:t>
+      </w:r>
+      <w:proofErr w:type="spellStart"/>
       <w:r>
         <w:rPr>
           <w:spacing w:val="-2"/>
         </w:rPr>
         <w:t>challenge</w:t>
       </w:r>
+      <w:proofErr w:type="spellEnd"/>
     </w:p>
     <w:p>
       <w:pPr>
         <w:pStyle w:val="BodyText"/>
-        <w:spacing w:line="254" w:lineRule="auto" w:before="259"/>
+        <w:spacing w:before="259" w:line="254" w:lineRule="auto"/>
       </w:pPr>
       <w:r>
         <w:rPr>
           <w:w w:val="105"/>
         </w:rPr>
-        <w:t>Welk probleem wil je oplossen? Formuleer als een key question (Altijd in vraagvorm! (How to, how might we…)).</w:t>
+        <w:t xml:space="preserve">Welk probleem wil je oplossen? Formuleer als een key question (Altijd in vraagvorm! (How to, </w:t>
+      </w:r>
+      <w:proofErr w:type="spellStart"/>
+      <w:r>
+        <w:rPr>
+          <w:w w:val="105"/>
+        </w:rPr>
+        <w:t>how</w:t>
+      </w:r>
+      <w:proofErr w:type="spellEnd"/>
+      <w:r>
+        <w:rPr>
+          <w:w w:val="105"/>
+        </w:rPr>
+        <w:t xml:space="preserve"> </w:t>
+      </w:r>
+      <w:proofErr w:type="spellStart"/>
+      <w:r>
+        <w:rPr>
+          <w:w w:val="105"/>
+        </w:rPr>
+        <w:t>might</w:t>
+      </w:r>
+      <w:proofErr w:type="spellEnd"/>
+      <w:r>
+        <w:rPr>
+          <w:w w:val="105"/>
+        </w:rPr>
+        <w:t xml:space="preserve"> we…)).</w:t>
       </w:r>
     </w:p>
     <w:p>
@@ -3279,14 +3451,13 @@
     <w:p>
       <w:pPr>
         <w:pStyle w:val="BodyText"/>
-        <w:spacing w:line="223" w:lineRule="auto" w:before="271"/>
+        <w:spacing w:before="271" w:line="223" w:lineRule="auto"/>
         <w:ind w:right="3353"/>
         <w:rPr>
           <w:rFonts w:ascii="Arial Black"/>
         </w:rPr>
       </w:pPr>
       <w:r>
-        <w:rPr/>
         <w:t>Omschrijf hoe je deze key question zal oplossen.</w:t>
       </w:r>
       <w:r>
@@ -3294,11 +3465,18 @@
           <w:spacing w:val="80"/>
           <w:w w:val="150"/>
         </w:rPr>
-        <w:t> </w:t>
-      </w:r>
-      <w:r>
-        <w:rPr/>
-        <w:t>Voor projectOne is dit steeds een </w:t>
+        <w:t xml:space="preserve"> </w:t>
+      </w:r>
+      <w:r>
+        <w:t xml:space="preserve">Voor </w:t>
+      </w:r>
+      <w:proofErr w:type="spellStart"/>
+      <w:r>
+        <w:t>projectOne</w:t>
+      </w:r>
+      <w:proofErr w:type="spellEnd"/>
+      <w:r>
+        <w:t xml:space="preserve"> is dit steeds een </w:t>
       </w:r>
       <w:r>
         <w:rPr>
@@ -3312,18 +3490,20 @@
         <w:pStyle w:val="BodyText"/>
         <w:spacing w:before="238"/>
       </w:pPr>
+      <w:proofErr w:type="spellStart"/>
       <w:r>
         <w:rPr>
           <w:w w:val="105"/>
         </w:rPr>
         <w:t>Vb</w:t>
       </w:r>
+      <w:proofErr w:type="spellEnd"/>
       <w:r>
         <w:rPr>
           <w:spacing w:val="6"/>
           <w:w w:val="105"/>
         </w:rPr>
-        <w:t> </w:t>
+        <w:t xml:space="preserve"> </w:t>
       </w:r>
       <w:r>
         <w:rPr>
@@ -3336,7 +3516,7 @@
           <w:spacing w:val="6"/>
           <w:w w:val="105"/>
         </w:rPr>
-        <w:t> </w:t>
+        <w:t xml:space="preserve"> </w:t>
       </w:r>
       <w:r>
         <w:rPr>
@@ -3349,7 +3529,7 @@
           <w:spacing w:val="7"/>
           <w:w w:val="105"/>
         </w:rPr>
-        <w:t> </w:t>
+        <w:t xml:space="preserve"> </w:t>
       </w:r>
       <w:r>
         <w:rPr>
@@ -3362,7 +3542,7 @@
           <w:spacing w:val="6"/>
           <w:w w:val="105"/>
         </w:rPr>
-        <w:t> </w:t>
+        <w:t xml:space="preserve"> </w:t>
       </w:r>
       <w:r>
         <w:rPr>
@@ -3375,7 +3555,7 @@
           <w:spacing w:val="6"/>
           <w:w w:val="105"/>
         </w:rPr>
-        <w:t> </w:t>
+        <w:t xml:space="preserve"> </w:t>
       </w:r>
       <w:r>
         <w:rPr>
@@ -3388,7 +3568,7 @@
           <w:spacing w:val="7"/>
           <w:w w:val="105"/>
         </w:rPr>
-        <w:t> </w:t>
+        <w:t xml:space="preserve"> </w:t>
       </w:r>
       <w:r>
         <w:rPr>
@@ -3401,7 +3581,7 @@
           <w:spacing w:val="6"/>
           <w:w w:val="105"/>
         </w:rPr>
-        <w:t> </w:t>
+        <w:t xml:space="preserve"> </w:t>
       </w:r>
       <w:r>
         <w:rPr>
@@ -3440,13 +3620,13 @@
           <w:spacing w:val="1"/>
           <w:w w:val="105"/>
         </w:rPr>
-        <w:t> </w:t>
-      </w:r>
-      <w:r>
-        <w:rPr>
-          <w:w w:val="105"/>
-        </w:rPr>
-        <w:t>duidelijke </w:t>
+        <w:t xml:space="preserve"> </w:t>
+      </w:r>
+      <w:r>
+        <w:rPr>
+          <w:w w:val="105"/>
+        </w:rPr>
+        <w:t xml:space="preserve">duidelijke </w:t>
       </w:r>
       <w:r>
         <w:rPr>
@@ -3466,7 +3646,7 @@
     <w:p>
       <w:pPr>
         <w:pStyle w:val="BodyText"/>
-        <w:spacing w:line="252" w:lineRule="auto" w:before="1"/>
+        <w:spacing w:before="1" w:line="252" w:lineRule="auto"/>
       </w:pPr>
       <w:r>
         <w:rPr>
@@ -3479,7 +3659,7 @@
           <w:spacing w:val="-13"/>
           <w:w w:val="110"/>
         </w:rPr>
-        <w:t> </w:t>
+        <w:t xml:space="preserve"> </w:t>
       </w:r>
       <w:r>
         <w:rPr>
@@ -3492,7 +3672,7 @@
           <w:spacing w:val="-13"/>
           <w:w w:val="110"/>
         </w:rPr>
-        <w:t> </w:t>
+        <w:t xml:space="preserve"> </w:t>
       </w:r>
       <w:r>
         <w:rPr>
@@ -3505,7 +3685,7 @@
           <w:spacing w:val="-13"/>
           <w:w w:val="110"/>
         </w:rPr>
-        <w:t> </w:t>
+        <w:t xml:space="preserve"> </w:t>
       </w:r>
       <w:r>
         <w:rPr>
@@ -3518,7 +3698,7 @@
           <w:spacing w:val="-13"/>
           <w:w w:val="110"/>
         </w:rPr>
-        <w:t> </w:t>
+        <w:t xml:space="preserve"> </w:t>
       </w:r>
       <w:r>
         <w:rPr>
@@ -3531,7 +3711,7 @@
           <w:spacing w:val="-13"/>
           <w:w w:val="110"/>
         </w:rPr>
-        <w:t> </w:t>
+        <w:t xml:space="preserve"> </w:t>
       </w:r>
       <w:r>
         <w:rPr>
@@ -3544,7 +3724,7 @@
           <w:spacing w:val="-13"/>
           <w:w w:val="110"/>
         </w:rPr>
-        <w:t> </w:t>
+        <w:t xml:space="preserve"> </w:t>
       </w:r>
       <w:r>
         <w:rPr>
@@ -3557,7 +3737,7 @@
           <w:spacing w:val="-13"/>
           <w:w w:val="110"/>
         </w:rPr>
-        <w:t> </w:t>
+        <w:t xml:space="preserve"> </w:t>
       </w:r>
       <w:r>
         <w:rPr>
@@ -3570,27 +3750,43 @@
           <w:spacing w:val="-13"/>
           <w:w w:val="110"/>
         </w:rPr>
-        <w:t> </w:t>
-      </w:r>
-      <w:r>
-        <w:rPr>
-          <w:w w:val="110"/>
-        </w:rPr>
-        <w:t>eigenschappen. </w:t>
+        <w:t xml:space="preserve"> </w:t>
+      </w:r>
+      <w:r>
+        <w:rPr>
+          <w:w w:val="110"/>
+        </w:rPr>
+        <w:t xml:space="preserve">eigenschappen. </w:t>
       </w:r>
       <w:r>
         <w:rPr>
           <w:spacing w:val="-2"/>
           <w:w w:val="110"/>
         </w:rPr>
-        <w:t>(bijvoorbeeld:</w:t>
+        <w:t>(</w:t>
+      </w:r>
+      <w:proofErr w:type="gramStart"/>
+      <w:r>
+        <w:rPr>
+          <w:spacing w:val="-2"/>
+          <w:w w:val="110"/>
+        </w:rPr>
+        <w:t>bijvoorbeeld</w:t>
+      </w:r>
+      <w:proofErr w:type="gramEnd"/>
+      <w:r>
+        <w:rPr>
+          <w:spacing w:val="-2"/>
+          <w:w w:val="110"/>
+        </w:rPr>
+        <w:t>:</w:t>
       </w:r>
       <w:r>
         <w:rPr>
           <w:spacing w:val="-11"/>
           <w:w w:val="110"/>
         </w:rPr>
-        <w:t> </w:t>
+        <w:t xml:space="preserve"> </w:t>
       </w:r>
       <w:r>
         <w:rPr>
@@ -3604,7 +3800,7 @@
           <w:spacing w:val="-11"/>
           <w:w w:val="110"/>
         </w:rPr>
-        <w:t> </w:t>
+        <w:t xml:space="preserve"> </w:t>
       </w:r>
       <w:r>
         <w:rPr>
@@ -3618,7 +3814,7 @@
           <w:spacing w:val="-11"/>
           <w:w w:val="110"/>
         </w:rPr>
-        <w:t> </w:t>
+        <w:t xml:space="preserve"> </w:t>
       </w:r>
       <w:r>
         <w:rPr>
@@ -3632,7 +3828,7 @@
           <w:spacing w:val="-11"/>
           <w:w w:val="110"/>
         </w:rPr>
-        <w:t> </w:t>
+        <w:t xml:space="preserve"> </w:t>
       </w:r>
       <w:r>
         <w:rPr>
@@ -3646,7 +3842,7 @@
           <w:spacing w:val="-11"/>
           <w:w w:val="110"/>
         </w:rPr>
-        <w:t> </w:t>
+        <w:t xml:space="preserve"> </w:t>
       </w:r>
       <w:r>
         <w:rPr>
@@ -3660,7 +3856,7 @@
           <w:spacing w:val="-11"/>
           <w:w w:val="110"/>
         </w:rPr>
-        <w:t> </w:t>
+        <w:t xml:space="preserve"> </w:t>
       </w:r>
       <w:r>
         <w:rPr>
@@ -3674,7 +3870,7 @@
           <w:spacing w:val="-11"/>
           <w:w w:val="110"/>
         </w:rPr>
-        <w:t> </w:t>
+        <w:t xml:space="preserve"> </w:t>
       </w:r>
       <w:r>
         <w:rPr>
@@ -3688,7 +3884,7 @@
           <w:spacing w:val="-11"/>
           <w:w w:val="110"/>
         </w:rPr>
-        <w:t> </w:t>
+        <w:t xml:space="preserve"> </w:t>
       </w:r>
       <w:r>
         <w:rPr>
@@ -3702,7 +3898,7 @@
           <w:spacing w:val="-11"/>
           <w:w w:val="110"/>
         </w:rPr>
-        <w:t> </w:t>
+        <w:t xml:space="preserve"> </w:t>
       </w:r>
       <w:r>
         <w:rPr>
@@ -3716,7 +3912,7 @@
           <w:spacing w:val="-11"/>
           <w:w w:val="110"/>
         </w:rPr>
-        <w:t> </w:t>
+        <w:t xml:space="preserve"> </w:t>
       </w:r>
       <w:r>
         <w:rPr>
@@ -3730,14 +3926,14 @@
           <w:spacing w:val="-11"/>
           <w:w w:val="110"/>
         </w:rPr>
-        <w:t> </w:t>
+        <w:t xml:space="preserve"> </w:t>
       </w:r>
       <w:r>
         <w:rPr>
           <w:spacing w:val="-2"/>
           <w:w w:val="110"/>
         </w:rPr>
-        <w:t>kot </w:t>
+        <w:t xml:space="preserve">kot </w:t>
       </w:r>
       <w:r>
         <w:rPr>
@@ -3750,7 +3946,7 @@
           <w:spacing w:val="-3"/>
           <w:w w:val="110"/>
         </w:rPr>
-        <w:t> </w:t>
+        <w:t xml:space="preserve"> </w:t>
       </w:r>
       <w:r>
         <w:rPr>
@@ -3763,7 +3959,7 @@
           <w:spacing w:val="-3"/>
           <w:w w:val="110"/>
         </w:rPr>
-        <w:t> </w:t>
+        <w:t xml:space="preserve"> </w:t>
       </w:r>
       <w:r>
         <w:rPr>
@@ -3776,7 +3972,7 @@
           <w:spacing w:val="-3"/>
           <w:w w:val="110"/>
         </w:rPr>
-        <w:t> </w:t>
+        <w:t xml:space="preserve"> </w:t>
       </w:r>
       <w:r>
         <w:rPr>
@@ -3789,7 +3985,7 @@
           <w:spacing w:val="-3"/>
           <w:w w:val="110"/>
         </w:rPr>
-        <w:t> </w:t>
+        <w:t xml:space="preserve"> </w:t>
       </w:r>
       <w:r>
         <w:rPr>
@@ -3802,7 +3998,7 @@
           <w:spacing w:val="-3"/>
           <w:w w:val="110"/>
         </w:rPr>
-        <w:t> </w:t>
+        <w:t xml:space="preserve"> </w:t>
       </w:r>
       <w:r>
         <w:rPr>
@@ -3815,13 +4011,21 @@
           <w:spacing w:val="-3"/>
           <w:w w:val="110"/>
         </w:rPr>
-        <w:t> </w:t>
-      </w:r>
-      <w:r>
-        <w:rPr>
-          <w:w w:val="110"/>
-        </w:rPr>
-        <w:t>pendelen….)</w:t>
+        <w:t xml:space="preserve"> </w:t>
+      </w:r>
+      <w:proofErr w:type="gramStart"/>
+      <w:r>
+        <w:rPr>
+          <w:w w:val="110"/>
+        </w:rPr>
+        <w:t>pendelen….</w:t>
+      </w:r>
+      <w:proofErr w:type="gramEnd"/>
+      <w:r>
+        <w:rPr>
+          <w:w w:val="110"/>
+        </w:rPr>
+        <w:t>)</w:t>
       </w:r>
     </w:p>
     <w:p>
@@ -3847,33 +4051,37 @@
           <w:spacing w:val="-18"/>
           <w:w w:val="105"/>
         </w:rPr>
-        <w:t> </w:t>
-      </w:r>
+        <w:t xml:space="preserve"> </w:t>
+      </w:r>
+      <w:proofErr w:type="spellStart"/>
       <w:r>
         <w:rPr>
           <w:w w:val="105"/>
         </w:rPr>
         <w:t>mbv</w:t>
       </w:r>
+      <w:proofErr w:type="spellEnd"/>
       <w:r>
         <w:rPr>
           <w:spacing w:val="-17"/>
           <w:w w:val="105"/>
         </w:rPr>
-        <w:t> </w:t>
-      </w:r>
+        <w:t xml:space="preserve"> </w:t>
+      </w:r>
+      <w:proofErr w:type="spellStart"/>
       <w:r>
         <w:rPr>
           <w:w w:val="105"/>
         </w:rPr>
         <w:t>GenAI</w:t>
       </w:r>
+      <w:proofErr w:type="spellEnd"/>
       <w:r>
         <w:rPr>
           <w:spacing w:val="-14"/>
           <w:w w:val="105"/>
         </w:rPr>
-        <w:t> </w:t>
+        <w:t xml:space="preserve"> </w:t>
       </w:r>
       <w:r>
         <w:rPr>
@@ -3886,7 +4094,7 @@
           <w:spacing w:val="-14"/>
           <w:w w:val="105"/>
         </w:rPr>
-        <w:t> </w:t>
+        <w:t xml:space="preserve"> </w:t>
       </w:r>
       <w:r>
         <w:rPr>
@@ -3899,7 +4107,7 @@
           <w:spacing w:val="-14"/>
           <w:w w:val="105"/>
         </w:rPr>
-        <w:t> </w:t>
+        <w:t xml:space="preserve"> </w:t>
       </w:r>
       <w:r>
         <w:rPr>
@@ -3912,7 +4120,7 @@
           <w:spacing w:val="-14"/>
           <w:w w:val="105"/>
         </w:rPr>
-        <w:t> </w:t>
+        <w:t xml:space="preserve"> </w:t>
       </w:r>
       <w:r>
         <w:rPr>
@@ -3925,7 +4133,7 @@
           <w:spacing w:val="-14"/>
           <w:w w:val="105"/>
         </w:rPr>
-        <w:t> </w:t>
+        <w:t xml:space="preserve"> </w:t>
       </w:r>
       <w:r>
         <w:rPr>
@@ -3940,7 +4148,7 @@
           <w:spacing w:val="-22"/>
           <w:w w:val="105"/>
         </w:rPr>
-        <w:t> </w:t>
+        <w:t xml:space="preserve"> </w:t>
       </w:r>
       <w:r>
         <w:rPr>
@@ -3953,7 +4161,7 @@
           <w:spacing w:val="-13"/>
           <w:w w:val="105"/>
         </w:rPr>
-        <w:t> </w:t>
+        <w:t xml:space="preserve"> </w:t>
       </w:r>
       <w:r>
         <w:rPr>
@@ -3966,20 +4174,28 @@
           <w:spacing w:val="-14"/>
           <w:w w:val="105"/>
         </w:rPr>
-        <w:t> </w:t>
-      </w:r>
-      <w:r>
-        <w:rPr>
-          <w:w w:val="105"/>
-        </w:rPr>
-        <w:t>laboles)</w:t>
+        <w:t xml:space="preserve"> </w:t>
+      </w:r>
+      <w:proofErr w:type="spellStart"/>
+      <w:r>
+        <w:rPr>
+          <w:w w:val="105"/>
+        </w:rPr>
+        <w:t>laboles</w:t>
+      </w:r>
+      <w:proofErr w:type="spellEnd"/>
+      <w:r>
+        <w:rPr>
+          <w:w w:val="105"/>
+        </w:rPr>
+        <w:t>)</w:t>
       </w:r>
       <w:r>
         <w:rPr>
           <w:spacing w:val="-14"/>
           <w:w w:val="105"/>
         </w:rPr>
-        <w:t> </w:t>
+        <w:t xml:space="preserve"> </w:t>
       </w:r>
       <w:r>
         <w:rPr>
@@ -4004,7 +4220,7 @@
           <w:spacing w:val="2"/>
           <w:w w:val="105"/>
         </w:rPr>
-        <w:t> </w:t>
+        <w:t xml:space="preserve"> </w:t>
       </w:r>
       <w:r>
         <w:rPr>
@@ -4017,7 +4233,7 @@
           <w:spacing w:val="3"/>
           <w:w w:val="105"/>
         </w:rPr>
-        <w:t> </w:t>
+        <w:t xml:space="preserve"> </w:t>
       </w:r>
       <w:r>
         <w:rPr>
@@ -4030,7 +4246,7 @@
           <w:spacing w:val="3"/>
           <w:w w:val="105"/>
         </w:rPr>
-        <w:t> </w:t>
+        <w:t xml:space="preserve"> </w:t>
       </w:r>
       <w:r>
         <w:rPr>
@@ -4043,7 +4259,7 @@
           <w:spacing w:val="3"/>
           <w:w w:val="105"/>
         </w:rPr>
-        <w:t> </w:t>
+        <w:t xml:space="preserve"> </w:t>
       </w:r>
       <w:r>
         <w:rPr>
@@ -4056,7 +4272,7 @@
           <w:spacing w:val="3"/>
           <w:w w:val="105"/>
         </w:rPr>
-        <w:t> </w:t>
+        <w:t xml:space="preserve"> </w:t>
       </w:r>
       <w:r>
         <w:rPr>
@@ -4069,7 +4285,7 @@
           <w:spacing w:val="3"/>
           <w:w w:val="105"/>
         </w:rPr>
-        <w:t> </w:t>
+        <w:t xml:space="preserve"> </w:t>
       </w:r>
       <w:r>
         <w:rPr>
@@ -4082,7 +4298,7 @@
           <w:spacing w:val="3"/>
           <w:w w:val="105"/>
         </w:rPr>
-        <w:t> </w:t>
+        <w:t xml:space="preserve"> </w:t>
       </w:r>
       <w:r>
         <w:rPr>
@@ -4095,7 +4311,7 @@
           <w:spacing w:val="3"/>
           <w:w w:val="105"/>
         </w:rPr>
-        <w:t> </w:t>
+        <w:t xml:space="preserve"> </w:t>
       </w:r>
       <w:r>
         <w:rPr>
@@ -4108,7 +4324,7 @@
           <w:spacing w:val="3"/>
           <w:w w:val="105"/>
         </w:rPr>
-        <w:t> </w:t>
+        <w:t xml:space="preserve"> </w:t>
       </w:r>
       <w:r>
         <w:rPr>
@@ -4121,7 +4337,7 @@
           <w:spacing w:val="3"/>
           <w:w w:val="105"/>
         </w:rPr>
-        <w:t> </w:t>
+        <w:t xml:space="preserve"> </w:t>
       </w:r>
       <w:r>
         <w:rPr>
@@ -4134,7 +4350,7 @@
           <w:spacing w:val="2"/>
           <w:w w:val="105"/>
         </w:rPr>
-        <w:t> </w:t>
+        <w:t xml:space="preserve"> </w:t>
       </w:r>
       <w:r>
         <w:rPr>
@@ -4147,7 +4363,7 @@
           <w:spacing w:val="3"/>
           <w:w w:val="105"/>
         </w:rPr>
-        <w:t> </w:t>
+        <w:t xml:space="preserve"> </w:t>
       </w:r>
       <w:r>
         <w:rPr>
@@ -4160,13 +4376,13 @@
     <w:p>
       <w:pPr>
         <w:pStyle w:val="BodyText"/>
-        <w:spacing w:after="0"/>
         <w:sectPr>
-          <w:headerReference w:type="default" r:id="rId7"/>
-          <w:footerReference w:type="default" r:id="rId8"/>
+          <w:headerReference w:type="default" r:id="rId9"/>
+          <w:footerReference w:type="default" r:id="rId10"/>
           <w:pgSz w:w="11900" w:h="16840"/>
-          <w:pgMar w:header="565" w:footer="1003" w:top="1300" w:bottom="1200" w:left="1417" w:right="1417"/>
+          <w:pgMar w:top="1300" w:right="1417" w:bottom="1200" w:left="1417" w:header="565" w:footer="1003" w:gutter="0"/>
           <w:pgNumType w:start="1"/>
+          <w:cols w:space="720"/>
         </w:sectPr>
       </w:pPr>
     </w:p>
@@ -4175,55 +4391,53 @@
         <w:pStyle w:val="Heading2"/>
         <w:spacing w:before="152"/>
       </w:pPr>
-      <w:r>
-        <w:rPr/>
+      <w:proofErr w:type="gramStart"/>
+      <w:r>
+        <w:lastRenderedPageBreak/>
         <w:t>Concurrentie</w:t>
       </w:r>
       <w:r>
         <w:rPr>
           <w:spacing w:val="71"/>
         </w:rPr>
-        <w:t> </w:t>
-      </w:r>
-      <w:r>
-        <w:rPr/>
+        <w:t xml:space="preserve"> </w:t>
+      </w:r>
+      <w:r>
         <w:t>analyse</w:t>
       </w:r>
+      <w:proofErr w:type="gramEnd"/>
       <w:r>
         <w:rPr>
           <w:spacing w:val="74"/>
         </w:rPr>
-        <w:t> </w:t>
-      </w:r>
-      <w:r>
-        <w:rPr/>
+        <w:t xml:space="preserve"> </w:t>
+      </w:r>
+      <w:r>
         <w:t>of</w:t>
       </w:r>
       <w:r>
         <w:rPr>
           <w:spacing w:val="73"/>
         </w:rPr>
-        <w:t> </w:t>
-      </w:r>
-      <w:r>
-        <w:rPr/>
+        <w:t xml:space="preserve"> </w:t>
+      </w:r>
+      <w:r>
         <w:t>beter:</w:t>
       </w:r>
       <w:r>
         <w:rPr>
           <w:spacing w:val="74"/>
         </w:rPr>
-        <w:t> </w:t>
-      </w:r>
-      <w:r>
-        <w:rPr/>
+        <w:t xml:space="preserve"> </w:t>
+      </w:r>
+      <w:r>
         <w:t>inspiratie</w:t>
       </w:r>
       <w:r>
         <w:rPr>
           <w:spacing w:val="74"/>
         </w:rPr>
-        <w:t> </w:t>
+        <w:t xml:space="preserve"> </w:t>
       </w:r>
       <w:r>
         <w:rPr>
@@ -4235,7 +4449,7 @@
     <w:p>
       <w:pPr>
         <w:pStyle w:val="BodyText"/>
-        <w:spacing w:line="254" w:lineRule="auto" w:before="254"/>
+        <w:spacing w:before="254" w:line="254" w:lineRule="auto"/>
       </w:pPr>
       <w:r>
         <w:rPr>
@@ -4247,7 +4461,7 @@
     <w:p>
       <w:pPr>
         <w:pStyle w:val="BodyText"/>
-        <w:spacing w:line="463" w:lineRule="auto" w:before="236"/>
+        <w:spacing w:before="236" w:line="463" w:lineRule="auto"/>
         <w:ind w:right="5883"/>
       </w:pPr>
       <w:r>
@@ -4261,7 +4475,7 @@
           <w:spacing w:val="-4"/>
           <w:w w:val="105"/>
         </w:rPr>
-        <w:t> </w:t>
+        <w:t xml:space="preserve"> </w:t>
       </w:r>
       <w:r>
         <w:rPr>
@@ -4274,7 +4488,7 @@
           <w:spacing w:val="-4"/>
           <w:w w:val="105"/>
         </w:rPr>
-        <w:t> </w:t>
+        <w:t xml:space="preserve"> </w:t>
       </w:r>
       <w:r>
         <w:rPr>
@@ -4287,7 +4501,7 @@
           <w:spacing w:val="-4"/>
           <w:w w:val="105"/>
         </w:rPr>
-        <w:t> </w:t>
+        <w:t xml:space="preserve"> </w:t>
       </w:r>
       <w:r>
         <w:rPr>
@@ -4300,7 +4514,7 @@
           <w:spacing w:val="-4"/>
           <w:w w:val="105"/>
         </w:rPr>
-        <w:t> </w:t>
+        <w:t xml:space="preserve"> </w:t>
       </w:r>
       <w:r>
         <w:rPr>
@@ -4313,7 +4527,7 @@
           <w:spacing w:val="-4"/>
           <w:w w:val="105"/>
         </w:rPr>
-        <w:t> </w:t>
+        <w:t xml:space="preserve"> </w:t>
       </w:r>
       <w:r>
         <w:rPr>
@@ -4327,55 +4541,52 @@
         <w:pStyle w:val="Heading2"/>
         <w:spacing w:line="365" w:lineRule="exact"/>
       </w:pPr>
-      <w:r>
-        <w:rPr/>
+      <w:proofErr w:type="spellStart"/>
+      <w:r>
         <w:t>Define</w:t>
       </w:r>
+      <w:proofErr w:type="spellEnd"/>
       <w:r>
         <w:rPr>
           <w:spacing w:val="66"/>
         </w:rPr>
-        <w:t> </w:t>
-      </w:r>
-      <w:r>
-        <w:rPr/>
+        <w:t xml:space="preserve"> </w:t>
+      </w:r>
+      <w:r>
         <w:t>Functionaliteiten</w:t>
       </w:r>
       <w:r>
         <w:rPr>
           <w:spacing w:val="69"/>
         </w:rPr>
-        <w:t> </w:t>
-      </w:r>
-      <w:r>
-        <w:rPr/>
+        <w:t xml:space="preserve"> </w:t>
+      </w:r>
+      <w:r>
         <w:t>en</w:t>
       </w:r>
       <w:r>
         <w:rPr>
           <w:spacing w:val="67"/>
         </w:rPr>
-        <w:t> </w:t>
-      </w:r>
-      <w:r>
-        <w:rPr/>
+        <w:t xml:space="preserve"> </w:t>
+      </w:r>
+      <w:r>
         <w:t>User</w:t>
       </w:r>
       <w:r>
         <w:rPr>
           <w:spacing w:val="66"/>
         </w:rPr>
-        <w:t> </w:t>
-      </w:r>
-      <w:r>
-        <w:rPr/>
+        <w:t xml:space="preserve"> </w:t>
+      </w:r>
+      <w:r>
         <w:t>story</w:t>
       </w:r>
       <w:r>
         <w:rPr>
           <w:spacing w:val="65"/>
         </w:rPr>
-        <w:t> </w:t>
+        <w:t xml:space="preserve"> </w:t>
       </w:r>
       <w:r>
         <w:rPr>
@@ -4387,141 +4598,127 @@
     <w:p>
       <w:pPr>
         <w:pStyle w:val="BodyText"/>
-        <w:spacing w:line="254" w:lineRule="auto" w:before="254"/>
+        <w:spacing w:before="254" w:line="254" w:lineRule="auto"/>
       </w:pPr>
       <w:r>
-        <w:rPr/>
         <w:t>Door</w:t>
       </w:r>
       <w:r>
         <w:rPr>
           <w:spacing w:val="37"/>
         </w:rPr>
-        <w:t> </w:t>
-      </w:r>
-      <w:r>
-        <w:rPr/>
+        <w:t xml:space="preserve"> </w:t>
+      </w:r>
+      <w:r>
         <w:t>het</w:t>
       </w:r>
       <w:r>
         <w:rPr>
           <w:spacing w:val="37"/>
         </w:rPr>
-        <w:t> </w:t>
-      </w:r>
-      <w:r>
-        <w:rPr/>
+        <w:t xml:space="preserve"> </w:t>
+      </w:r>
+      <w:r>
         <w:t>bekijken</w:t>
       </w:r>
       <w:r>
         <w:rPr>
           <w:spacing w:val="37"/>
         </w:rPr>
-        <w:t> </w:t>
-      </w:r>
-      <w:r>
-        <w:rPr/>
+        <w:t xml:space="preserve"> </w:t>
+      </w:r>
+      <w:r>
         <w:t>van</w:t>
       </w:r>
       <w:r>
         <w:rPr>
           <w:spacing w:val="37"/>
         </w:rPr>
-        <w:t> </w:t>
-      </w:r>
-      <w:r>
-        <w:rPr/>
+        <w:t xml:space="preserve"> </w:t>
+      </w:r>
+      <w:r>
         <w:t>concurrenten</w:t>
       </w:r>
       <w:r>
         <w:rPr>
           <w:spacing w:val="37"/>
         </w:rPr>
-        <w:t> </w:t>
-      </w:r>
-      <w:r>
-        <w:rPr/>
+        <w:t xml:space="preserve"> </w:t>
+      </w:r>
+      <w:r>
         <w:t>kan</w:t>
       </w:r>
       <w:r>
         <w:rPr>
           <w:spacing w:val="37"/>
         </w:rPr>
-        <w:t> </w:t>
-      </w:r>
-      <w:r>
-        <w:rPr/>
+        <w:t xml:space="preserve"> </w:t>
+      </w:r>
+      <w:r>
         <w:t>je</w:t>
       </w:r>
       <w:r>
         <w:rPr>
           <w:spacing w:val="37"/>
         </w:rPr>
-        <w:t> </w:t>
-      </w:r>
-      <w:r>
-        <w:rPr/>
+        <w:t xml:space="preserve"> </w:t>
+      </w:r>
+      <w:r>
         <w:t>al</w:t>
       </w:r>
       <w:r>
         <w:rPr>
           <w:spacing w:val="37"/>
         </w:rPr>
-        <w:t> </w:t>
-      </w:r>
-      <w:r>
-        <w:rPr/>
+        <w:t xml:space="preserve"> </w:t>
+      </w:r>
+      <w:r>
         <w:t>veel</w:t>
       </w:r>
       <w:r>
         <w:rPr>
           <w:spacing w:val="37"/>
         </w:rPr>
-        <w:t> </w:t>
-      </w:r>
-      <w:r>
-        <w:rPr/>
+        <w:t xml:space="preserve"> </w:t>
+      </w:r>
+      <w:r>
         <w:t>ideeën</w:t>
       </w:r>
       <w:r>
         <w:rPr>
           <w:spacing w:val="37"/>
         </w:rPr>
-        <w:t> </w:t>
-      </w:r>
-      <w:r>
-        <w:rPr/>
+        <w:t xml:space="preserve"> </w:t>
+      </w:r>
+      <w:r>
         <w:t>hebben</w:t>
       </w:r>
       <w:r>
         <w:rPr>
           <w:spacing w:val="37"/>
         </w:rPr>
-        <w:t> </w:t>
-      </w:r>
-      <w:r>
-        <w:rPr/>
+        <w:t xml:space="preserve"> </w:t>
+      </w:r>
+      <w:r>
         <w:t>van</w:t>
       </w:r>
       <w:r>
         <w:rPr>
           <w:spacing w:val="37"/>
         </w:rPr>
-        <w:t> </w:t>
-      </w:r>
-      <w:r>
-        <w:rPr/>
+        <w:t xml:space="preserve"> </w:t>
+      </w:r>
+      <w:r>
         <w:t>wat</w:t>
       </w:r>
       <w:r>
         <w:rPr>
           <w:spacing w:val="37"/>
         </w:rPr>
-        <w:t> </w:t>
-      </w:r>
-      <w:r>
-        <w:rPr/>
-        <w:t>in </w:t>
+        <w:t xml:space="preserve"> </w:t>
+      </w:r>
+      <w:r>
+        <w:t xml:space="preserve">in </w:t>
       </w:r>
       <w:r>
         <w:rPr>
@@ -4533,131 +4730,118 @@
     <w:p>
       <w:pPr>
         <w:pStyle w:val="BodyText"/>
-        <w:spacing w:line="223" w:lineRule="auto" w:before="252"/>
+        <w:spacing w:before="252" w:line="223" w:lineRule="auto"/>
       </w:pPr>
       <w:r>
-        <w:rPr/>
         <w:t>Opnieuw</w:t>
       </w:r>
       <w:r>
         <w:rPr>
           <w:spacing w:val="40"/>
         </w:rPr>
-        <w:t> </w:t>
-      </w:r>
-      <w:r>
-        <w:rPr/>
+        <w:t xml:space="preserve"> </w:t>
+      </w:r>
+      <w:r>
         <w:t>kan</w:t>
       </w:r>
       <w:r>
         <w:rPr>
           <w:spacing w:val="40"/>
         </w:rPr>
-        <w:t> </w:t>
-      </w:r>
-      <w:r>
-        <w:rPr/>
+        <w:t xml:space="preserve"> </w:t>
+      </w:r>
+      <w:r>
         <w:t>je</w:t>
       </w:r>
       <w:r>
         <w:rPr>
           <w:spacing w:val="40"/>
         </w:rPr>
-        <w:t> </w:t>
-      </w:r>
-      <w:r>
-        <w:rPr/>
+        <w:t xml:space="preserve"> </w:t>
+      </w:r>
+      <w:r>
         <w:t>hulp</w:t>
       </w:r>
       <w:r>
         <w:rPr>
           <w:spacing w:val="40"/>
         </w:rPr>
-        <w:t> </w:t>
-      </w:r>
-      <w:r>
-        <w:rPr/>
+        <w:t xml:space="preserve"> </w:t>
+      </w:r>
+      <w:r>
         <w:t>inroepen</w:t>
       </w:r>
       <w:r>
         <w:rPr>
           <w:spacing w:val="40"/>
         </w:rPr>
-        <w:t> </w:t>
-      </w:r>
-      <w:r>
-        <w:rPr/>
+        <w:t xml:space="preserve"> </w:t>
+      </w:r>
+      <w:r>
         <w:t>van</w:t>
       </w:r>
       <w:r>
         <w:rPr>
           <w:spacing w:val="40"/>
         </w:rPr>
-        <w:t> </w:t>
-      </w:r>
-      <w:r>
-        <w:rPr/>
+        <w:t xml:space="preserve"> </w:t>
+      </w:r>
+      <w:r>
         <w:t>generatieve</w:t>
       </w:r>
       <w:r>
         <w:rPr>
           <w:spacing w:val="40"/>
         </w:rPr>
-        <w:t> </w:t>
-      </w:r>
-      <w:r>
-        <w:rPr/>
+        <w:t xml:space="preserve"> </w:t>
+      </w:r>
+      <w:r>
         <w:t>AI</w:t>
       </w:r>
       <w:r>
         <w:rPr>
           <w:spacing w:val="40"/>
         </w:rPr>
-        <w:t> </w:t>
-      </w:r>
-      <w:r>
-        <w:rPr/>
+        <w:t xml:space="preserve"> </w:t>
+      </w:r>
+      <w:r>
         <w:t>(wees</w:t>
       </w:r>
       <w:r>
         <w:rPr>
           <w:spacing w:val="40"/>
         </w:rPr>
-        <w:t> </w:t>
-      </w:r>
-      <w:r>
-        <w:rPr/>
+        <w:t xml:space="preserve"> </w:t>
+      </w:r>
+      <w:r>
         <w:t>steeds</w:t>
       </w:r>
       <w:r>
         <w:rPr>
           <w:spacing w:val="40"/>
         </w:rPr>
-        <w:t> </w:t>
-      </w:r>
-      <w:r>
-        <w:rPr/>
+        <w:t xml:space="preserve"> </w:t>
+      </w:r>
+      <w:r>
         <w:t>kritisch)</w:t>
       </w:r>
       <w:r>
         <w:rPr>
           <w:spacing w:val="40"/>
         </w:rPr>
-        <w:t> </w:t>
-      </w:r>
-      <w:r>
-        <w:rPr/>
+        <w:t xml:space="preserve"> </w:t>
+      </w:r>
+      <w:r>
         <w:t>om</w:t>
       </w:r>
       <w:r>
         <w:rPr>
           <w:spacing w:val="40"/>
         </w:rPr>
-        <w:t> </w:t>
-      </w:r>
-      <w:r>
-        <w:rPr/>
-        <w:t>die functionaliteiten te formuleren als </w:t>
+        <w:t xml:space="preserve"> </w:t>
+      </w:r>
+      <w:r>
+        <w:t xml:space="preserve">die functionaliteiten te formuleren als </w:t>
       </w:r>
       <w:r>
         <w:rPr>
@@ -4666,7 +4850,6 @@
         <w:t>user stories</w:t>
       </w:r>
       <w:r>
-        <w:rPr/>
         <w:t>.</w:t>
       </w:r>
     </w:p>
@@ -4676,44 +4859,40 @@
         <w:spacing w:before="238"/>
       </w:pPr>
       <w:r>
-        <w:rPr/>
         <w:t>Voeg</w:t>
       </w:r>
       <w:r>
         <w:rPr>
           <w:spacing w:val="32"/>
         </w:rPr>
-        <w:t> </w:t>
-      </w:r>
-      <w:r>
-        <w:rPr/>
+        <w:t xml:space="preserve"> </w:t>
+      </w:r>
+      <w:r>
         <w:t>de</w:t>
       </w:r>
       <w:r>
         <w:rPr>
           <w:spacing w:val="32"/>
         </w:rPr>
-        <w:t> </w:t>
-      </w:r>
-      <w:r>
-        <w:rPr/>
+        <w:t xml:space="preserve"> </w:t>
+      </w:r>
+      <w:r>
         <w:t>user</w:t>
       </w:r>
       <w:r>
         <w:rPr>
           <w:spacing w:val="32"/>
         </w:rPr>
-        <w:t> </w:t>
-      </w:r>
-      <w:r>
-        <w:rPr/>
+        <w:t xml:space="preserve"> </w:t>
+      </w:r>
+      <w:r>
         <w:t>stories</w:t>
       </w:r>
       <w:r>
         <w:rPr>
           <w:spacing w:val="32"/>
         </w:rPr>
-        <w:t> </w:t>
+        <w:t xml:space="preserve"> </w:t>
       </w:r>
       <w:r>
         <w:rPr>
@@ -4725,7 +4904,7 @@
     <w:p>
       <w:pPr>
         <w:pStyle w:val="BodyText"/>
-        <w:spacing w:line="254" w:lineRule="auto" w:before="252"/>
+        <w:spacing w:before="252" w:line="254" w:lineRule="auto"/>
       </w:pPr>
       <w:r>
         <w:rPr>
@@ -4738,7 +4917,7 @@
           <w:spacing w:val="-14"/>
           <w:w w:val="110"/>
         </w:rPr>
-        <w:t> </w:t>
+        <w:t xml:space="preserve"> </w:t>
       </w:r>
       <w:r>
         <w:rPr>
@@ -4751,7 +4930,7 @@
           <w:spacing w:val="-14"/>
           <w:w w:val="110"/>
         </w:rPr>
-        <w:t> </w:t>
+        <w:t xml:space="preserve"> </w:t>
       </w:r>
       <w:r>
         <w:rPr>
@@ -4764,7 +4943,7 @@
           <w:spacing w:val="-14"/>
           <w:w w:val="110"/>
         </w:rPr>
-        <w:t> </w:t>
+        <w:t xml:space="preserve"> </w:t>
       </w:r>
       <w:r>
         <w:rPr>
@@ -4777,7 +4956,7 @@
           <w:spacing w:val="-14"/>
           <w:w w:val="110"/>
         </w:rPr>
-        <w:t> </w:t>
+        <w:t xml:space="preserve"> </w:t>
       </w:r>
       <w:r>
         <w:rPr>
@@ -4790,7 +4969,7 @@
           <w:spacing w:val="-14"/>
           <w:w w:val="110"/>
         </w:rPr>
-        <w:t> </w:t>
+        <w:t xml:space="preserve"> </w:t>
       </w:r>
       <w:r>
         <w:rPr>
@@ -4803,7 +4982,7 @@
           <w:spacing w:val="-14"/>
           <w:w w:val="110"/>
         </w:rPr>
-        <w:t> </w:t>
+        <w:t xml:space="preserve"> </w:t>
       </w:r>
       <w:r>
         <w:rPr>
@@ -4816,7 +4995,7 @@
           <w:spacing w:val="-14"/>
           <w:w w:val="110"/>
         </w:rPr>
-        <w:t> </w:t>
+        <w:t xml:space="preserve"> </w:t>
       </w:r>
       <w:r>
         <w:rPr>
@@ -4829,7 +5008,7 @@
           <w:spacing w:val="-14"/>
           <w:w w:val="110"/>
         </w:rPr>
-        <w:t> </w:t>
+        <w:t xml:space="preserve"> </w:t>
       </w:r>
       <w:r>
         <w:rPr>
@@ -4842,7 +5021,7 @@
           <w:spacing w:val="-14"/>
           <w:w w:val="110"/>
         </w:rPr>
-        <w:t> </w:t>
+        <w:t xml:space="preserve"> </w:t>
       </w:r>
       <w:r>
         <w:rPr>
@@ -4855,7 +5034,7 @@
           <w:spacing w:val="-14"/>
           <w:w w:val="110"/>
         </w:rPr>
-        <w:t> </w:t>
+        <w:t xml:space="preserve"> </w:t>
       </w:r>
       <w:r>
         <w:rPr>
@@ -4868,7 +5047,7 @@
           <w:spacing w:val="-14"/>
           <w:w w:val="110"/>
         </w:rPr>
-        <w:t> </w:t>
+        <w:t xml:space="preserve"> </w:t>
       </w:r>
       <w:r>
         <w:rPr>
@@ -4881,7 +5060,7 @@
           <w:spacing w:val="-14"/>
           <w:w w:val="110"/>
         </w:rPr>
-        <w:t> </w:t>
+        <w:t xml:space="preserve"> </w:t>
       </w:r>
       <w:r>
         <w:rPr>
@@ -4894,13 +5073,13 @@
           <w:spacing w:val="-14"/>
           <w:w w:val="110"/>
         </w:rPr>
-        <w:t> </w:t>
-      </w:r>
-      <w:r>
-        <w:rPr>
-          <w:w w:val="110"/>
-        </w:rPr>
-        <w:t>die </w:t>
+        <w:t xml:space="preserve"> </w:t>
+      </w:r>
+      <w:r>
+        <w:rPr>
+          <w:w w:val="110"/>
+        </w:rPr>
+        <w:t xml:space="preserve">die </w:t>
       </w:r>
       <w:r>
         <w:rPr>
@@ -4914,7 +5093,7 @@
           <w:spacing w:val="-9"/>
           <w:w w:val="110"/>
         </w:rPr>
-        <w:t> </w:t>
+        <w:t xml:space="preserve"> </w:t>
       </w:r>
       <w:r>
         <w:rPr>
@@ -4928,7 +5107,7 @@
           <w:spacing w:val="-8"/>
           <w:w w:val="110"/>
         </w:rPr>
-        <w:t> </w:t>
+        <w:t xml:space="preserve"> </w:t>
       </w:r>
       <w:r>
         <w:rPr>
@@ -4942,7 +5121,7 @@
           <w:spacing w:val="-9"/>
           <w:w w:val="110"/>
         </w:rPr>
-        <w:t> </w:t>
+        <w:t xml:space="preserve"> </w:t>
       </w:r>
       <w:r>
         <w:rPr>
@@ -4956,7 +5135,7 @@
           <w:spacing w:val="-8"/>
           <w:w w:val="110"/>
         </w:rPr>
-        <w:t> </w:t>
+        <w:t xml:space="preserve"> </w:t>
       </w:r>
       <w:r>
         <w:rPr>
@@ -4970,7 +5149,7 @@
           <w:spacing w:val="-8"/>
           <w:w w:val="110"/>
         </w:rPr>
-        <w:t> </w:t>
+        <w:t xml:space="preserve"> </w:t>
       </w:r>
       <w:r>
         <w:rPr>
@@ -4984,7 +5163,7 @@
           <w:spacing w:val="-9"/>
           <w:w w:val="110"/>
         </w:rPr>
-        <w:t> </w:t>
+        <w:t xml:space="preserve"> </w:t>
       </w:r>
       <w:r>
         <w:rPr>
@@ -4998,7 +5177,7 @@
           <w:spacing w:val="-9"/>
           <w:w w:val="110"/>
         </w:rPr>
-        <w:t> </w:t>
+        <w:t xml:space="preserve"> </w:t>
       </w:r>
       <w:r>
         <w:rPr>
@@ -5012,7 +5191,7 @@
           <w:spacing w:val="-9"/>
           <w:w w:val="110"/>
         </w:rPr>
-        <w:t> </w:t>
+        <w:t xml:space="preserve"> </w:t>
       </w:r>
       <w:r>
         <w:rPr>
@@ -5026,14 +5205,14 @@
           <w:spacing w:val="-9"/>
           <w:w w:val="110"/>
         </w:rPr>
-        <w:t> </w:t>
+        <w:t xml:space="preserve"> </w:t>
       </w:r>
       <w:r>
         <w:rPr>
           <w:spacing w:val="-2"/>
           <w:w w:val="110"/>
         </w:rPr>
-        <w:t>zijn </w:t>
+        <w:t xml:space="preserve">zijn </w:t>
       </w:r>
       <w:r>
         <w:rPr>
@@ -5046,7 +5225,7 @@
           <w:spacing w:val="-7"/>
           <w:w w:val="110"/>
         </w:rPr>
-        <w:t> </w:t>
+        <w:t xml:space="preserve"> </w:t>
       </w:r>
       <w:r>
         <w:rPr>
@@ -5059,7 +5238,7 @@
           <w:spacing w:val="-7"/>
           <w:w w:val="110"/>
         </w:rPr>
-        <w:t> </w:t>
+        <w:t xml:space="preserve"> </w:t>
       </w:r>
       <w:r>
         <w:rPr>
@@ -5072,7 +5251,7 @@
           <w:spacing w:val="-7"/>
           <w:w w:val="110"/>
         </w:rPr>
-        <w:t> </w:t>
+        <w:t xml:space="preserve"> </w:t>
       </w:r>
       <w:r>
         <w:rPr>
@@ -5085,7 +5264,7 @@
           <w:spacing w:val="-7"/>
           <w:w w:val="110"/>
         </w:rPr>
-        <w:t> </w:t>
+        <w:t xml:space="preserve"> </w:t>
       </w:r>
       <w:r>
         <w:rPr>
@@ -5098,7 +5277,7 @@
           <w:spacing w:val="-7"/>
           <w:w w:val="110"/>
         </w:rPr>
-        <w:t> </w:t>
+        <w:t xml:space="preserve"> </w:t>
       </w:r>
       <w:r>
         <w:rPr>
@@ -5111,7 +5290,7 @@
           <w:spacing w:val="-7"/>
           <w:w w:val="110"/>
         </w:rPr>
-        <w:t> </w:t>
+        <w:t xml:space="preserve"> </w:t>
       </w:r>
       <w:r>
         <w:rPr>
@@ -5124,7 +5303,7 @@
           <w:spacing w:val="-7"/>
           <w:w w:val="110"/>
         </w:rPr>
-        <w:t> </w:t>
+        <w:t xml:space="preserve"> </w:t>
       </w:r>
       <w:r>
         <w:rPr>
@@ -5137,7 +5316,7 @@
           <w:spacing w:val="-7"/>
           <w:w w:val="110"/>
         </w:rPr>
-        <w:t> </w:t>
+        <w:t xml:space="preserve"> </w:t>
       </w:r>
       <w:r>
         <w:rPr>
@@ -5150,7 +5329,7 @@
           <w:spacing w:val="-7"/>
           <w:w w:val="110"/>
         </w:rPr>
-        <w:t> </w:t>
+        <w:t xml:space="preserve"> </w:t>
       </w:r>
       <w:r>
         <w:rPr>
@@ -5163,7 +5342,7 @@
           <w:spacing w:val="-7"/>
           <w:w w:val="110"/>
         </w:rPr>
-        <w:t> </w:t>
+        <w:t xml:space="preserve"> </w:t>
       </w:r>
       <w:r>
         <w:rPr>
@@ -5176,7 +5355,7 @@
           <w:spacing w:val="-7"/>
           <w:w w:val="110"/>
         </w:rPr>
-        <w:t> </w:t>
+        <w:t xml:space="preserve"> </w:t>
       </w:r>
       <w:r>
         <w:rPr>
@@ -5189,7 +5368,7 @@
           <w:spacing w:val="-7"/>
           <w:w w:val="110"/>
         </w:rPr>
-        <w:t> </w:t>
+        <w:t xml:space="preserve"> </w:t>
       </w:r>
       <w:r>
         <w:rPr>
@@ -5202,26 +5381,28 @@
           <w:spacing w:val="-7"/>
           <w:w w:val="110"/>
         </w:rPr>
-        <w:t> </w:t>
-      </w:r>
+        <w:t xml:space="preserve"> </w:t>
+      </w:r>
+      <w:proofErr w:type="spellStart"/>
       <w:r>
         <w:rPr>
           <w:w w:val="110"/>
         </w:rPr>
         <w:t>haves</w:t>
       </w:r>
+      <w:proofErr w:type="spellEnd"/>
       <w:r>
         <w:rPr>
           <w:spacing w:val="-7"/>
           <w:w w:val="110"/>
         </w:rPr>
-        <w:t> </w:t>
-      </w:r>
-      <w:r>
-        <w:rPr>
-          <w:w w:val="110"/>
-        </w:rPr>
-        <w:t>(red </w:t>
+        <w:t xml:space="preserve"> </w:t>
+      </w:r>
+      <w:r>
+        <w:rPr>
+          <w:w w:val="110"/>
+        </w:rPr>
+        <w:t xml:space="preserve">(red </w:t>
       </w:r>
       <w:r>
         <w:rPr>
@@ -5234,25 +5415,34 @@
     <w:p>
       <w:pPr>
         <w:pStyle w:val="BodyText"/>
-        <w:spacing w:line="247" w:lineRule="auto" w:before="192"/>
+        <w:spacing w:before="192" w:line="247" w:lineRule="auto"/>
         <w:ind w:right="634"/>
       </w:pPr>
       <w:r>
-        <w:rPr/>
-        <w:t>Voeg in Figma zeker de link naar jouw </w:t>
-      </w:r>
+        <w:t xml:space="preserve">Voeg in </w:t>
+      </w:r>
+      <w:proofErr w:type="spellStart"/>
+      <w:r>
+        <w:t>Figma</w:t>
+      </w:r>
+      <w:proofErr w:type="spellEnd"/>
+      <w:r>
+        <w:t xml:space="preserve"> zeker de link naar jouw </w:t>
+      </w:r>
+      <w:proofErr w:type="spellStart"/>
       <w:r>
         <w:rPr>
           <w:rFonts w:ascii="Arial Black"/>
         </w:rPr>
         <w:t>Figjam</w:t>
       </w:r>
+      <w:proofErr w:type="spellEnd"/>
       <w:r>
         <w:rPr>
           <w:rFonts w:ascii="Arial Black"/>
           <w:spacing w:val="-25"/>
         </w:rPr>
-        <w:t> </w:t>
+        <w:t xml:space="preserve"> </w:t>
       </w:r>
       <w:r>
         <w:rPr>
@@ -5265,7 +5455,7 @@
           <w:rFonts w:ascii="Arial Black"/>
           <w:spacing w:val="-25"/>
         </w:rPr>
-        <w:t> </w:t>
+        <w:t xml:space="preserve"> </w:t>
       </w:r>
       <w:r>
         <w:rPr>
@@ -5278,7 +5468,7 @@
           <w:rFonts w:ascii="Arial Black"/>
           <w:spacing w:val="-25"/>
         </w:rPr>
-        <w:t> </w:t>
+        <w:t xml:space="preserve"> </w:t>
       </w:r>
       <w:r>
         <w:rPr>
@@ -5291,17 +5481,16 @@
           <w:rFonts w:ascii="Arial Black"/>
           <w:spacing w:val="-12"/>
         </w:rPr>
-        <w:t> </w:t>
-      </w:r>
-      <w:r>
-        <w:rPr/>
-        <w:t>toe. Gebruik </w:t>
-      </w:r>
-      <w:r>
-        <w:rPr>
-          <w:w w:val="105"/>
-        </w:rPr>
-        <w:t>deze template hiervoor: </w:t>
+        <w:t xml:space="preserve"> </w:t>
+      </w:r>
+      <w:r>
+        <w:t xml:space="preserve">toe. Gebruik </w:t>
+      </w:r>
+      <w:r>
+        <w:rPr>
+          <w:w w:val="105"/>
+        </w:rPr>
+        <w:t xml:space="preserve">deze template hiervoor: </w:t>
       </w:r>
       <w:r>
         <w:rPr>
@@ -5312,7 +5501,7 @@
         </w:rPr>
         <w:t>https://</w:t>
       </w:r>
-      <w:hyperlink r:id="rId9">
+      <w:hyperlink r:id="rId11">
         <w:r>
           <w:rPr>
             <w:color w:val="44C8F5"/>
@@ -5328,10 +5517,10 @@
           <w:color w:val="44C8F5"/>
           <w:spacing w:val="80"/>
           <w:w w:val="105"/>
-          <w:u w:val="none"/>
-        </w:rPr>
-        <w:t> </w:t>
-      </w:r>
+        </w:rPr>
+        <w:t xml:space="preserve"> </w:t>
+      </w:r>
+      <w:proofErr w:type="spellStart"/>
       <w:r>
         <w:rPr>
           <w:color w:val="44C8F5"/>
@@ -5339,157 +5528,174 @@
           <w:w w:val="105"/>
           <w:u w:val="single" w:color="44C8F5"/>
         </w:rPr>
-        <w:t>Map?node-id=0-1&amp;t=QdY6sVFcItLzvOWB-1</w:t>
+        <w:t>Map?</w:t>
+      </w:r>
+      <w:proofErr w:type="gramStart"/>
+      <w:r>
+        <w:rPr>
+          <w:color w:val="44C8F5"/>
+          <w:spacing w:val="-2"/>
+          <w:w w:val="105"/>
+          <w:u w:val="single" w:color="44C8F5"/>
+        </w:rPr>
+        <w:t>node</w:t>
+      </w:r>
+      <w:proofErr w:type="gramEnd"/>
+      <w:r>
+        <w:rPr>
+          <w:color w:val="44C8F5"/>
+          <w:spacing w:val="-2"/>
+          <w:w w:val="105"/>
+          <w:u w:val="single" w:color="44C8F5"/>
+        </w:rPr>
+        <w:t>-id</w:t>
+      </w:r>
+      <w:proofErr w:type="spellEnd"/>
+      <w:r>
+        <w:rPr>
+          <w:color w:val="44C8F5"/>
+          <w:spacing w:val="-2"/>
+          <w:w w:val="105"/>
+          <w:u w:val="single" w:color="44C8F5"/>
+        </w:rPr>
+        <w:t>=0-1&amp;t=QdY6sVFcItLzvOWB-1</w:t>
       </w:r>
     </w:p>
     <w:p>
       <w:pPr>
         <w:pStyle w:val="BodyText"/>
-        <w:spacing w:line="254" w:lineRule="auto" w:before="240"/>
+        <w:spacing w:before="240" w:line="254" w:lineRule="auto"/>
       </w:pPr>
       <w:r>
-        <w:rPr/>
         <w:t>In</w:t>
       </w:r>
       <w:r>
         <w:rPr>
           <w:spacing w:val="36"/>
         </w:rPr>
-        <w:t> </w:t>
-      </w:r>
-      <w:r>
-        <w:rPr/>
+        <w:t xml:space="preserve"> </w:t>
+      </w:r>
+      <w:r>
         <w:t>deze</w:t>
       </w:r>
       <w:r>
         <w:rPr>
           <w:spacing w:val="36"/>
         </w:rPr>
-        <w:t> </w:t>
-      </w:r>
-      <w:r>
-        <w:rPr/>
+        <w:t xml:space="preserve"> </w:t>
+      </w:r>
+      <w:proofErr w:type="spellStart"/>
+      <w:r>
         <w:t>FigJam</w:t>
       </w:r>
+      <w:proofErr w:type="spellEnd"/>
       <w:r>
         <w:rPr>
           <w:spacing w:val="36"/>
         </w:rPr>
-        <w:t> </w:t>
-      </w:r>
-      <w:r>
-        <w:rPr/>
+        <w:t xml:space="preserve"> </w:t>
+      </w:r>
+      <w:r>
         <w:t>voeg</w:t>
       </w:r>
       <w:r>
         <w:rPr>
           <w:spacing w:val="36"/>
         </w:rPr>
-        <w:t> </w:t>
-      </w:r>
-      <w:r>
-        <w:rPr/>
+        <w:t xml:space="preserve"> </w:t>
+      </w:r>
+      <w:r>
         <w:t>je</w:t>
       </w:r>
       <w:r>
         <w:rPr>
           <w:spacing w:val="36"/>
         </w:rPr>
-        <w:t> </w:t>
-      </w:r>
-      <w:r>
-        <w:rPr/>
+        <w:t xml:space="preserve"> </w:t>
+      </w:r>
+      <w:r>
         <w:t>de</w:t>
       </w:r>
       <w:r>
         <w:rPr>
           <w:spacing w:val="36"/>
         </w:rPr>
-        <w:t> </w:t>
-      </w:r>
-      <w:r>
-        <w:rPr/>
+        <w:t xml:space="preserve"> </w:t>
+      </w:r>
+      <w:r>
         <w:t>steps</w:t>
       </w:r>
       <w:r>
         <w:rPr>
           <w:spacing w:val="36"/>
         </w:rPr>
-        <w:t> </w:t>
-      </w:r>
-      <w:r>
-        <w:rPr/>
+        <w:t xml:space="preserve"> </w:t>
+      </w:r>
+      <w:r>
         <w:t>toe</w:t>
       </w:r>
       <w:r>
         <w:rPr>
           <w:spacing w:val="36"/>
         </w:rPr>
-        <w:t> </w:t>
-      </w:r>
-      <w:r>
-        <w:rPr/>
+        <w:t xml:space="preserve"> </w:t>
+      </w:r>
+      <w:r>
         <w:t>om</w:t>
       </w:r>
       <w:r>
         <w:rPr>
           <w:spacing w:val="36"/>
         </w:rPr>
-        <w:t> </w:t>
-      </w:r>
-      <w:r>
-        <w:rPr/>
+        <w:t xml:space="preserve"> </w:t>
+      </w:r>
+      <w:r>
         <w:t>als</w:t>
       </w:r>
       <w:r>
         <w:rPr>
           <w:spacing w:val="36"/>
         </w:rPr>
-        <w:t> </w:t>
-      </w:r>
-      <w:r>
-        <w:rPr/>
+        <w:t xml:space="preserve"> </w:t>
+      </w:r>
+      <w:r>
         <w:t>gebruiker</w:t>
       </w:r>
       <w:r>
         <w:rPr>
           <w:spacing w:val="36"/>
         </w:rPr>
-        <w:t> </w:t>
-      </w:r>
-      <w:r>
-        <w:rPr/>
+        <w:t xml:space="preserve"> </w:t>
+      </w:r>
+      <w:r>
         <w:t>een</w:t>
       </w:r>
       <w:r>
         <w:rPr>
           <w:spacing w:val="36"/>
         </w:rPr>
-        <w:t> </w:t>
-      </w:r>
-      <w:r>
-        <w:rPr/>
+        <w:t xml:space="preserve"> </w:t>
+      </w:r>
+      <w:r>
         <w:t>activiteit</w:t>
       </w:r>
       <w:r>
         <w:rPr>
           <w:spacing w:val="36"/>
         </w:rPr>
-        <w:t> </w:t>
-      </w:r>
-      <w:r>
-        <w:rPr/>
+        <w:t xml:space="preserve"> </w:t>
+      </w:r>
+      <w:r>
         <w:t>te</w:t>
       </w:r>
       <w:r>
         <w:rPr>
           <w:spacing w:val="36"/>
         </w:rPr>
-        <w:t> </w:t>
-      </w:r>
-      <w:r>
-        <w:rPr/>
-        <w:t>kunnen </w:t>
+        <w:t xml:space="preserve"> </w:t>
+      </w:r>
+      <w:r>
+        <w:t xml:space="preserve">kunnen </w:t>
       </w:r>
       <w:r>
         <w:rPr>
@@ -5502,7 +5708,7 @@
           <w:spacing w:val="-18"/>
           <w:w w:val="110"/>
         </w:rPr>
-        <w:t> </w:t>
+        <w:t xml:space="preserve"> </w:t>
       </w:r>
       <w:r>
         <w:rPr>
@@ -5515,7 +5721,7 @@
           <w:spacing w:val="-18"/>
           <w:w w:val="110"/>
         </w:rPr>
-        <w:t> </w:t>
+        <w:t xml:space="preserve"> </w:t>
       </w:r>
       <w:r>
         <w:rPr>
@@ -5528,7 +5734,7 @@
           <w:spacing w:val="-18"/>
           <w:w w:val="110"/>
         </w:rPr>
-        <w:t> </w:t>
+        <w:t xml:space="preserve"> </w:t>
       </w:r>
       <w:r>
         <w:rPr>
@@ -5541,7 +5747,7 @@
           <w:spacing w:val="-18"/>
           <w:w w:val="110"/>
         </w:rPr>
-        <w:t> </w:t>
+        <w:t xml:space="preserve"> </w:t>
       </w:r>
       <w:r>
         <w:rPr>
@@ -5554,7 +5760,7 @@
           <w:spacing w:val="-18"/>
           <w:w w:val="110"/>
         </w:rPr>
-        <w:t> </w:t>
+        <w:t xml:space="preserve"> </w:t>
       </w:r>
       <w:r>
         <w:rPr>
@@ -5567,7 +5773,7 @@
           <w:spacing w:val="-18"/>
           <w:w w:val="110"/>
         </w:rPr>
-        <w:t> </w:t>
+        <w:t xml:space="preserve"> </w:t>
       </w:r>
       <w:r>
         <w:rPr>
@@ -5580,7 +5786,7 @@
           <w:spacing w:val="-18"/>
           <w:w w:val="110"/>
         </w:rPr>
-        <w:t> </w:t>
+        <w:t xml:space="preserve"> </w:t>
       </w:r>
       <w:r>
         <w:rPr>
@@ -5593,7 +5799,7 @@
           <w:spacing w:val="-18"/>
           <w:w w:val="110"/>
         </w:rPr>
-        <w:t> </w:t>
+        <w:t xml:space="preserve"> </w:t>
       </w:r>
       <w:r>
         <w:rPr>
@@ -5606,7 +5812,7 @@
           <w:spacing w:val="-18"/>
           <w:w w:val="110"/>
         </w:rPr>
-        <w:t> </w:t>
+        <w:t xml:space="preserve"> </w:t>
       </w:r>
       <w:r>
         <w:rPr>
@@ -5619,7 +5825,7 @@
           <w:spacing w:val="-18"/>
           <w:w w:val="110"/>
         </w:rPr>
-        <w:t> </w:t>
+        <w:t xml:space="preserve"> </w:t>
       </w:r>
       <w:r>
         <w:rPr>
@@ -5644,7 +5850,7 @@
     <w:p>
       <w:pPr>
         <w:pStyle w:val="BodyText"/>
-        <w:spacing w:line="216" w:lineRule="auto" w:before="277"/>
+        <w:spacing w:before="277" w:line="216" w:lineRule="auto"/>
         <w:rPr>
           <w:rFonts w:ascii="Arial Black" w:hAnsi="Arial Black"/>
         </w:rPr>
@@ -5653,14 +5859,28 @@
         <w:rPr>
           <w:w w:val="105"/>
         </w:rPr>
-        <w:t>Maak minimum 3 schetsen. Plak ze als afbeelding in het Figma document. Zorg dat</w:t>
+        <w:t xml:space="preserve">Maak minimum 3 schetsen. Plak ze als afbeelding in het </w:t>
+      </w:r>
+      <w:proofErr w:type="spellStart"/>
+      <w:r>
+        <w:rPr>
+          <w:w w:val="105"/>
+        </w:rPr>
+        <w:t>Figma</w:t>
+      </w:r>
+      <w:proofErr w:type="spellEnd"/>
+      <w:r>
+        <w:rPr>
+          <w:w w:val="105"/>
+        </w:rPr>
+        <w:t xml:space="preserve"> document. Zorg dat</w:t>
       </w:r>
       <w:r>
         <w:rPr>
           <w:spacing w:val="-18"/>
           <w:w w:val="105"/>
         </w:rPr>
-        <w:t> </w:t>
+        <w:t xml:space="preserve"> </w:t>
       </w:r>
       <w:r>
         <w:rPr>
@@ -5673,20 +5893,22 @@
           <w:spacing w:val="-17"/>
           <w:w w:val="105"/>
         </w:rPr>
-        <w:t> </w:t>
-      </w:r>
+        <w:t xml:space="preserve"> </w:t>
+      </w:r>
+      <w:proofErr w:type="spellStart"/>
       <w:r>
         <w:rPr>
           <w:w w:val="105"/>
         </w:rPr>
         <w:t>core</w:t>
       </w:r>
+      <w:proofErr w:type="spellEnd"/>
       <w:r>
         <w:rPr>
           <w:spacing w:val="-18"/>
           <w:w w:val="105"/>
         </w:rPr>
-        <w:t> </w:t>
+        <w:t xml:space="preserve"> </w:t>
       </w:r>
       <w:r>
         <w:rPr>
@@ -5699,7 +5921,7 @@
           <w:spacing w:val="-18"/>
           <w:w w:val="105"/>
         </w:rPr>
-        <w:t> </w:t>
+        <w:t xml:space="preserve"> </w:t>
       </w:r>
       <w:r>
         <w:rPr>
@@ -5712,7 +5934,7 @@
           <w:spacing w:val="-13"/>
           <w:w w:val="105"/>
         </w:rPr>
-        <w:t> </w:t>
+        <w:t xml:space="preserve"> </w:t>
       </w:r>
       <w:r>
         <w:rPr>
@@ -5725,7 +5947,7 @@
           <w:spacing w:val="-13"/>
           <w:w w:val="105"/>
         </w:rPr>
-        <w:t> </w:t>
+        <w:t xml:space="preserve"> </w:t>
       </w:r>
       <w:r>
         <w:rPr>
@@ -5738,7 +5960,7 @@
           <w:spacing w:val="-13"/>
           <w:w w:val="105"/>
         </w:rPr>
-        <w:t> </w:t>
+        <w:t xml:space="preserve"> </w:t>
       </w:r>
       <w:r>
         <w:rPr>
@@ -5751,7 +5973,7 @@
           <w:spacing w:val="-12"/>
           <w:w w:val="105"/>
         </w:rPr>
-        <w:t> </w:t>
+        <w:t xml:space="preserve"> </w:t>
       </w:r>
       <w:r>
         <w:rPr>
@@ -5764,7 +5986,7 @@
           <w:spacing w:val="-13"/>
           <w:w w:val="105"/>
         </w:rPr>
-        <w:t> </w:t>
+        <w:t xml:space="preserve"> </w:t>
       </w:r>
       <w:r>
         <w:rPr>
@@ -5779,7 +6001,7 @@
           <w:spacing w:val="-29"/>
           <w:w w:val="105"/>
         </w:rPr>
-        <w:t> </w:t>
+        <w:t xml:space="preserve"> </w:t>
       </w:r>
       <w:r>
         <w:rPr>
@@ -5794,7 +6016,7 @@
           <w:spacing w:val="-29"/>
           <w:w w:val="105"/>
         </w:rPr>
-        <w:t> </w:t>
+        <w:t xml:space="preserve"> </w:t>
       </w:r>
       <w:r>
         <w:rPr>
@@ -5809,14 +6031,14 @@
           <w:spacing w:val="-29"/>
           <w:w w:val="105"/>
         </w:rPr>
-        <w:t> </w:t>
+        <w:t xml:space="preserve"> </w:t>
       </w:r>
       <w:r>
         <w:rPr>
           <w:rFonts w:ascii="Arial Black" w:hAnsi="Arial Black"/>
           <w:w w:val="105"/>
         </w:rPr>
-        <w:t>nette </w:t>
+        <w:t xml:space="preserve">nette </w:t>
       </w:r>
       <w:r>
         <w:rPr>
@@ -5830,7 +6052,7 @@
           <w:rFonts w:ascii="Arial Black" w:hAnsi="Arial Black"/>
           <w:spacing w:val="-25"/>
         </w:rPr>
-        <w:t> </w:t>
+        <w:t xml:space="preserve"> </w:t>
       </w:r>
       <w:r>
         <w:rPr>
@@ -5844,7 +6066,7 @@
           <w:rFonts w:ascii="Arial Black" w:hAnsi="Arial Black"/>
           <w:spacing w:val="-25"/>
         </w:rPr>
-        <w:t> </w:t>
+        <w:t xml:space="preserve"> </w:t>
       </w:r>
       <w:r>
         <w:rPr>
@@ -5858,7 +6080,7 @@
           <w:rFonts w:ascii="Arial Black" w:hAnsi="Arial Black"/>
           <w:spacing w:val="-25"/>
         </w:rPr>
-        <w:t> </w:t>
+        <w:t xml:space="preserve"> </w:t>
       </w:r>
       <w:r>
         <w:rPr>
@@ -5873,6 +6095,7 @@
         <w:pStyle w:val="Heading2"/>
         <w:spacing w:before="236"/>
       </w:pPr>
+      <w:proofErr w:type="spellStart"/>
       <w:r>
         <w:rPr>
           <w:spacing w:val="-2"/>
@@ -5880,11 +6103,12 @@
         </w:rPr>
         <w:t>Aftoetsing</w:t>
       </w:r>
+      <w:proofErr w:type="spellEnd"/>
     </w:p>
     <w:p>
       <w:pPr>
         <w:pStyle w:val="BodyText"/>
-        <w:spacing w:line="254" w:lineRule="auto" w:before="259"/>
+        <w:spacing w:before="259" w:line="254" w:lineRule="auto"/>
         <w:ind w:right="167"/>
       </w:pPr>
       <w:r>
@@ -5899,7 +6123,7 @@
           <w:spacing w:val="-11"/>
           <w:w w:val="110"/>
         </w:rPr>
-        <w:t> </w:t>
+        <w:t xml:space="preserve"> </w:t>
       </w:r>
       <w:r>
         <w:rPr>
@@ -5913,7 +6137,7 @@
           <w:spacing w:val="-11"/>
           <w:w w:val="110"/>
         </w:rPr>
-        <w:t> </w:t>
+        <w:t xml:space="preserve"> </w:t>
       </w:r>
       <w:r>
         <w:rPr>
@@ -5927,7 +6151,7 @@
           <w:spacing w:val="-11"/>
           <w:w w:val="110"/>
         </w:rPr>
-        <w:t> </w:t>
+        <w:t xml:space="preserve"> </w:t>
       </w:r>
       <w:r>
         <w:rPr>
@@ -5941,8 +6165,9 @@
           <w:spacing w:val="-11"/>
           <w:w w:val="110"/>
         </w:rPr>
-        <w:t> </w:t>
-      </w:r>
+        <w:t xml:space="preserve"> </w:t>
+      </w:r>
+      <w:proofErr w:type="gramStart"/>
       <w:r>
         <w:rPr>
           <w:spacing w:val="-2"/>
@@ -5955,7 +6180,7 @@
           <w:spacing w:val="-11"/>
           <w:w w:val="110"/>
         </w:rPr>
-        <w:t> </w:t>
+        <w:t xml:space="preserve"> </w:t>
       </w:r>
       <w:r>
         <w:rPr>
@@ -5964,12 +6189,13 @@
         </w:rPr>
         <w:t>partner</w:t>
       </w:r>
+      <w:proofErr w:type="gramEnd"/>
       <w:r>
         <w:rPr>
           <w:spacing w:val="-11"/>
           <w:w w:val="110"/>
         </w:rPr>
-        <w:t> </w:t>
+        <w:t xml:space="preserve"> </w:t>
       </w:r>
       <w:r>
         <w:rPr>
@@ -5983,7 +6209,7 @@
           <w:spacing w:val="-11"/>
           <w:w w:val="110"/>
         </w:rPr>
-        <w:t> </w:t>
+        <w:t xml:space="preserve"> </w:t>
       </w:r>
       <w:r>
         <w:rPr>
@@ -5997,7 +6223,7 @@
           <w:spacing w:val="-10"/>
           <w:w w:val="110"/>
         </w:rPr>
-        <w:t> </w:t>
+        <w:t xml:space="preserve"> </w:t>
       </w:r>
       <w:r>
         <w:rPr>
@@ -6011,7 +6237,7 @@
           <w:spacing w:val="-10"/>
           <w:w w:val="110"/>
         </w:rPr>
-        <w:t> </w:t>
+        <w:t xml:space="preserve"> </w:t>
       </w:r>
       <w:r>
         <w:rPr>
@@ -6025,29 +6251,69 @@
           <w:spacing w:val="-10"/>
           <w:w w:val="110"/>
         </w:rPr>
-        <w:t> </w:t>
-      </w:r>
+        <w:t xml:space="preserve"> </w:t>
+      </w:r>
+      <w:proofErr w:type="spellStart"/>
       <w:r>
         <w:rPr>
           <w:spacing w:val="-2"/>
           <w:w w:val="110"/>
         </w:rPr>
-        <w:t>designen/coden. </w:t>
-      </w:r>
-      <w:r>
-        <w:rPr>
-          <w:w w:val="110"/>
-        </w:rPr>
-        <w:t>Verwerk de feedback die je krijgt via leho op dit document</w:t>
+        <w:t>designen</w:t>
+      </w:r>
+      <w:proofErr w:type="spellEnd"/>
+      <w:r>
+        <w:rPr>
+          <w:spacing w:val="-2"/>
+          <w:w w:val="110"/>
+        </w:rPr>
+        <w:t>/</w:t>
+      </w:r>
+      <w:proofErr w:type="spellStart"/>
+      <w:r>
+        <w:rPr>
+          <w:spacing w:val="-2"/>
+          <w:w w:val="110"/>
+        </w:rPr>
+        <w:t>coden</w:t>
+      </w:r>
+      <w:proofErr w:type="spellEnd"/>
+      <w:r>
+        <w:rPr>
+          <w:spacing w:val="-2"/>
+          <w:w w:val="110"/>
+        </w:rPr>
+        <w:t xml:space="preserve">. </w:t>
+      </w:r>
+      <w:r>
+        <w:rPr>
+          <w:w w:val="110"/>
+        </w:rPr>
+        <w:t xml:space="preserve">Verwerk de feedback die je krijgt via </w:t>
+      </w:r>
+      <w:proofErr w:type="spellStart"/>
+      <w:r>
+        <w:rPr>
+          <w:w w:val="110"/>
+        </w:rPr>
+        <w:t>leho</w:t>
+      </w:r>
+      <w:proofErr w:type="spellEnd"/>
+      <w:r>
+        <w:rPr>
+          <w:w w:val="110"/>
+        </w:rPr>
+        <w:t xml:space="preserve"> op dit document</w:t>
       </w:r>
     </w:p>
     <w:p>
       <w:pPr>
         <w:pStyle w:val="BodyText"/>
-        <w:spacing w:after="0" w:line="254" w:lineRule="auto"/>
+        <w:spacing w:line="254" w:lineRule="auto"/>
         <w:sectPr>
           <w:pgSz w:w="11900" w:h="16840"/>
-          <w:pgMar w:header="565" w:footer="1003" w:top="1300" w:bottom="1200" w:left="1417" w:right="1417"/>
+          <w:pgMar w:top="1300" w:right="1417" w:bottom="1200" w:left="1417" w:header="565" w:footer="1003" w:gutter="0"/>
+          <w:cols w:space="720"/>
         </w:sectPr>
       </w:pPr>
     </w:p>
@@ -6056,11 +6322,12 @@
         <w:pStyle w:val="Heading1"/>
         <w:spacing w:before="88"/>
       </w:pPr>
-      <w:bookmarkStart w:name="_TOC_250001" w:id="2"/>
+      <w:bookmarkStart w:id="1" w:name="_TOC_250001"/>
       <w:r>
         <w:rPr>
           <w:w w:val="90"/>
         </w:rPr>
+        <w:lastRenderedPageBreak/>
         <w:t>Design:</w:t>
       </w:r>
       <w:r>
@@ -6068,7 +6335,7 @@
           <w:spacing w:val="-21"/>
           <w:w w:val="90"/>
         </w:rPr>
-        <w:t> </w:t>
+        <w:t xml:space="preserve"> </w:t>
       </w:r>
       <w:r>
         <w:rPr>
@@ -6081,9 +6348,9 @@
           <w:spacing w:val="-23"/>
           <w:w w:val="90"/>
         </w:rPr>
-        <w:t> </w:t>
-      </w:r>
-      <w:bookmarkEnd w:id="2"/>
+        <w:t xml:space="preserve"> </w:t>
+      </w:r>
+      <w:bookmarkEnd w:id="1"/>
       <w:r>
         <w:rPr>
           <w:spacing w:val="-5"/>
@@ -6121,7 +6388,7 @@
           <w:spacing w:val="3"/>
           <w:w w:val="105"/>
         </w:rPr>
-        <w:t> </w:t>
+        <w:t xml:space="preserve"> </w:t>
       </w:r>
       <w:r>
         <w:rPr>
@@ -6134,7 +6401,7 @@
           <w:spacing w:val="4"/>
           <w:w w:val="105"/>
         </w:rPr>
-        <w:t> </w:t>
+        <w:t xml:space="preserve"> </w:t>
       </w:r>
       <w:r>
         <w:rPr>
@@ -6147,7 +6414,7 @@
           <w:spacing w:val="3"/>
           <w:w w:val="105"/>
         </w:rPr>
-        <w:t> </w:t>
+        <w:t xml:space="preserve"> </w:t>
       </w:r>
       <w:r>
         <w:rPr>
@@ -6160,7 +6427,7 @@
           <w:spacing w:val="5"/>
           <w:w w:val="105"/>
         </w:rPr>
-        <w:t> </w:t>
+        <w:t xml:space="preserve"> </w:t>
       </w:r>
       <w:r>
         <w:rPr>
@@ -6173,7 +6440,7 @@
           <w:spacing w:val="3"/>
           <w:w w:val="105"/>
         </w:rPr>
-        <w:t> </w:t>
+        <w:t xml:space="preserve"> </w:t>
       </w:r>
       <w:r>
         <w:rPr>
@@ -6186,7 +6453,7 @@
           <w:spacing w:val="4"/>
           <w:w w:val="105"/>
         </w:rPr>
-        <w:t> </w:t>
+        <w:t xml:space="preserve"> </w:t>
       </w:r>
       <w:r>
         <w:rPr>
@@ -6198,9 +6465,8 @@
     </w:p>
     <w:p>
       <w:pPr>
-        <w:spacing w:line="254" w:lineRule="auto" w:before="252"/>
-        <w:ind w:left="23" w:right="0" w:firstLine="0"/>
-        <w:jc w:val="left"/>
+        <w:spacing w:before="252" w:line="254" w:lineRule="auto"/>
+        <w:ind w:left="23"/>
         <w:rPr>
           <w:i/>
           <w:sz w:val="24"/>
@@ -6221,7 +6487,7 @@
           <w:w w:val="110"/>
           <w:sz w:val="24"/>
         </w:rPr>
-        <w:t> </w:t>
+        <w:t xml:space="preserve"> </w:t>
       </w:r>
       <w:r>
         <w:rPr>
@@ -6238,7 +6504,7 @@
           <w:w w:val="110"/>
           <w:sz w:val="24"/>
         </w:rPr>
-        <w:t> </w:t>
+        <w:t xml:space="preserve"> </w:t>
       </w:r>
       <w:r>
         <w:rPr>
@@ -6255,7 +6521,7 @@
           <w:w w:val="110"/>
           <w:sz w:val="24"/>
         </w:rPr>
-        <w:t> </w:t>
+        <w:t xml:space="preserve"> </w:t>
       </w:r>
       <w:r>
         <w:rPr>
@@ -6272,7 +6538,7 @@
           <w:w w:val="110"/>
           <w:sz w:val="24"/>
         </w:rPr>
-        <w:t> </w:t>
+        <w:t xml:space="preserve"> </w:t>
       </w:r>
       <w:r>
         <w:rPr>
@@ -6289,7 +6555,7 @@
           <w:w w:val="110"/>
           <w:sz w:val="24"/>
         </w:rPr>
-        <w:t> </w:t>
+        <w:t xml:space="preserve"> </w:t>
       </w:r>
       <w:r>
         <w:rPr>
@@ -6306,7 +6572,7 @@
           <w:w w:val="110"/>
           <w:sz w:val="24"/>
         </w:rPr>
-        <w:t> </w:t>
+        <w:t xml:space="preserve"> </w:t>
       </w:r>
       <w:r>
         <w:rPr>
@@ -6323,7 +6589,7 @@
           <w:w w:val="110"/>
           <w:sz w:val="24"/>
         </w:rPr>
-        <w:t> </w:t>
+        <w:t xml:space="preserve"> </w:t>
       </w:r>
       <w:r>
         <w:rPr>
@@ -6340,7 +6606,7 @@
           <w:w w:val="110"/>
           <w:sz w:val="24"/>
         </w:rPr>
-        <w:t> </w:t>
+        <w:t xml:space="preserve"> </w:t>
       </w:r>
       <w:r>
         <w:rPr>
@@ -6357,7 +6623,7 @@
           <w:w w:val="110"/>
           <w:sz w:val="24"/>
         </w:rPr>
-        <w:t> </w:t>
+        <w:t xml:space="preserve"> </w:t>
       </w:r>
       <w:r>
         <w:rPr>
@@ -6374,7 +6640,7 @@
           <w:w w:val="110"/>
           <w:sz w:val="24"/>
         </w:rPr>
-        <w:t> </w:t>
+        <w:t xml:space="preserve"> </w:t>
       </w:r>
       <w:r>
         <w:rPr>
@@ -6391,7 +6657,7 @@
           <w:w w:val="110"/>
           <w:sz w:val="24"/>
         </w:rPr>
-        <w:t> </w:t>
+        <w:t xml:space="preserve"> </w:t>
       </w:r>
       <w:r>
         <w:rPr>
@@ -6408,7 +6674,7 @@
           <w:w w:val="110"/>
           <w:sz w:val="24"/>
         </w:rPr>
-        <w:t> </w:t>
+        <w:t xml:space="preserve"> </w:t>
       </w:r>
       <w:r>
         <w:rPr>
@@ -6416,15 +6682,7 @@
           <w:w w:val="110"/>
           <w:sz w:val="24"/>
         </w:rPr>
-        <w:t>gaat</w:t>
-      </w:r>
-      <w:r>
-        <w:rPr>
-          <w:i/>
-          <w:w w:val="110"/>
-          <w:sz w:val="24"/>
-        </w:rPr>
-        <w:t> </w:t>
+        <w:t xml:space="preserve">gaat </w:t>
       </w:r>
       <w:r>
         <w:rPr>
@@ -6452,12 +6710,11 @@
     <w:p>
       <w:pPr>
         <w:pStyle w:val="BodyText"/>
-        <w:spacing w:line="235" w:lineRule="auto" w:before="225"/>
+        <w:spacing w:before="225" w:line="235" w:lineRule="auto"/>
         <w:ind w:right="176"/>
       </w:pPr>
       <w:r>
-        <w:rPr/>
-        <w:t>Stel een kleurschema samen op basis van je inspiratie + </w:t>
+        <w:t xml:space="preserve">Stel een kleurschema samen op basis van je inspiratie + </w:t>
       </w:r>
       <w:r>
         <w:rPr>
@@ -6470,11 +6727,10 @@
           <w:rFonts w:ascii="Arial Black"/>
           <w:spacing w:val="-4"/>
         </w:rPr>
-        <w:t> </w:t>
-      </w:r>
-      <w:r>
-        <w:rPr/>
-        <w:t>+ </w:t>
+        <w:t xml:space="preserve"> </w:t>
+      </w:r>
+      <w:r>
+        <w:t xml:space="preserve">+ </w:t>
       </w:r>
       <w:r>
         <w:rPr>
@@ -6487,7 +6743,7 @@
           <w:rFonts w:ascii="Arial Black"/>
           <w:spacing w:val="-10"/>
         </w:rPr>
-        <w:t> </w:t>
+        <w:t xml:space="preserve"> </w:t>
       </w:r>
       <w:r>
         <w:rPr>
@@ -6496,7 +6752,6 @@
         <w:t>donkervariaties</w:t>
       </w:r>
       <w:r>
-        <w:rPr/>
         <w:t>, vermeld bij elke kleur de RGB- en HEX-waarde</w:t>
       </w:r>
     </w:p>
@@ -6516,7 +6771,7 @@
           <w:spacing w:val="-5"/>
           <w:w w:val="105"/>
         </w:rPr>
-        <w:t> </w:t>
+        <w:t xml:space="preserve"> </w:t>
       </w:r>
       <w:r>
         <w:rPr>
@@ -6529,7 +6784,7 @@
           <w:spacing w:val="-5"/>
           <w:w w:val="105"/>
         </w:rPr>
-        <w:t> </w:t>
+        <w:t xml:space="preserve"> </w:t>
       </w:r>
       <w:r>
         <w:rPr>
@@ -6542,20 +6797,22 @@
           <w:spacing w:val="-5"/>
           <w:w w:val="105"/>
         </w:rPr>
-        <w:t> </w:t>
-      </w:r>
+        <w:t xml:space="preserve"> </w:t>
+      </w:r>
+      <w:proofErr w:type="spellStart"/>
       <w:r>
         <w:rPr>
           <w:w w:val="105"/>
         </w:rPr>
         <w:t>Figma</w:t>
       </w:r>
+      <w:proofErr w:type="spellEnd"/>
       <w:r>
         <w:rPr>
           <w:spacing w:val="-5"/>
           <w:w w:val="105"/>
         </w:rPr>
-        <w:t> </w:t>
+        <w:t xml:space="preserve"> </w:t>
       </w:r>
       <w:r>
         <w:rPr>
@@ -6587,7 +6844,7 @@
     <w:p>
       <w:pPr>
         <w:pStyle w:val="BodyText"/>
-        <w:spacing w:line="288" w:lineRule="auto" w:before="259"/>
+        <w:spacing w:before="259" w:line="288" w:lineRule="auto"/>
       </w:pPr>
       <w:r>
         <w:rPr>
@@ -6600,7 +6857,7 @@
           <w:spacing w:val="32"/>
           <w:w w:val="105"/>
         </w:rPr>
-        <w:t> </w:t>
+        <w:t xml:space="preserve"> </w:t>
       </w:r>
       <w:r>
         <w:rPr>
@@ -6613,7 +6870,7 @@
           <w:spacing w:val="32"/>
           <w:w w:val="105"/>
         </w:rPr>
-        <w:t> </w:t>
+        <w:t xml:space="preserve"> </w:t>
       </w:r>
       <w:r>
         <w:rPr>
@@ -6626,7 +6883,7 @@
           <w:spacing w:val="32"/>
           <w:w w:val="105"/>
         </w:rPr>
-        <w:t> </w:t>
+        <w:t xml:space="preserve"> </w:t>
       </w:r>
       <w:r>
         <w:rPr>
@@ -6639,7 +6896,7 @@
           <w:spacing w:val="32"/>
           <w:w w:val="105"/>
         </w:rPr>
-        <w:t> </w:t>
+        <w:t xml:space="preserve"> </w:t>
       </w:r>
       <w:r>
         <w:rPr>
@@ -6652,7 +6909,7 @@
           <w:spacing w:val="32"/>
           <w:w w:val="105"/>
         </w:rPr>
-        <w:t> </w:t>
+        <w:t xml:space="preserve"> </w:t>
       </w:r>
       <w:r>
         <w:rPr>
@@ -6665,7 +6922,7 @@
           <w:spacing w:val="32"/>
           <w:w w:val="105"/>
         </w:rPr>
-        <w:t> </w:t>
+        <w:t xml:space="preserve"> </w:t>
       </w:r>
       <w:r>
         <w:rPr>
@@ -6678,7 +6935,7 @@
           <w:spacing w:val="32"/>
           <w:w w:val="105"/>
         </w:rPr>
-        <w:t> </w:t>
+        <w:t xml:space="preserve"> </w:t>
       </w:r>
       <w:r>
         <w:rPr>
@@ -6691,7 +6948,7 @@
           <w:spacing w:val="32"/>
           <w:w w:val="105"/>
         </w:rPr>
-        <w:t> </w:t>
+        <w:t xml:space="preserve"> </w:t>
       </w:r>
       <w:r>
         <w:rPr>
@@ -6704,7 +6961,7 @@
           <w:spacing w:val="32"/>
           <w:w w:val="105"/>
         </w:rPr>
-        <w:t> </w:t>
+        <w:t xml:space="preserve"> </w:t>
       </w:r>
       <w:r>
         <w:rPr>
@@ -6717,13 +6974,27 @@
           <w:spacing w:val="32"/>
           <w:w w:val="105"/>
         </w:rPr>
-        <w:t> </w:t>
-      </w:r>
-      <w:r>
-        <w:rPr>
-          <w:w w:val="105"/>
-        </w:rPr>
-        <w:t>computer staan! Voeg toe in je Figma file</w:t>
+        <w:t xml:space="preserve"> </w:t>
+      </w:r>
+      <w:r>
+        <w:rPr>
+          <w:w w:val="105"/>
+        </w:rPr>
+        <w:t xml:space="preserve">computer staan! Voeg toe in je </w:t>
+      </w:r>
+      <w:proofErr w:type="spellStart"/>
+      <w:r>
+        <w:rPr>
+          <w:w w:val="105"/>
+        </w:rPr>
+        <w:t>Figma</w:t>
+      </w:r>
+      <w:proofErr w:type="spellEnd"/>
+      <w:r>
+        <w:rPr>
+          <w:w w:val="105"/>
+        </w:rPr>
+        <w:t xml:space="preserve"> file</w:t>
       </w:r>
     </w:p>
     <w:p>
@@ -6731,6 +7002,7 @@
         <w:pStyle w:val="Heading2"/>
         <w:spacing w:before="251"/>
       </w:pPr>
+      <w:proofErr w:type="spellStart"/>
       <w:r>
         <w:rPr>
           <w:spacing w:val="-2"/>
@@ -6738,18 +7010,75 @@
         </w:rPr>
         <w:t>Icons</w:t>
       </w:r>
+      <w:proofErr w:type="spellEnd"/>
     </w:p>
     <w:p>
       <w:pPr>
         <w:pStyle w:val="BodyText"/>
-        <w:spacing w:line="283" w:lineRule="auto" w:before="259"/>
+        <w:spacing w:before="259" w:line="283" w:lineRule="auto"/>
         <w:ind w:right="634"/>
       </w:pPr>
       <w:r>
         <w:rPr>
           <w:w w:val="105"/>
         </w:rPr>
-        <w:t>Vermeld uit welke iconset je icons je gebruikt hebt en waar je deze gedownload hebt. Voeg toe in je Figma file Gebruik maximum 1 iconset.</w:t>
+        <w:t xml:space="preserve">Vermeld uit welke </w:t>
+      </w:r>
+      <w:proofErr w:type="spellStart"/>
+      <w:r>
+        <w:rPr>
+          <w:w w:val="105"/>
+        </w:rPr>
+        <w:t>iconset</w:t>
+      </w:r>
+      <w:proofErr w:type="spellEnd"/>
+      <w:r>
+        <w:rPr>
+          <w:w w:val="105"/>
+        </w:rPr>
+        <w:t xml:space="preserve"> je </w:t>
+      </w:r>
+      <w:proofErr w:type="spellStart"/>
+      <w:r>
+        <w:rPr>
+          <w:w w:val="105"/>
+        </w:rPr>
+        <w:t>icons</w:t>
+      </w:r>
+      <w:proofErr w:type="spellEnd"/>
+      <w:r>
+        <w:rPr>
+          <w:w w:val="105"/>
+        </w:rPr>
+        <w:t xml:space="preserve"> je gebruikt hebt en waar je deze gedownload hebt. Voeg toe in je </w:t>
+      </w:r>
+      <w:proofErr w:type="spellStart"/>
+      <w:r>
+        <w:rPr>
+          <w:w w:val="105"/>
+        </w:rPr>
+        <w:t>Figma</w:t>
+      </w:r>
+      <w:proofErr w:type="spellEnd"/>
+      <w:r>
+        <w:rPr>
+          <w:w w:val="105"/>
+        </w:rPr>
+        <w:t xml:space="preserve"> file Gebruik maximum 1 </w:t>
+      </w:r>
+      <w:proofErr w:type="spellStart"/>
+      <w:r>
+        <w:rPr>
+          <w:w w:val="105"/>
+        </w:rPr>
+        <w:t>iconset</w:t>
+      </w:r>
+      <w:proofErr w:type="spellEnd"/>
+      <w:r>
+        <w:rPr>
+          <w:w w:val="105"/>
+        </w:rPr>
+        <w:t>.</w:t>
       </w:r>
     </w:p>
     <w:p>
@@ -6768,118 +7097,121 @@
     <w:p>
       <w:pPr>
         <w:pStyle w:val="BodyText"/>
-        <w:spacing w:line="288" w:lineRule="auto" w:before="259"/>
+        <w:spacing w:before="259" w:line="288" w:lineRule="auto"/>
         <w:ind w:right="634"/>
       </w:pPr>
       <w:r>
-        <w:rPr/>
         <w:t>Vermeld</w:t>
       </w:r>
       <w:r>
         <w:rPr>
           <w:spacing w:val="40"/>
         </w:rPr>
-        <w:t> </w:t>
-      </w:r>
-      <w:r>
-        <w:rPr/>
+        <w:t xml:space="preserve"> </w:t>
+      </w:r>
+      <w:r>
         <w:t>welke</w:t>
       </w:r>
       <w:r>
         <w:rPr>
           <w:spacing w:val="40"/>
         </w:rPr>
-        <w:t> </w:t>
-      </w:r>
-      <w:r>
-        <w:rPr/>
+        <w:t xml:space="preserve"> </w:t>
+      </w:r>
+      <w:r>
         <w:t>afbeeldingen</w:t>
       </w:r>
       <w:r>
         <w:rPr>
           <w:spacing w:val="40"/>
         </w:rPr>
-        <w:t> </w:t>
-      </w:r>
-      <w:r>
-        <w:rPr/>
+        <w:t xml:space="preserve"> </w:t>
+      </w:r>
+      <w:r>
         <w:t>je</w:t>
       </w:r>
       <w:r>
         <w:rPr>
           <w:spacing w:val="40"/>
         </w:rPr>
-        <w:t> </w:t>
-      </w:r>
-      <w:r>
-        <w:rPr/>
+        <w:t xml:space="preserve"> </w:t>
+      </w:r>
+      <w:r>
         <w:t>gebruikt</w:t>
       </w:r>
       <w:r>
         <w:rPr>
           <w:spacing w:val="40"/>
         </w:rPr>
-        <w:t> </w:t>
-      </w:r>
-      <w:r>
-        <w:rPr/>
+        <w:t xml:space="preserve"> </w:t>
+      </w:r>
+      <w:r>
         <w:t>hebt</w:t>
       </w:r>
       <w:r>
         <w:rPr>
           <w:spacing w:val="40"/>
         </w:rPr>
-        <w:t> </w:t>
-      </w:r>
-      <w:r>
-        <w:rPr/>
+        <w:t xml:space="preserve"> </w:t>
+      </w:r>
+      <w:r>
         <w:t>en</w:t>
       </w:r>
       <w:r>
         <w:rPr>
           <w:spacing w:val="40"/>
         </w:rPr>
-        <w:t> </w:t>
-      </w:r>
-      <w:r>
-        <w:rPr/>
+        <w:t xml:space="preserve"> </w:t>
+      </w:r>
+      <w:r>
         <w:t>waar</w:t>
       </w:r>
       <w:r>
         <w:rPr>
           <w:spacing w:val="40"/>
         </w:rPr>
-        <w:t> </w:t>
-      </w:r>
-      <w:r>
-        <w:rPr/>
+        <w:t xml:space="preserve"> </w:t>
+      </w:r>
+      <w:r>
         <w:t>je</w:t>
       </w:r>
       <w:r>
         <w:rPr>
           <w:spacing w:val="40"/>
         </w:rPr>
-        <w:t> </w:t>
-      </w:r>
-      <w:r>
-        <w:rPr/>
+        <w:t xml:space="preserve"> </w:t>
+      </w:r>
+      <w:r>
         <w:t>deze</w:t>
       </w:r>
       <w:r>
         <w:rPr>
           <w:spacing w:val="40"/>
         </w:rPr>
-        <w:t> </w:t>
-      </w:r>
-      <w:r>
-        <w:rPr/>
-        <w:t>gedownload </w:t>
-      </w:r>
-      <w:r>
-        <w:rPr>
-          <w:w w:val="110"/>
-        </w:rPr>
-        <w:t>hebt. Voeg toe in je Figma file</w:t>
+        <w:t xml:space="preserve"> </w:t>
+      </w:r>
+      <w:r>
+        <w:t xml:space="preserve">gedownload </w:t>
+      </w:r>
+      <w:r>
+        <w:rPr>
+          <w:w w:val="110"/>
+        </w:rPr>
+        <w:t xml:space="preserve">hebt. Voeg toe in je </w:t>
+      </w:r>
+      <w:proofErr w:type="spellStart"/>
+      <w:r>
+        <w:rPr>
+          <w:w w:val="110"/>
+        </w:rPr>
+        <w:t>Figma</w:t>
+      </w:r>
+      <w:proofErr w:type="spellEnd"/>
+      <w:r>
+        <w:rPr>
+          <w:w w:val="110"/>
+        </w:rPr>
+        <w:t xml:space="preserve"> file</w:t>
       </w:r>
     </w:p>
     <w:p>
@@ -6898,7 +7230,7 @@
           <w:spacing w:val="-12"/>
           <w:w w:val="105"/>
         </w:rPr>
-        <w:t> </w:t>
+        <w:t xml:space="preserve"> </w:t>
       </w:r>
       <w:r>
         <w:rPr>
@@ -6911,7 +7243,7 @@
           <w:spacing w:val="-12"/>
           <w:w w:val="105"/>
         </w:rPr>
-        <w:t> </w:t>
+        <w:t xml:space="preserve"> </w:t>
       </w:r>
       <w:r>
         <w:rPr>
@@ -6924,141 +7256,129 @@
     <w:p>
       <w:pPr>
         <w:pStyle w:val="BodyText"/>
-        <w:spacing w:line="292" w:lineRule="auto" w:before="259"/>
+        <w:spacing w:before="259" w:line="292" w:lineRule="auto"/>
       </w:pPr>
       <w:r>
-        <w:rPr/>
         <w:t>Exploreer</w:t>
       </w:r>
       <w:r>
         <w:rPr>
           <w:spacing w:val="30"/>
         </w:rPr>
-        <w:t> </w:t>
-      </w:r>
-      <w:r>
-        <w:rPr/>
+        <w:t xml:space="preserve"> </w:t>
+      </w:r>
+      <w:r>
         <w:t>je</w:t>
       </w:r>
       <w:r>
         <w:rPr>
           <w:spacing w:val="30"/>
         </w:rPr>
-        <w:t> </w:t>
-      </w:r>
-      <w:r>
-        <w:rPr/>
+        <w:t xml:space="preserve"> </w:t>
+      </w:r>
+      <w:r>
         <w:t>design</w:t>
       </w:r>
       <w:r>
         <w:rPr>
           <w:spacing w:val="30"/>
         </w:rPr>
-        <w:t> </w:t>
-      </w:r>
-      <w:r>
-        <w:rPr/>
+        <w:t xml:space="preserve"> </w:t>
+      </w:r>
+      <w:r>
         <w:t>keuzes</w:t>
       </w:r>
       <w:r>
         <w:rPr>
           <w:spacing w:val="30"/>
         </w:rPr>
-        <w:t> </w:t>
-      </w:r>
-      <w:r>
-        <w:rPr/>
+        <w:t xml:space="preserve"> </w:t>
+      </w:r>
+      <w:r>
         <w:t>in</w:t>
       </w:r>
       <w:r>
         <w:rPr>
           <w:spacing w:val="30"/>
         </w:rPr>
-        <w:t> </w:t>
-      </w:r>
-      <w:r>
-        <w:rPr/>
+        <w:t xml:space="preserve"> </w:t>
+      </w:r>
+      <w:proofErr w:type="spellStart"/>
+      <w:r>
         <w:t>Figma</w:t>
       </w:r>
+      <w:proofErr w:type="spellEnd"/>
       <w:r>
         <w:rPr>
           <w:spacing w:val="30"/>
         </w:rPr>
-        <w:t> </w:t>
-      </w:r>
-      <w:r>
-        <w:rPr/>
+        <w:t xml:space="preserve"> </w:t>
+      </w:r>
+      <w:r>
         <w:t>op</w:t>
       </w:r>
       <w:r>
         <w:rPr>
           <w:spacing w:val="30"/>
         </w:rPr>
-        <w:t> </w:t>
-      </w:r>
-      <w:r>
-        <w:rPr/>
+        <w:t xml:space="preserve"> </w:t>
+      </w:r>
+      <w:r>
         <w:t>basis</w:t>
       </w:r>
       <w:r>
         <w:rPr>
           <w:spacing w:val="30"/>
         </w:rPr>
-        <w:t> </w:t>
-      </w:r>
-      <w:r>
-        <w:rPr/>
+        <w:t xml:space="preserve"> </w:t>
+      </w:r>
+      <w:r>
         <w:t>van</w:t>
       </w:r>
       <w:r>
         <w:rPr>
           <w:spacing w:val="31"/>
         </w:rPr>
-        <w:t> </w:t>
-      </w:r>
-      <w:r>
-        <w:rPr/>
+        <w:t xml:space="preserve"> </w:t>
+      </w:r>
+      <w:r>
         <w:t>je</w:t>
       </w:r>
       <w:r>
         <w:rPr>
           <w:spacing w:val="30"/>
         </w:rPr>
-        <w:t> </w:t>
-      </w:r>
-      <w:r>
-        <w:rPr/>
+        <w:t xml:space="preserve"> </w:t>
+      </w:r>
+      <w:r>
         <w:t>inspiratie</w:t>
       </w:r>
       <w:r>
         <w:rPr>
           <w:spacing w:val="30"/>
         </w:rPr>
-        <w:t> </w:t>
-      </w:r>
-      <w:r>
-        <w:rPr/>
+        <w:t xml:space="preserve"> </w:t>
+      </w:r>
+      <w:r>
         <w:t>in</w:t>
       </w:r>
       <w:r>
         <w:rPr>
           <w:spacing w:val="31"/>
         </w:rPr>
-        <w:t> </w:t>
-      </w:r>
-      <w:r>
-        <w:rPr/>
+        <w:t xml:space="preserve"> </w:t>
+      </w:r>
+      <w:r>
         <w:t>3</w:t>
       </w:r>
       <w:r>
         <w:rPr>
           <w:spacing w:val="30"/>
         </w:rPr>
-        <w:t> </w:t>
-      </w:r>
-      <w:r>
-        <w:rPr/>
-        <w:t>goed </w:t>
+        <w:t xml:space="preserve"> </w:t>
+      </w:r>
+      <w:r>
+        <w:t xml:space="preserve">goed </w:t>
       </w:r>
       <w:r>
         <w:rPr>
@@ -7071,7 +7391,7 @@
           <w:spacing w:val="-4"/>
           <w:w w:val="110"/>
         </w:rPr>
-        <w:t> </w:t>
+        <w:t xml:space="preserve"> </w:t>
       </w:r>
       <w:r>
         <w:rPr>
@@ -7084,7 +7404,7 @@
           <w:spacing w:val="-4"/>
           <w:w w:val="110"/>
         </w:rPr>
-        <w:t> </w:t>
+        <w:t xml:space="preserve"> </w:t>
       </w:r>
       <w:r>
         <w:rPr>
@@ -7097,7 +7417,7 @@
           <w:spacing w:val="-4"/>
           <w:w w:val="110"/>
         </w:rPr>
-        <w:t> </w:t>
+        <w:t xml:space="preserve"> </w:t>
       </w:r>
       <w:r>
         <w:rPr>
@@ -7110,7 +7430,7 @@
           <w:spacing w:val="-4"/>
           <w:w w:val="110"/>
         </w:rPr>
-        <w:t> </w:t>
+        <w:t xml:space="preserve"> </w:t>
       </w:r>
       <w:r>
         <w:rPr>
@@ -7123,7 +7443,7 @@
           <w:spacing w:val="-4"/>
           <w:w w:val="110"/>
         </w:rPr>
-        <w:t> </w:t>
+        <w:t xml:space="preserve"> </w:t>
       </w:r>
       <w:r>
         <w:rPr>
@@ -7138,34 +7458,31 @@
         <w:spacing w:line="270" w:lineRule="exact"/>
       </w:pPr>
       <w:r>
-        <w:rPr/>
         <w:t>(Componenten</w:t>
       </w:r>
       <w:r>
         <w:rPr>
           <w:spacing w:val="45"/>
         </w:rPr>
-        <w:t> </w:t>
-      </w:r>
-      <w:r>
-        <w:rPr/>
+        <w:t xml:space="preserve"> </w:t>
+      </w:r>
+      <w:r>
         <w:t>op</w:t>
       </w:r>
       <w:r>
         <w:rPr>
           <w:spacing w:val="43"/>
         </w:rPr>
-        <w:t> </w:t>
-      </w:r>
-      <w:r>
-        <w:rPr/>
+        <w:t xml:space="preserve"> </w:t>
+      </w:r>
+      <w:r>
         <w:t>de</w:t>
       </w:r>
       <w:r>
         <w:rPr>
           <w:spacing w:val="44"/>
         </w:rPr>
-        <w:t> </w:t>
+        <w:t xml:space="preserve"> </w:t>
       </w:r>
       <w:r>
         <w:rPr>
@@ -7186,14 +7503,16 @@
         <w:pStyle w:val="Heading1"/>
         <w:spacing w:before="1"/>
       </w:pPr>
-      <w:bookmarkStart w:name="_TOC_250000" w:id="3"/>
-      <w:bookmarkEnd w:id="3"/>
+      <w:bookmarkStart w:id="2" w:name="_TOC_250000"/>
+      <w:bookmarkEnd w:id="2"/>
+      <w:proofErr w:type="spellStart"/>
       <w:r>
         <w:rPr>
           <w:spacing w:val="-2"/>
         </w:rPr>
         <w:t>Testing</w:t>
       </w:r>
+      <w:proofErr w:type="spellEnd"/>
     </w:p>
     <w:p>
       <w:pPr>
@@ -7211,7 +7530,7 @@
     <w:p>
       <w:pPr>
         <w:pStyle w:val="BodyText"/>
-        <w:spacing w:line="254" w:lineRule="auto" w:before="254"/>
+        <w:spacing w:before="254" w:line="254" w:lineRule="auto"/>
       </w:pPr>
       <w:r>
         <w:rPr>
@@ -7223,142 +7542,131 @@
     <w:p>
       <w:pPr>
         <w:pStyle w:val="BodyText"/>
-        <w:spacing w:after="0" w:line="254" w:lineRule="auto"/>
+        <w:spacing w:line="254" w:lineRule="auto"/>
         <w:sectPr>
           <w:pgSz w:w="11900" w:h="16840"/>
-          <w:pgMar w:header="565" w:footer="1003" w:top="1300" w:bottom="1200" w:left="1417" w:right="1417"/>
+          <w:pgMar w:top="1300" w:right="1417" w:bottom="1200" w:left="1417" w:header="565" w:footer="1003" w:gutter="0"/>
+          <w:cols w:space="720"/>
         </w:sectPr>
       </w:pPr>
     </w:p>
     <w:p>
       <w:pPr>
         <w:pStyle w:val="BodyText"/>
-        <w:spacing w:line="249" w:lineRule="auto" w:before="150"/>
+        <w:spacing w:before="150" w:line="249" w:lineRule="auto"/>
         <w:ind w:right="167"/>
       </w:pPr>
       <w:r>
-        <w:rPr/>
+        <w:lastRenderedPageBreak/>
         <w:t>Maak</w:t>
       </w:r>
       <w:r>
         <w:rPr>
           <w:spacing w:val="34"/>
         </w:rPr>
-        <w:t> </w:t>
-      </w:r>
-      <w:r>
-        <w:rPr/>
+        <w:t xml:space="preserve"> </w:t>
+      </w:r>
+      <w:r>
         <w:t>een</w:t>
       </w:r>
       <w:r>
         <w:rPr>
           <w:spacing w:val="34"/>
         </w:rPr>
-        <w:t> </w:t>
-      </w:r>
-      <w:r>
-        <w:rPr/>
+        <w:t xml:space="preserve"> </w:t>
+      </w:r>
+      <w:r>
         <w:t>takenlijst</w:t>
       </w:r>
       <w:r>
         <w:rPr>
           <w:spacing w:val="34"/>
         </w:rPr>
-        <w:t> </w:t>
-      </w:r>
-      <w:r>
-        <w:rPr/>
+        <w:t xml:space="preserve"> </w:t>
+      </w:r>
+      <w:r>
         <w:t>van</w:t>
       </w:r>
       <w:r>
         <w:rPr>
           <w:spacing w:val="34"/>
         </w:rPr>
-        <w:t> </w:t>
-      </w:r>
-      <w:r>
-        <w:rPr/>
+        <w:t xml:space="preserve"> </w:t>
+      </w:r>
+      <w:r>
         <w:t>alle</w:t>
       </w:r>
       <w:r>
         <w:rPr>
           <w:spacing w:val="34"/>
         </w:rPr>
-        <w:t> </w:t>
-      </w:r>
-      <w:r>
-        <w:rPr/>
+        <w:t xml:space="preserve"> </w:t>
+      </w:r>
+      <w:r>
         <w:t>taken</w:t>
       </w:r>
       <w:r>
         <w:rPr>
           <w:spacing w:val="34"/>
         </w:rPr>
-        <w:t> </w:t>
-      </w:r>
-      <w:r>
-        <w:rPr/>
+        <w:t xml:space="preserve"> </w:t>
+      </w:r>
+      <w:r>
         <w:t>die</w:t>
       </w:r>
       <w:r>
         <w:rPr>
           <w:spacing w:val="34"/>
         </w:rPr>
-        <w:t> </w:t>
-      </w:r>
-      <w:r>
-        <w:rPr/>
+        <w:t xml:space="preserve"> </w:t>
+      </w:r>
+      <w:r>
         <w:t>je</w:t>
       </w:r>
       <w:r>
         <w:rPr>
           <w:spacing w:val="34"/>
         </w:rPr>
-        <w:t> </w:t>
-      </w:r>
-      <w:r>
-        <w:rPr/>
+        <w:t xml:space="preserve"> </w:t>
+      </w:r>
+      <w:r>
         <w:t>wil</w:t>
       </w:r>
       <w:r>
         <w:rPr>
           <w:spacing w:val="34"/>
         </w:rPr>
-        <w:t> </w:t>
-      </w:r>
-      <w:r>
-        <w:rPr/>
+        <w:t xml:space="preserve"> </w:t>
+      </w:r>
+      <w:r>
         <w:t>testen.</w:t>
       </w:r>
       <w:r>
         <w:rPr>
           <w:spacing w:val="34"/>
         </w:rPr>
-        <w:t> </w:t>
-      </w:r>
-      <w:r>
-        <w:rPr/>
+        <w:t xml:space="preserve"> </w:t>
+      </w:r>
+      <w:r>
         <w:t>En</w:t>
       </w:r>
       <w:r>
         <w:rPr>
           <w:spacing w:val="34"/>
         </w:rPr>
-        <w:t> </w:t>
-      </w:r>
-      <w:r>
-        <w:rPr/>
+        <w:t xml:space="preserve"> </w:t>
+      </w:r>
+      <w:r>
         <w:t>beschrijf</w:t>
       </w:r>
       <w:r>
         <w:rPr>
           <w:spacing w:val="34"/>
         </w:rPr>
-        <w:t> </w:t>
-      </w:r>
-      <w:r>
-        <w:rPr/>
-        <w:t>de </w:t>
+        <w:t xml:space="preserve"> </w:t>
+      </w:r>
+      <w:r>
+        <w:t xml:space="preserve">de </w:t>
       </w:r>
       <w:r>
         <w:rPr>
@@ -7383,7 +7691,7 @@
           <w:spacing w:val="20"/>
           <w:w w:val="105"/>
         </w:rPr>
-        <w:t> </w:t>
+        <w:t xml:space="preserve"> </w:t>
       </w:r>
       <w:r>
         <w:rPr>
@@ -7396,7 +7704,7 @@
           <w:spacing w:val="20"/>
           <w:w w:val="105"/>
         </w:rPr>
-        <w:t> </w:t>
+        <w:t xml:space="preserve"> </w:t>
       </w:r>
       <w:r>
         <w:rPr>
@@ -7409,7 +7717,7 @@
           <w:spacing w:val="21"/>
           <w:w w:val="105"/>
         </w:rPr>
-        <w:t> </w:t>
+        <w:t xml:space="preserve"> </w:t>
       </w:r>
       <w:r>
         <w:rPr>
@@ -7436,7 +7744,35 @@
         <w:rPr>
           <w:w w:val="105"/>
         </w:rPr>
-        <w:t>Record elke test met de preview in MS Teams en zet op Youtube met UNLISTED link </w:t>
+        <w:t xml:space="preserve">Record elke test met de preview in MS Teams en zet op </w:t>
+      </w:r>
+      <w:proofErr w:type="spellStart"/>
+      <w:r>
+        <w:rPr>
+          <w:w w:val="105"/>
+        </w:rPr>
+        <w:t>Youtube</w:t>
+      </w:r>
+      <w:proofErr w:type="spellEnd"/>
+      <w:r>
+        <w:rPr>
+          <w:w w:val="105"/>
+        </w:rPr>
+        <w:t xml:space="preserve"> met </w:t>
+      </w:r>
+      <w:proofErr w:type="gramStart"/>
+      <w:r>
+        <w:rPr>
+          <w:w w:val="105"/>
+        </w:rPr>
+        <w:t>UNLISTED link</w:t>
+      </w:r>
+      <w:proofErr w:type="gramEnd"/>
+      <w:r>
+        <w:rPr>
+          <w:w w:val="105"/>
+        </w:rPr>
+        <w:t xml:space="preserve"> </w:t>
       </w:r>
       <w:r>
         <w:rPr>
@@ -7502,7 +7838,7 @@
           <w:w w:val="90"/>
           <w:u w:val="single" w:color="FF0000"/>
         </w:rPr>
-        <w:t> </w:t>
+        <w:t xml:space="preserve"> </w:t>
       </w:r>
       <w:r>
         <w:rPr>
@@ -7521,7 +7857,7 @@
           <w:w w:val="90"/>
           <w:u w:val="single" w:color="FF0000"/>
         </w:rPr>
-        <w:t> </w:t>
+        <w:t xml:space="preserve"> </w:t>
       </w:r>
       <w:r>
         <w:rPr>
@@ -7540,7 +7876,7 @@
           <w:w w:val="90"/>
           <w:u w:val="single" w:color="FF0000"/>
         </w:rPr>
-        <w:t> </w:t>
+        <w:t xml:space="preserve"> </w:t>
       </w:r>
       <w:r>
         <w:rPr>
@@ -7559,7 +7895,7 @@
           <w:w w:val="90"/>
           <w:u w:val="single" w:color="FF0000"/>
         </w:rPr>
-        <w:t> </w:t>
+        <w:t xml:space="preserve"> </w:t>
       </w:r>
       <w:r>
         <w:rPr>
@@ -7578,7 +7914,7 @@
           <w:w w:val="90"/>
           <w:u w:val="single" w:color="FF0000"/>
         </w:rPr>
-        <w:t> </w:t>
+        <w:t xml:space="preserve"> </w:t>
       </w:r>
       <w:r>
         <w:rPr>
@@ -7597,7 +7933,7 @@
           <w:w w:val="90"/>
           <w:u w:val="single" w:color="FF0000"/>
         </w:rPr>
-        <w:t> </w:t>
+        <w:t xml:space="preserve"> </w:t>
       </w:r>
       <w:r>
         <w:rPr>
@@ -7616,7 +7952,7 @@
           <w:w w:val="90"/>
           <w:u w:val="single" w:color="FF0000"/>
         </w:rPr>
-        <w:t> </w:t>
+        <w:t xml:space="preserve"> </w:t>
       </w:r>
       <w:r>
         <w:rPr>
@@ -7635,7 +7971,7 @@
           <w:w w:val="90"/>
           <w:u w:val="single" w:color="FF0000"/>
         </w:rPr>
-        <w:t> </w:t>
+        <w:t xml:space="preserve"> </w:t>
       </w:r>
       <w:r>
         <w:rPr>
@@ -7654,8 +7990,9 @@
           <w:w w:val="90"/>
           <w:u w:val="single" w:color="FF0000"/>
         </w:rPr>
-        <w:t> </w:t>
-      </w:r>
+        <w:t xml:space="preserve"> </w:t>
+      </w:r>
+      <w:proofErr w:type="spellStart"/>
       <w:r>
         <w:rPr>
           <w:rFonts w:ascii="Arial Black"/>
@@ -7665,6 +8002,7 @@
         </w:rPr>
         <w:t>Figma</w:t>
       </w:r>
+      <w:proofErr w:type="spellEnd"/>
       <w:r>
         <w:rPr>
           <w:rFonts w:ascii="Arial Black"/>
@@ -7673,7 +8011,7 @@
           <w:w w:val="90"/>
           <w:u w:val="single" w:color="FF0000"/>
         </w:rPr>
-        <w:t> </w:t>
+        <w:t xml:space="preserve"> </w:t>
       </w:r>
       <w:r>
         <w:rPr>
@@ -7689,9 +8027,8 @@
           <w:rFonts w:ascii="Arial Black"/>
           <w:color w:val="FF0000"/>
           <w:w w:val="90"/>
-          <w:u w:val="none"/>
-        </w:rPr>
-        <w:t> </w:t>
+        </w:rPr>
+        <w:t xml:space="preserve"> </w:t>
       </w:r>
       <w:r>
         <w:rPr>
@@ -7705,14 +8042,34 @@
     </w:p>
     <w:sectPr>
       <w:pgSz w:w="11900" w:h="16840"/>
-      <w:pgMar w:header="565" w:footer="1003" w:top="1300" w:bottom="1200" w:left="1417" w:right="1417"/>
+      <w:pgMar w:top="1300" w:right="1417" w:bottom="1200" w:left="1417" w:header="565" w:footer="1003" w:gutter="0"/>
+      <w:cols w:space="720"/>
     </w:sectPr>
   </w:body>
 </w:document>
 </file>
 
+<file path=word/endnotes.xml><?xml version="1.0" encoding="utf-8"?>
+<w:endnotes xmlns:wpc="http://schemas.microsoft.com/office/word/2010/wordprocessingCanvas" xmlns:cx="http://schemas.microsoft.com/office/drawing/2014/chartex" xmlns:cx1="http://schemas.microsoft.com/office/drawing/2015/9/8/chartex" xmlns:cx2="http://schemas.microsoft.com/office/drawing/2015/10/21/chartex" xmlns:cx3="http://schemas.microsoft.com/office/drawing/2016/5/9/chartex" xmlns:cx4="http://schemas.microsoft.com/office/drawing/2016/5/10/chartex" xmlns:cx5="http://schemas.microsoft.com/office/drawing/2016/5/11/chartex" xmlns:cx6="http://schemas.microsoft.com/office/drawing/2016/5/12/chartex" xmlns:cx7="http://schemas.microsoft.com/office/drawing/2016/5/13/chartex" xmlns:cx8="http://schemas.microsoft.com/office/drawing/2016/5/14/chartex" xmlns:mc="http://schemas.openxmlformats.org/markup-compatibility/2006" xmlns:aink="http://schemas.microsoft.com/office/drawing/2016/ink" xmlns:am3d="http://schemas.microsoft.com/office/drawing/2017/model3d" xmlns:o="urn:schemas-microsoft-com:office:office" xmlns:oel="http://schemas.microsoft.com/office/2019/extlst" xmlns:r="http://schemas.openxmlformats.org/officeDocument/2006/relationships" xmlns:m="http://schemas.openxmlformats.org/officeDocument/2006/math" xmlns:v="urn:schemas-microsoft-com:vml" xmlns:wp14="http://schemas.microsoft.com/office/word/2010/wordprocessingDrawing" xmlns:wp="http://schemas.openxmlformats.org/drawingml/2006/wordprocessingDrawing" xmlns:w10="urn:schemas-microsoft-com:office:word" xmlns:w="http://schemas.openxmlformats.org/wordprocessingml/2006/main" xmlns:w14="http://schemas.microsoft.com/office/word/2010/wordml" xmlns:w15="http://schemas.microsoft.com/office/word/2012/wordml" xmlns:w16cex="http://schemas.microsoft.com/office/word/2018/wordml/cex" xmlns:w16cid="http://schemas.microsoft.com/office/word/2016/wordml/cid" xmlns:w16="http://schemas.microsoft.com/office/word/2018/wordml" xmlns:w16du="http://schemas.microsoft.com/office/word/2023/wordml/word16du" xmlns:w16sdtdh="http://schemas.microsoft.com/office/word/2020/wordml/sdtdatahash" xmlns:w16sdtfl="http://schemas.microsoft.com/office/word/2024/wordml/sdtformatlock" xmlns:w16se="http://schemas.microsoft.com/office/word/2015/wordml/symex" xmlns:wpg="http://schemas.microsoft.com/office/word/2010/wordprocessingGroup" xmlns:wpi="http://schemas.microsoft.com/office/word/2010/wordprocessingInk" xmlns:wne="http://schemas.microsoft.com/office/word/2006/wordml" xmlns:wps="http://schemas.microsoft.com/office/word/2010/wordprocessingShape" mc:Ignorable="w14 w15 w16se w16cid w16 w16cex w16sdtdh w16sdtfl w16du wp14">
+  <w:endnote w:type="separator" w:id="-1">
+    <w:p>
+      <w:r>
+        <w:separator/>
+      </w:r>
+    </w:p>
+  </w:endnote>
+  <w:endnote w:type="continuationSeparator" w:id="0">
+    <w:p>
+      <w:r>
+        <w:continuationSeparator/>
+      </w:r>
+    </w:p>
+  </w:endnote>
+</w:endnotes>
+</file>
+
 <file path=word/footer1.xml><?xml version="1.0" encoding="utf-8"?>
-<w:ftr xmlns:mc="http://schemas.openxmlformats.org/markup-compatibility/2006" xmlns:ve="http://schemas.openxmlformats.org/markup-compatibility/2006" xmlns:o="urn:schemas-microsoft-com:office:office" xmlns:r="http://schemas.openxmlformats.org/officeDocument/2006/relationships" xmlns:m="http://schemas.openxmlformats.org/officeDocument/2006/math" xmlns:v="urn:schemas-microsoft-com:vml" xmlns:wp="http://schemas.openxmlformats.org/drawingml/2006/wordprocessingDrawing" xmlns:w10="urn:schemas-microsoft-com:office:word" xmlns:w="http://schemas.openxmlformats.org/wordprocessingml/2006/main" xmlns:wne="http://schemas.microsoft.com/office/word/2006/wordml" xmlns:a="http://schemas.openxmlformats.org/drawingml/2006/main" xmlns:pic="http://schemas.openxmlformats.org/drawingml/2006/picture" xmlns:wpg="http://schemas.microsoft.com/office/word/2010/wordprocessingGroup" xmlns:wps="http://schemas.microsoft.com/office/word/2010/wordprocessingShape" xmlns:w14="http://schemas.microsoft.com/office/word/2010/wordml" mc:Ignorable="w14" xml:space="preserve">
+<w:ftr xmlns:wpc="http://schemas.microsoft.com/office/word/2010/wordprocessingCanvas" xmlns:cx="http://schemas.microsoft.com/office/drawing/2014/chartex" xmlns:cx1="http://schemas.microsoft.com/office/drawing/2015/9/8/chartex" xmlns:cx2="http://schemas.microsoft.com/office/drawing/2015/10/21/chartex" xmlns:cx3="http://schemas.microsoft.com/office/drawing/2016/5/9/chartex" xmlns:cx4="http://schemas.microsoft.com/office/drawing/2016/5/10/chartex" xmlns:cx5="http://schemas.microsoft.com/office/drawing/2016/5/11/chartex" xmlns:cx6="http://schemas.microsoft.com/office/drawing/2016/5/12/chartex" xmlns:cx7="http://schemas.microsoft.com/office/drawing/2016/5/13/chartex" xmlns:cx8="http://schemas.microsoft.com/office/drawing/2016/5/14/chartex" xmlns:mc="http://schemas.openxmlformats.org/markup-compatibility/2006" xmlns:aink="http://schemas.microsoft.com/office/drawing/2016/ink" xmlns:am3d="http://schemas.microsoft.com/office/drawing/2017/model3d" xmlns:o="urn:schemas-microsoft-com:office:office" xmlns:oel="http://schemas.microsoft.com/office/2019/extlst" xmlns:r="http://schemas.openxmlformats.org/officeDocument/2006/relationships" xmlns:m="http://schemas.openxmlformats.org/officeDocument/2006/math" xmlns:v="urn:schemas-microsoft-com:vml" xmlns:wp14="http://schemas.microsoft.com/office/word/2010/wordprocessingDrawing" xmlns:wp="http://schemas.openxmlformats.org/drawingml/2006/wordprocessingDrawing" xmlns:w10="urn:schemas-microsoft-com:office:word" xmlns:w="http://schemas.openxmlformats.org/wordprocessingml/2006/main" xmlns:w14="http://schemas.microsoft.com/office/word/2010/wordml" xmlns:w15="http://schemas.microsoft.com/office/word/2012/wordml" xmlns:w16cex="http://schemas.microsoft.com/office/word/2018/wordml/cex" xmlns:w16cid="http://schemas.microsoft.com/office/word/2016/wordml/cid" xmlns:w16="http://schemas.microsoft.com/office/word/2018/wordml" xmlns:w16du="http://schemas.microsoft.com/office/word/2023/wordml/word16du" xmlns:w16sdtdh="http://schemas.microsoft.com/office/word/2020/wordml/sdtdatahash" xmlns:w16sdtfl="http://schemas.microsoft.com/office/word/2024/wordml/sdtformatlock" xmlns:w16se="http://schemas.microsoft.com/office/word/2015/wordml/symex" xmlns:wpg="http://schemas.microsoft.com/office/word/2010/wordprocessingGroup" xmlns:wpi="http://schemas.microsoft.com/office/word/2010/wordprocessingInk" xmlns:wne="http://schemas.microsoft.com/office/word/2006/wordml" xmlns:wps="http://schemas.microsoft.com/office/word/2010/wordprocessingShape" mc:Ignorable="w14 w15 w16se w16cid w16 w16cex w16sdtdh w16sdtfl w16du wp14">
   <w:p>
     <w:pPr>
       <w:pStyle w:val="BodyText"/>
@@ -7724,12 +8081,13 @@
     </w:pPr>
     <w:r>
       <w:rPr>
+        <w:noProof/>
         <w:sz w:val="20"/>
       </w:rPr>
       <mc:AlternateContent>
         <mc:Choice Requires="wps">
           <w:drawing>
-            <wp:anchor distT="0" distB="0" distL="0" distR="0" allowOverlap="1" layoutInCell="1" locked="0" behindDoc="1" simplePos="0" relativeHeight="487507968">
+            <wp:anchor distT="0" distB="0" distL="0" distR="0" simplePos="0" relativeHeight="487507968" behindDoc="1" locked="0" layoutInCell="1" allowOverlap="1" wp14:anchorId="56E67FC2" wp14:editId="63C008B8">
               <wp:simplePos x="0" y="0"/>
               <wp:positionH relativeFrom="page">
                 <wp:posOffset>901700</wp:posOffset>
@@ -7742,13 +8100,14 @@
               <wp:wrapNone/>
               <wp:docPr id="1" name="Textbox 1"/>
               <wp:cNvGraphicFramePr>
-                <a:graphicFrameLocks/>
+                <a:graphicFrameLocks xmlns:a="http://schemas.openxmlformats.org/drawingml/2006/main"/>
               </wp:cNvGraphicFramePr>
-              <a:graphic>
+              <a:graphic xmlns:a="http://schemas.openxmlformats.org/drawingml/2006/main">
                 <a:graphicData uri="http://schemas.microsoft.com/office/word/2010/wordprocessingShape">
                   <wps:wsp>
-                    <wps:cNvPr id="1" name="Textbox 1"/>
-                    <wps:cNvSpPr txBox="1"/>
+                    <wps:cNvSpPr txBox="1">
+                      <a:spLocks/>
+                    </wps:cNvSpPr>
                     <wps:spPr>
                       <a:xfrm>
                         <a:off x="0" y="0"/>
@@ -7774,7 +8133,7 @@
                               <w:rFonts w:ascii="Courier New"/>
                               <w:color w:val="7F7F7F"/>
                             </w:rPr>
-                            <w:t>EINDOPDRACHT PROJECT ONE UX-UI DESIGN - </w:t>
+                            <w:t xml:space="preserve">EINDOPDRACHT PROJECT ONE UX-UI DESIGN - </w:t>
                           </w:r>
                           <w:r>
                             <w:rPr>
@@ -7798,11 +8157,11 @@
         </mc:Choice>
         <mc:Fallback>
           <w:pict>
-            <v:shapetype id="_x0000_t202" o:spt="202" coordsize="21600,21600" path="m,l,21600r21600,l21600,xe">
+            <v:shapetype w14:anchorId="56E67FC2" id="_x0000_t202" coordsize="21600,21600" o:spt="202" path="m,l,21600r21600,l21600,xe">
               <v:stroke joinstyle="miter"/>
               <v:path gradientshapeok="t" o:connecttype="rect"/>
             </v:shapetype>
-            <v:shape style="position:absolute;margin-left:71pt;margin-top:796.665771pt;width:362.1pt;height:17.850pt;mso-position-horizontal-relative:page;mso-position-vertical-relative:page;z-index:-15808512" type="#_x0000_t202" id="docshape1" filled="false" stroked="false">
+            <v:shape id="Textbox 1" o:spid="_x0000_s1026" type="#_x0000_t202" style="position:absolute;margin-left:71pt;margin-top:796.65pt;width:362.1pt;height:17.85pt;z-index:-15808512;visibility:visible;mso-wrap-style:square;mso-wrap-distance-left:0;mso-wrap-distance-top:0;mso-wrap-distance-right:0;mso-wrap-distance-bottom:0;mso-position-horizontal:absolute;mso-position-horizontal-relative:page;mso-position-vertical:absolute;mso-position-vertical-relative:page;v-text-anchor:top" o:gfxdata="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" filled="f" stroked="f">
               <v:textbox inset="0,0,0,0">
                 <w:txbxContent>
                   <w:p>
@@ -7819,7 +8178,7 @@
                         <w:rFonts w:ascii="Courier New"/>
                         <w:color w:val="7F7F7F"/>
                       </w:rPr>
-                      <w:t>EINDOPDRACHT PROJECT ONE UX-UI DESIGN - </w:t>
+                      <w:t xml:space="preserve">EINDOPDRACHT PROJECT ONE UX-UI DESIGN - </w:t>
                     </w:r>
                     <w:r>
                       <w:rPr>
@@ -7832,7 +8191,7 @@
                   </w:p>
                 </w:txbxContent>
               </v:textbox>
-              <w10:wrap type="none"/>
+              <w10:wrap anchorx="page" anchory="page"/>
             </v:shape>
           </w:pict>
         </mc:Fallback>
@@ -7843,7 +8202,7 @@
 </file>
 
 <file path=word/footer2.xml><?xml version="1.0" encoding="utf-8"?>
-<w:ftr xmlns:mc="http://schemas.openxmlformats.org/markup-compatibility/2006" xmlns:ve="http://schemas.openxmlformats.org/markup-compatibility/2006" xmlns:o="urn:schemas-microsoft-com:office:office" xmlns:r="http://schemas.openxmlformats.org/officeDocument/2006/relationships" xmlns:m="http://schemas.openxmlformats.org/officeDocument/2006/math" xmlns:v="urn:schemas-microsoft-com:vml" xmlns:wp="http://schemas.openxmlformats.org/drawingml/2006/wordprocessingDrawing" xmlns:w10="urn:schemas-microsoft-com:office:word" xmlns:w="http://schemas.openxmlformats.org/wordprocessingml/2006/main" xmlns:wne="http://schemas.microsoft.com/office/word/2006/wordml" xmlns:a="http://schemas.openxmlformats.org/drawingml/2006/main" xmlns:pic="http://schemas.openxmlformats.org/drawingml/2006/picture" xmlns:wpg="http://schemas.microsoft.com/office/word/2010/wordprocessingGroup" xmlns:wps="http://schemas.microsoft.com/office/word/2010/wordprocessingShape" xmlns:w14="http://schemas.microsoft.com/office/word/2010/wordml" mc:Ignorable="w14" xml:space="preserve">
+<w:ftr xmlns:wpc="http://schemas.microsoft.com/office/word/2010/wordprocessingCanvas" xmlns:cx="http://schemas.microsoft.com/office/drawing/2014/chartex" xmlns:cx1="http://schemas.microsoft.com/office/drawing/2015/9/8/chartex" xmlns:cx2="http://schemas.microsoft.com/office/drawing/2015/10/21/chartex" xmlns:cx3="http://schemas.microsoft.com/office/drawing/2016/5/9/chartex" xmlns:cx4="http://schemas.microsoft.com/office/drawing/2016/5/10/chartex" xmlns:cx5="http://schemas.microsoft.com/office/drawing/2016/5/11/chartex" xmlns:cx6="http://schemas.microsoft.com/office/drawing/2016/5/12/chartex" xmlns:cx7="http://schemas.microsoft.com/office/drawing/2016/5/13/chartex" xmlns:cx8="http://schemas.microsoft.com/office/drawing/2016/5/14/chartex" xmlns:mc="http://schemas.openxmlformats.org/markup-compatibility/2006" xmlns:aink="http://schemas.microsoft.com/office/drawing/2016/ink" xmlns:am3d="http://schemas.microsoft.com/office/drawing/2017/model3d" xmlns:o="urn:schemas-microsoft-com:office:office" xmlns:oel="http://schemas.microsoft.com/office/2019/extlst" xmlns:r="http://schemas.openxmlformats.org/officeDocument/2006/relationships" xmlns:m="http://schemas.openxmlformats.org/officeDocument/2006/math" xmlns:v="urn:schemas-microsoft-com:vml" xmlns:wp14="http://schemas.microsoft.com/office/word/2010/wordprocessingDrawing" xmlns:wp="http://schemas.openxmlformats.org/drawingml/2006/wordprocessingDrawing" xmlns:w10="urn:schemas-microsoft-com:office:word" xmlns:w="http://schemas.openxmlformats.org/wordprocessingml/2006/main" xmlns:w14="http://schemas.microsoft.com/office/word/2010/wordml" xmlns:w15="http://schemas.microsoft.com/office/word/2012/wordml" xmlns:w16cex="http://schemas.microsoft.com/office/word/2018/wordml/cex" xmlns:w16cid="http://schemas.microsoft.com/office/word/2016/wordml/cid" xmlns:w16="http://schemas.microsoft.com/office/word/2018/wordml" xmlns:w16du="http://schemas.microsoft.com/office/word/2023/wordml/word16du" xmlns:w16sdtdh="http://schemas.microsoft.com/office/word/2020/wordml/sdtdatahash" xmlns:w16sdtfl="http://schemas.microsoft.com/office/word/2024/wordml/sdtformatlock" xmlns:w16se="http://schemas.microsoft.com/office/word/2015/wordml/symex" xmlns:wpg="http://schemas.microsoft.com/office/word/2010/wordprocessingGroup" xmlns:wpi="http://schemas.microsoft.com/office/word/2010/wordprocessingInk" xmlns:wne="http://schemas.microsoft.com/office/word/2006/wordml" xmlns:wps="http://schemas.microsoft.com/office/word/2010/wordprocessingShape" mc:Ignorable="w14 w15 w16se w16cid w16 w16cex w16sdtdh w16sdtfl w16du wp14">
   <w:p>
     <w:pPr>
       <w:pStyle w:val="BodyText"/>
@@ -7855,12 +8214,13 @@
     </w:pPr>
     <w:r>
       <w:rPr>
+        <w:noProof/>
         <w:sz w:val="20"/>
       </w:rPr>
       <mc:AlternateContent>
         <mc:Choice Requires="wps">
           <w:drawing>
-            <wp:anchor distT="0" distB="0" distL="0" distR="0" allowOverlap="1" layoutInCell="1" locked="0" behindDoc="1" simplePos="0" relativeHeight="487508992">
+            <wp:anchor distT="0" distB="0" distL="0" distR="0" simplePos="0" relativeHeight="487508992" behindDoc="1" locked="0" layoutInCell="1" allowOverlap="1" wp14:anchorId="1E6C3E57" wp14:editId="39A05E5B">
               <wp:simplePos x="0" y="0"/>
               <wp:positionH relativeFrom="page">
                 <wp:posOffset>876300</wp:posOffset>
@@ -7873,13 +8233,14 @@
               <wp:wrapNone/>
               <wp:docPr id="3" name="Textbox 3"/>
               <wp:cNvGraphicFramePr>
-                <a:graphicFrameLocks/>
+                <a:graphicFrameLocks xmlns:a="http://schemas.openxmlformats.org/drawingml/2006/main"/>
               </wp:cNvGraphicFramePr>
-              <a:graphic>
+              <a:graphic xmlns:a="http://schemas.openxmlformats.org/drawingml/2006/main">
                 <a:graphicData uri="http://schemas.microsoft.com/office/word/2010/wordprocessingShape">
                   <wps:wsp>
-                    <wps:cNvPr id="3" name="Textbox 3"/>
-                    <wps:cNvSpPr txBox="1"/>
+                    <wps:cNvSpPr txBox="1">
+                      <a:spLocks/>
+                    </wps:cNvSpPr>
                     <wps:spPr>
                       <a:xfrm>
                         <a:off x="0" y="0"/>
@@ -7914,7 +8275,7 @@
                               <w:color w:val="7F7F7F"/>
                               <w:spacing w:val="-10"/>
                             </w:rPr>
-                            <w:instrText> PAGE </w:instrText>
+                            <w:instrText xml:space="preserve"> PAGE </w:instrText>
                           </w:r>
                           <w:r>
                             <w:rPr>
@@ -7955,7 +8316,7 @@
                               <w:rFonts w:ascii="Courier New"/>
                               <w:color w:val="7F7F7F"/>
                             </w:rPr>
-                            <w:t>RESEARCH, DEFINE, DESIGN EN </w:t>
+                            <w:t xml:space="preserve">RESEARCH, DEFINE, DESIGN EN </w:t>
                           </w:r>
                           <w:r>
                             <w:rPr>
@@ -7979,7 +8340,11 @@
         </mc:Choice>
         <mc:Fallback>
           <w:pict>
-            <v:shape style="position:absolute;margin-left:69pt;margin-top:780.825806pt;width:234.45pt;height:33.7pt;mso-position-horizontal-relative:page;mso-position-vertical-relative:page;z-index:-15807488" type="#_x0000_t202" id="docshape3" filled="false" stroked="false">
+            <v:shapetype w14:anchorId="1E6C3E57" id="_x0000_t202" coordsize="21600,21600" o:spt="202" path="m,l,21600r21600,l21600,xe">
+              <v:stroke joinstyle="miter"/>
+              <v:path gradientshapeok="t" o:connecttype="rect"/>
+            </v:shapetype>
+            <v:shape id="Textbox 3" o:spid="_x0000_s1028" type="#_x0000_t202" style="position:absolute;margin-left:69pt;margin-top:780.85pt;width:234.45pt;height:33.7pt;z-index:-15807488;visibility:visible;mso-wrap-style:square;mso-wrap-distance-left:0;mso-wrap-distance-top:0;mso-wrap-distance-right:0;mso-wrap-distance-bottom:0;mso-position-horizontal:absolute;mso-position-horizontal-relative:page;mso-position-vertical:absolute;mso-position-vertical-relative:page;v-text-anchor:top" o:gfxdata="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" filled="f" stroked="f">
               <v:textbox inset="0,0,0,0">
                 <w:txbxContent>
                   <w:p>
@@ -8005,7 +8370,7 @@
                         <w:color w:val="7F7F7F"/>
                         <w:spacing w:val="-10"/>
                       </w:rPr>
-                      <w:instrText> PAGE </w:instrText>
+                      <w:instrText xml:space="preserve"> PAGE </w:instrText>
                     </w:r>
                     <w:r>
                       <w:rPr>
@@ -8046,7 +8411,7 @@
                         <w:rFonts w:ascii="Courier New"/>
                         <w:color w:val="7F7F7F"/>
                       </w:rPr>
-                      <w:t>RESEARCH, DEFINE, DESIGN EN </w:t>
+                      <w:t xml:space="preserve">RESEARCH, DEFINE, DESIGN EN </w:t>
                     </w:r>
                     <w:r>
                       <w:rPr>
@@ -8059,7 +8424,7 @@
                   </w:p>
                 </w:txbxContent>
               </v:textbox>
-              <w10:wrap type="none"/>
+              <w10:wrap anchorx="page" anchory="page"/>
             </v:shape>
           </w:pict>
         </mc:Fallback>
@@ -8069,8 +8434,27 @@
 </w:ftr>
 </file>
 
+<file path=word/footnotes.xml><?xml version="1.0" encoding="utf-8"?>
+<w:footnotes xmlns:wpc="http://schemas.microsoft.com/office/word/2010/wordprocessingCanvas" xmlns:cx="http://schemas.microsoft.com/office/drawing/2014/chartex" xmlns:cx1="http://schemas.microsoft.com/office/drawing/2015/9/8/chartex" xmlns:cx2="http://schemas.microsoft.com/office/drawing/2015/10/21/chartex" xmlns:cx3="http://schemas.microsoft.com/office/drawing/2016/5/9/chartex" xmlns:cx4="http://schemas.microsoft.com/office/drawing/2016/5/10/chartex" xmlns:cx5="http://schemas.microsoft.com/office/drawing/2016/5/11/chartex" xmlns:cx6="http://schemas.microsoft.com/office/drawing/2016/5/12/chartex" xmlns:cx7="http://schemas.microsoft.com/office/drawing/2016/5/13/chartex" xmlns:cx8="http://schemas.microsoft.com/office/drawing/2016/5/14/chartex" xmlns:mc="http://schemas.openxmlformats.org/markup-compatibility/2006" xmlns:aink="http://schemas.microsoft.com/office/drawing/2016/ink" xmlns:am3d="http://schemas.microsoft.com/office/drawing/2017/model3d" xmlns:o="urn:schemas-microsoft-com:office:office" xmlns:oel="http://schemas.microsoft.com/office/2019/extlst" xmlns:r="http://schemas.openxmlformats.org/officeDocument/2006/relationships" xmlns:m="http://schemas.openxmlformats.org/officeDocument/2006/math" xmlns:v="urn:schemas-microsoft-com:vml" xmlns:wp14="http://schemas.microsoft.com/office/word/2010/wordprocessingDrawing" xmlns:wp="http://schemas.openxmlformats.org/drawingml/2006/wordprocessingDrawing" xmlns:w10="urn:schemas-microsoft-com:office:word" xmlns:w="http://schemas.openxmlformats.org/wordprocessingml/2006/main" xmlns:w14="http://schemas.microsoft.com/office/word/2010/wordml" xmlns:w15="http://schemas.microsoft.com/office/word/2012/wordml" xmlns:w16cex="http://schemas.microsoft.com/office/word/2018/wordml/cex" xmlns:w16cid="http://schemas.microsoft.com/office/word/2016/wordml/cid" xmlns:w16="http://schemas.microsoft.com/office/word/2018/wordml" xmlns:w16du="http://schemas.microsoft.com/office/word/2023/wordml/word16du" xmlns:w16sdtdh="http://schemas.microsoft.com/office/word/2020/wordml/sdtdatahash" xmlns:w16sdtfl="http://schemas.microsoft.com/office/word/2024/wordml/sdtformatlock" xmlns:w16se="http://schemas.microsoft.com/office/word/2015/wordml/symex" xmlns:wpg="http://schemas.microsoft.com/office/word/2010/wordprocessingGroup" xmlns:wpi="http://schemas.microsoft.com/office/word/2010/wordprocessingInk" xmlns:wne="http://schemas.microsoft.com/office/word/2006/wordml" xmlns:wps="http://schemas.microsoft.com/office/word/2010/wordprocessingShape" mc:Ignorable="w14 w15 w16se w16cid w16 w16cex w16sdtdh w16sdtfl w16du wp14">
+  <w:footnote w:type="separator" w:id="-1">
+    <w:p>
+      <w:r>
+        <w:separator/>
+      </w:r>
+    </w:p>
+  </w:footnote>
+  <w:footnote w:type="continuationSeparator" w:id="0">
+    <w:p>
+      <w:r>
+        <w:continuationSeparator/>
+      </w:r>
+    </w:p>
+  </w:footnote>
+</w:footnotes>
+</file>
+
 <file path=word/header1.xml><?xml version="1.0" encoding="utf-8"?>
-<w:hdr xmlns:mc="http://schemas.openxmlformats.org/markup-compatibility/2006" xmlns:ve="http://schemas.openxmlformats.org/markup-compatibility/2006" xmlns:o="urn:schemas-microsoft-com:office:office" xmlns:r="http://schemas.openxmlformats.org/officeDocument/2006/relationships" xmlns:m="http://schemas.openxmlformats.org/officeDocument/2006/math" xmlns:v="urn:schemas-microsoft-com:vml" xmlns:wp="http://schemas.openxmlformats.org/drawingml/2006/wordprocessingDrawing" xmlns:w10="urn:schemas-microsoft-com:office:word" xmlns:w="http://schemas.openxmlformats.org/wordprocessingml/2006/main" xmlns:wne="http://schemas.microsoft.com/office/word/2006/wordml" xmlns:a="http://schemas.openxmlformats.org/drawingml/2006/main" xmlns:pic="http://schemas.openxmlformats.org/drawingml/2006/picture" xmlns:wpg="http://schemas.microsoft.com/office/word/2010/wordprocessingGroup" xmlns:wps="http://schemas.microsoft.com/office/word/2010/wordprocessingShape" xmlns:w14="http://schemas.microsoft.com/office/word/2010/wordml" mc:Ignorable="w14" xml:space="preserve">
+<w:hdr xmlns:wpc="http://schemas.microsoft.com/office/word/2010/wordprocessingCanvas" xmlns:cx="http://schemas.microsoft.com/office/drawing/2014/chartex" xmlns:cx1="http://schemas.microsoft.com/office/drawing/2015/9/8/chartex" xmlns:cx2="http://schemas.microsoft.com/office/drawing/2015/10/21/chartex" xmlns:cx3="http://schemas.microsoft.com/office/drawing/2016/5/9/chartex" xmlns:cx4="http://schemas.microsoft.com/office/drawing/2016/5/10/chartex" xmlns:cx5="http://schemas.microsoft.com/office/drawing/2016/5/11/chartex" xmlns:cx6="http://schemas.microsoft.com/office/drawing/2016/5/12/chartex" xmlns:cx7="http://schemas.microsoft.com/office/drawing/2016/5/13/chartex" xmlns:cx8="http://schemas.microsoft.com/office/drawing/2016/5/14/chartex" xmlns:mc="http://schemas.openxmlformats.org/markup-compatibility/2006" xmlns:aink="http://schemas.microsoft.com/office/drawing/2016/ink" xmlns:am3d="http://schemas.microsoft.com/office/drawing/2017/model3d" xmlns:o="urn:schemas-microsoft-com:office:office" xmlns:oel="http://schemas.microsoft.com/office/2019/extlst" xmlns:r="http://schemas.openxmlformats.org/officeDocument/2006/relationships" xmlns:m="http://schemas.openxmlformats.org/officeDocument/2006/math" xmlns:v="urn:schemas-microsoft-com:vml" xmlns:wp14="http://schemas.microsoft.com/office/word/2010/wordprocessingDrawing" xmlns:wp="http://schemas.openxmlformats.org/drawingml/2006/wordprocessingDrawing" xmlns:w10="urn:schemas-microsoft-com:office:word" xmlns:w="http://schemas.openxmlformats.org/wordprocessingml/2006/main" xmlns:w14="http://schemas.microsoft.com/office/word/2010/wordml" xmlns:w15="http://schemas.microsoft.com/office/word/2012/wordml" xmlns:w16cex="http://schemas.microsoft.com/office/word/2018/wordml/cex" xmlns:w16cid="http://schemas.microsoft.com/office/word/2016/wordml/cid" xmlns:w16="http://schemas.microsoft.com/office/word/2018/wordml" xmlns:w16du="http://schemas.microsoft.com/office/word/2023/wordml/word16du" xmlns:w16sdtdh="http://schemas.microsoft.com/office/word/2020/wordml/sdtdatahash" xmlns:w16sdtfl="http://schemas.microsoft.com/office/word/2024/wordml/sdtformatlock" xmlns:w16se="http://schemas.microsoft.com/office/word/2015/wordml/symex" xmlns:wpg="http://schemas.microsoft.com/office/word/2010/wordprocessingGroup" xmlns:wpi="http://schemas.microsoft.com/office/word/2010/wordprocessingInk" xmlns:wne="http://schemas.microsoft.com/office/word/2006/wordml" xmlns:wps="http://schemas.microsoft.com/office/word/2010/wordprocessingShape" mc:Ignorable="w14 w15 w16se w16cid w16 w16cex w16sdtdh w16sdtfl w16du wp14">
   <w:p>
     <w:pPr>
       <w:pStyle w:val="BodyText"/>
@@ -8082,12 +8466,13 @@
     </w:pPr>
     <w:r>
       <w:rPr>
+        <w:noProof/>
         <w:sz w:val="20"/>
       </w:rPr>
       <mc:AlternateContent>
         <mc:Choice Requires="wps">
           <w:drawing>
-            <wp:anchor distT="0" distB="0" distL="0" distR="0" allowOverlap="1" layoutInCell="1" locked="0" behindDoc="1" simplePos="0" relativeHeight="487508480">
+            <wp:anchor distT="0" distB="0" distL="0" distR="0" simplePos="0" relativeHeight="487508480" behindDoc="1" locked="0" layoutInCell="1" allowOverlap="1" wp14:anchorId="591B737A" wp14:editId="0D29FA19">
               <wp:simplePos x="0" y="0"/>
               <wp:positionH relativeFrom="page">
                 <wp:posOffset>901700</wp:posOffset>
@@ -8100,13 +8485,14 @@
               <wp:wrapNone/>
               <wp:docPr id="2" name="Textbox 2"/>
               <wp:cNvGraphicFramePr>
-                <a:graphicFrameLocks/>
+                <a:graphicFrameLocks xmlns:a="http://schemas.openxmlformats.org/drawingml/2006/main"/>
               </wp:cNvGraphicFramePr>
-              <a:graphic>
+              <a:graphic xmlns:a="http://schemas.openxmlformats.org/drawingml/2006/main">
                 <a:graphicData uri="http://schemas.microsoft.com/office/word/2010/wordprocessingShape">
                   <wps:wsp>
-                    <wps:cNvPr id="2" name="Textbox 2"/>
-                    <wps:cNvSpPr txBox="1"/>
+                    <wps:cNvSpPr txBox="1">
+                      <a:spLocks/>
+                    </wps:cNvSpPr>
                     <wps:spPr>
                       <a:xfrm>
                         <a:off x="0" y="0"/>
@@ -8132,7 +8518,7 @@
                               <w:rFonts w:ascii="Courier New" w:hAnsi="Courier New"/>
                               <w:color w:val="7F7F7F"/>
                             </w:rPr>
-                            <w:t>MCT PROJECT – UX/UI </w:t>
+                            <w:t xml:space="preserve">MCT PROJECT – UX/UI </w:t>
                           </w:r>
                           <w:r>
                             <w:rPr>
@@ -8156,7 +8542,11 @@
         </mc:Choice>
         <mc:Fallback>
           <w:pict>
-            <v:shape style="position:absolute;margin-left:71pt;margin-top:27.22578pt;width:189.25pt;height:17.850pt;mso-position-horizontal-relative:page;mso-position-vertical-relative:page;z-index:-15808000" type="#_x0000_t202" id="docshape2" filled="false" stroked="false">
+            <v:shapetype w14:anchorId="591B737A" id="_x0000_t202" coordsize="21600,21600" o:spt="202" path="m,l,21600r21600,l21600,xe">
+              <v:stroke joinstyle="miter"/>
+              <v:path gradientshapeok="t" o:connecttype="rect"/>
+            </v:shapetype>
+            <v:shape id="Textbox 2" o:spid="_x0000_s1027" type="#_x0000_t202" style="position:absolute;margin-left:71pt;margin-top:27.25pt;width:189.25pt;height:17.85pt;z-index:-15808000;visibility:visible;mso-wrap-style:square;mso-wrap-distance-left:0;mso-wrap-distance-top:0;mso-wrap-distance-right:0;mso-wrap-distance-bottom:0;mso-position-horizontal:absolute;mso-position-horizontal-relative:page;mso-position-vertical:absolute;mso-position-vertical-relative:page;v-text-anchor:top" o:gfxdata="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" filled="f" stroked="f">
               <v:textbox inset="0,0,0,0">
                 <w:txbxContent>
                   <w:p>
@@ -8173,7 +8563,7 @@
                         <w:rFonts w:ascii="Courier New" w:hAnsi="Courier New"/>
                         <w:color w:val="7F7F7F"/>
                       </w:rPr>
-                      <w:t>MCT PROJECT – UX/UI </w:t>
+                      <w:t xml:space="preserve">MCT PROJECT – UX/UI </w:t>
                     </w:r>
                     <w:r>
                       <w:rPr>
@@ -8186,7 +8576,7 @@
                   </w:p>
                 </w:txbxContent>
               </v:textbox>
-              <w10:wrap type="none"/>
+              <w10:wrap anchorx="page" anchory="page"/>
             </v:shape>
           </w:pict>
         </mc:Fallback>
@@ -8197,11 +8587,12 @@
 </file>
 
 <file path=word/numbering.xml><?xml version="1.0" encoding="utf-8"?>
-<w:numbering xmlns:ve="http://schemas.openxmlformats.org/markup-compatibility/2006" xmlns:o="urn:schemas-microsoft-com:office:office" xmlns:r="http://schemas.openxmlformats.org/officeDocument/2006/relationships" xmlns:m="http://schemas.openxmlformats.org/officeDocument/2006/math" xmlns:v="urn:schemas-microsoft-com:vml" xmlns:wp="http://schemas.openxmlformats.org/drawingml/2006/wordprocessingDrawing" xmlns:w10="urn:schemas-microsoft-com:office:word" xmlns:w="http://schemas.openxmlformats.org/wordprocessingml/2006/main" xmlns:wne="http://schemas.microsoft.com/office/word/2006/wordml">
-  <w:abstractNum w:abstractNumId="0">
+<w:numbering xmlns:wpc="http://schemas.microsoft.com/office/word/2010/wordprocessingCanvas" xmlns:cx="http://schemas.microsoft.com/office/drawing/2014/chartex" xmlns:cx1="http://schemas.microsoft.com/office/drawing/2015/9/8/chartex" xmlns:cx2="http://schemas.microsoft.com/office/drawing/2015/10/21/chartex" xmlns:cx3="http://schemas.microsoft.com/office/drawing/2016/5/9/chartex" xmlns:cx4="http://schemas.microsoft.com/office/drawing/2016/5/10/chartex" xmlns:cx5="http://schemas.microsoft.com/office/drawing/2016/5/11/chartex" xmlns:cx6="http://schemas.microsoft.com/office/drawing/2016/5/12/chartex" xmlns:cx7="http://schemas.microsoft.com/office/drawing/2016/5/13/chartex" xmlns:cx8="http://schemas.microsoft.com/office/drawing/2016/5/14/chartex" xmlns:mc="http://schemas.openxmlformats.org/markup-compatibility/2006" xmlns:aink="http://schemas.microsoft.com/office/drawing/2016/ink" xmlns:am3d="http://schemas.microsoft.com/office/drawing/2017/model3d" xmlns:o="urn:schemas-microsoft-com:office:office" xmlns:oel="http://schemas.microsoft.com/office/2019/extlst" xmlns:r="http://schemas.openxmlformats.org/officeDocument/2006/relationships" xmlns:m="http://schemas.openxmlformats.org/officeDocument/2006/math" xmlns:v="urn:schemas-microsoft-com:vml" xmlns:wp14="http://schemas.microsoft.com/office/word/2010/wordprocessingDrawing" xmlns:wp="http://schemas.openxmlformats.org/drawingml/2006/wordprocessingDrawing" xmlns:w10="urn:schemas-microsoft-com:office:word" xmlns:w="http://schemas.openxmlformats.org/wordprocessingml/2006/main" xmlns:w14="http://schemas.microsoft.com/office/word/2010/wordml" xmlns:w15="http://schemas.microsoft.com/office/word/2012/wordml" xmlns:w16cex="http://schemas.microsoft.com/office/word/2018/wordml/cex" xmlns:w16cid="http://schemas.microsoft.com/office/word/2016/wordml/cid" xmlns:w16="http://schemas.microsoft.com/office/word/2018/wordml" xmlns:w16du="http://schemas.microsoft.com/office/word/2023/wordml/word16du" xmlns:w16sdtdh="http://schemas.microsoft.com/office/word/2020/wordml/sdtdatahash" xmlns:w16sdtfl="http://schemas.microsoft.com/office/word/2024/wordml/sdtformatlock" xmlns:w16se="http://schemas.microsoft.com/office/word/2015/wordml/symex" xmlns:wpg="http://schemas.microsoft.com/office/word/2010/wordprocessingGroup" xmlns:wpi="http://schemas.microsoft.com/office/word/2010/wordprocessingInk" xmlns:wne="http://schemas.microsoft.com/office/word/2006/wordml" xmlns:wps="http://schemas.microsoft.com/office/word/2010/wordprocessingShape" mc:Ignorable="w14 w15 w16se w16cid w16 w16cex w16sdtdh w16sdtfl w16du wp14">
+  <w:abstractNum w:abstractNumId="0" w15:restartNumberingAfterBreak="0">
+    <w:nsid w:val="1F926335"/>
     <w:multiLevelType w:val="hybridMultilevel"/>
-    <w:lvl w:ilvl="0">
-      <w:start w:val="0"/>
+    <w:tmpl w:val="8940FB8C"/>
+    <w:lvl w:ilvl="0" w:tplc="AECC62E4">
       <w:numFmt w:val="bullet"/>
       <w:lvlText w:val=""/>
       <w:lvlJc w:val="left"/>
@@ -8209,7 +8600,7 @@
         <w:ind w:left="743" w:hanging="360"/>
       </w:pPr>
       <w:rPr>
-        <w:rFonts w:hint="default" w:ascii="Symbol" w:hAnsi="Symbol" w:eastAsia="Symbol" w:cs="Symbol"/>
+        <w:rFonts w:ascii="Symbol" w:eastAsia="Symbol" w:hAnsi="Symbol" w:cs="Symbol" w:hint="default"/>
         <w:b w:val="0"/>
         <w:bCs w:val="0"/>
         <w:i w:val="0"/>
@@ -8221,8 +8612,7 @@
         <w:lang w:val="nl-NL" w:eastAsia="en-US" w:bidi="ar-SA"/>
       </w:rPr>
     </w:lvl>
-    <w:lvl w:ilvl="1">
-      <w:start w:val="0"/>
+    <w:lvl w:ilvl="1" w:tplc="442EFA06">
       <w:numFmt w:val="bullet"/>
       <w:lvlText w:val="•"/>
       <w:lvlJc w:val="left"/>
@@ -8234,8 +8624,7 @@
         <w:lang w:val="nl-NL" w:eastAsia="en-US" w:bidi="ar-SA"/>
       </w:rPr>
     </w:lvl>
-    <w:lvl w:ilvl="2">
-      <w:start w:val="0"/>
+    <w:lvl w:ilvl="2" w:tplc="7AF2297C">
       <w:numFmt w:val="bullet"/>
       <w:lvlText w:val="•"/>
       <w:lvlJc w:val="left"/>
@@ -8247,8 +8636,7 @@
         <w:lang w:val="nl-NL" w:eastAsia="en-US" w:bidi="ar-SA"/>
       </w:rPr>
     </w:lvl>
-    <w:lvl w:ilvl="3">
-      <w:start w:val="0"/>
+    <w:lvl w:ilvl="3" w:tplc="F08CC8FE">
       <w:numFmt w:val="bullet"/>
       <w:lvlText w:val="•"/>
       <w:lvlJc w:val="left"/>
@@ -8260,8 +8648,7 @@
         <w:lang w:val="nl-NL" w:eastAsia="en-US" w:bidi="ar-SA"/>
       </w:rPr>
     </w:lvl>
-    <w:lvl w:ilvl="4">
-      <w:start w:val="0"/>
+    <w:lvl w:ilvl="4" w:tplc="62D84C72">
       <w:numFmt w:val="bullet"/>
       <w:lvlText w:val="•"/>
       <w:lvlJc w:val="left"/>
@@ -8273,8 +8660,7 @@
         <w:lang w:val="nl-NL" w:eastAsia="en-US" w:bidi="ar-SA"/>
       </w:rPr>
     </w:lvl>
-    <w:lvl w:ilvl="5">
-      <w:start w:val="0"/>
+    <w:lvl w:ilvl="5" w:tplc="3844E27E">
       <w:numFmt w:val="bullet"/>
       <w:lvlText w:val="•"/>
       <w:lvlJc w:val="left"/>
@@ -8286,8 +8672,7 @@
         <w:lang w:val="nl-NL" w:eastAsia="en-US" w:bidi="ar-SA"/>
       </w:rPr>
     </w:lvl>
-    <w:lvl w:ilvl="6">
-      <w:start w:val="0"/>
+    <w:lvl w:ilvl="6" w:tplc="78A278A4">
       <w:numFmt w:val="bullet"/>
       <w:lvlText w:val="•"/>
       <w:lvlJc w:val="left"/>
@@ -8299,8 +8684,7 @@
         <w:lang w:val="nl-NL" w:eastAsia="en-US" w:bidi="ar-SA"/>
       </w:rPr>
     </w:lvl>
-    <w:lvl w:ilvl="7">
-      <w:start w:val="0"/>
+    <w:lvl w:ilvl="7" w:tplc="9D9844D4">
       <w:numFmt w:val="bullet"/>
       <w:lvlText w:val="•"/>
       <w:lvlJc w:val="left"/>
@@ -8312,8 +8696,7 @@
         <w:lang w:val="nl-NL" w:eastAsia="en-US" w:bidi="ar-SA"/>
       </w:rPr>
     </w:lvl>
-    <w:lvl w:ilvl="8">
-      <w:start w:val="0"/>
+    <w:lvl w:ilvl="8" w:tplc="CF9C2552">
       <w:numFmt w:val="bullet"/>
       <w:lvlText w:val="•"/>
       <w:lvlJc w:val="left"/>
@@ -8326,21 +8709,21 @@
       </w:rPr>
     </w:lvl>
   </w:abstractNum>
-  <w:num w:numId="1">
+  <w:num w:numId="1" w16cid:durableId="27491391">
     <w:abstractNumId w:val="0"/>
   </w:num>
 </w:numbering>
 </file>
 
 <file path=word/styles.xml><?xml version="1.0" encoding="utf-8"?>
-<w:styles xmlns:r="http://schemas.openxmlformats.org/officeDocument/2006/relationships" xmlns:w="http://schemas.openxmlformats.org/wordprocessingml/2006/main">
+<w:styles xmlns:mc="http://schemas.openxmlformats.org/markup-compatibility/2006" xmlns:r="http://schemas.openxmlformats.org/officeDocument/2006/relationships" xmlns:w="http://schemas.openxmlformats.org/wordprocessingml/2006/main" xmlns:w14="http://schemas.microsoft.com/office/word/2010/wordml" xmlns:w15="http://schemas.microsoft.com/office/word/2012/wordml" xmlns:w16cex="http://schemas.microsoft.com/office/word/2018/wordml/cex" xmlns:w16cid="http://schemas.microsoft.com/office/word/2016/wordml/cid" xmlns:w16="http://schemas.microsoft.com/office/word/2018/wordml" xmlns:w16du="http://schemas.microsoft.com/office/word/2023/wordml/word16du" xmlns:w16sdtdh="http://schemas.microsoft.com/office/word/2020/wordml/sdtdatahash" xmlns:w16sdtfl="http://schemas.microsoft.com/office/word/2024/wordml/sdtformatlock" xmlns:w16se="http://schemas.microsoft.com/office/word/2015/wordml/symex" mc:Ignorable="w14 w15 w16se w16cid w16 w16cex w16sdtdh w16sdtfl w16du">
   <w:docDefaults>
     <w:rPrDefault>
       <w:rPr>
-        <w:rFonts w:cstheme="minorBidi" w:hAnsiTheme="minorHAnsi" w:eastAsiaTheme="minorHAnsi" w:asciiTheme="minorHAnsi"/>
+        <w:rFonts w:asciiTheme="minorHAnsi" w:eastAsiaTheme="minorHAnsi" w:hAnsiTheme="minorHAnsi" w:cstheme="minorBidi"/>
         <w:sz w:val="22"/>
         <w:szCs w:val="22"/>
-        <w:lang w:val="en-US" w:bidi="ar-SA" w:eastAsia="en-US"/>
+        <w:lang w:val="en-US" w:eastAsia="en-US" w:bidi="ar-SA"/>
       </w:rPr>
     </w:rPrDefault>
     <w:pPrDefault>
@@ -8348,52 +8731,454 @@
         <w:widowControl w:val="0"/>
         <w:autoSpaceDE w:val="0"/>
         <w:autoSpaceDN w:val="0"/>
-        <w:spacing w:lineRule="auto" w:line="240" w:before="0" w:after="0"/>
-        <w:ind w:left="0" w:right="0"/>
-        <w:jc w:val="left"/>
       </w:pPr>
     </w:pPrDefault>
   </w:docDefaults>
-  <w:style w:styleId="DefaultParagraphFont" w:default="1" w:type="character">
+  <w:latentStyles w:defLockedState="0" w:defUIPriority="99" w:defSemiHidden="0" w:defUnhideWhenUsed="0" w:defQFormat="0" w:count="376">
+    <w:lsdException w:name="Normal" w:uiPriority="0" w:qFormat="1"/>
+    <w:lsdException w:name="heading 1" w:uiPriority="9" w:qFormat="1"/>
+    <w:lsdException w:name="heading 2" w:semiHidden="1" w:uiPriority="9" w:unhideWhenUsed="1" w:qFormat="1"/>
+    <w:lsdException w:name="heading 3" w:semiHidden="1" w:uiPriority="9" w:unhideWhenUsed="1" w:qFormat="1"/>
+    <w:lsdException w:name="heading 4" w:semiHidden="1" w:uiPriority="9" w:unhideWhenUsed="1" w:qFormat="1"/>
+    <w:lsdException w:name="heading 5" w:semiHidden="1" w:uiPriority="9" w:unhideWhenUsed="1" w:qFormat="1"/>
+    <w:lsdException w:name="heading 6" w:semiHidden="1" w:uiPriority="9" w:unhideWhenUsed="1" w:qFormat="1"/>
+    <w:lsdException w:name="heading 7" w:semiHidden="1" w:uiPriority="9" w:unhideWhenUsed="1" w:qFormat="1"/>
+    <w:lsdException w:name="heading 8" w:semiHidden="1" w:uiPriority="9" w:unhideWhenUsed="1" w:qFormat="1"/>
+    <w:lsdException w:name="heading 9" w:semiHidden="1" w:uiPriority="9" w:unhideWhenUsed="1" w:qFormat="1"/>
+    <w:lsdException w:name="index 1" w:semiHidden="1" w:unhideWhenUsed="1"/>
+    <w:lsdException w:name="index 2" w:semiHidden="1" w:unhideWhenUsed="1"/>
+    <w:lsdException w:name="index 3" w:semiHidden="1" w:unhideWhenUsed="1"/>
+    <w:lsdException w:name="index 4" w:semiHidden="1" w:unhideWhenUsed="1"/>
+    <w:lsdException w:name="index 5" w:semiHidden="1" w:unhideWhenUsed="1"/>
+    <w:lsdException w:name="index 6" w:semiHidden="1" w:unhideWhenUsed="1"/>
+    <w:lsdException w:name="index 7" w:semiHidden="1" w:unhideWhenUsed="1"/>
+    <w:lsdException w:name="index 8" w:semiHidden="1" w:unhideWhenUsed="1"/>
+    <w:lsdException w:name="index 9" w:semiHidden="1" w:unhideWhenUsed="1"/>
+    <w:lsdException w:name="toc 1" w:semiHidden="1" w:uiPriority="39" w:unhideWhenUsed="1"/>
+    <w:lsdException w:name="toc 2" w:semiHidden="1" w:uiPriority="39" w:unhideWhenUsed="1"/>
+    <w:lsdException w:name="toc 3" w:semiHidden="1" w:uiPriority="39" w:unhideWhenUsed="1"/>
+    <w:lsdException w:name="toc 4" w:semiHidden="1" w:uiPriority="39" w:unhideWhenUsed="1"/>
+    <w:lsdException w:name="toc 5" w:semiHidden="1" w:uiPriority="39" w:unhideWhenUsed="1"/>
+    <w:lsdException w:name="toc 6" w:semiHidden="1" w:uiPriority="39" w:unhideWhenUsed="1"/>
+    <w:lsdException w:name="toc 7" w:semiHidden="1" w:uiPriority="39" w:unhideWhenUsed="1"/>
+    <w:lsdException w:name="toc 8" w:semiHidden="1" w:uiPriority="39" w:unhideWhenUsed="1"/>
+    <w:lsdException w:name="toc 9" w:semiHidden="1" w:uiPriority="39" w:unhideWhenUsed="1"/>
+    <w:lsdException w:name="Normal Indent" w:semiHidden="1" w:unhideWhenUsed="1"/>
+    <w:lsdException w:name="footnote text" w:semiHidden="1" w:unhideWhenUsed="1"/>
+    <w:lsdException w:name="annotation text" w:semiHidden="1" w:unhideWhenUsed="1"/>
+    <w:lsdException w:name="header" w:semiHidden="1" w:unhideWhenUsed="1"/>
+    <w:lsdException w:name="footer" w:semiHidden="1" w:unhideWhenUsed="1"/>
+    <w:lsdException w:name="index heading" w:semiHidden="1" w:unhideWhenUsed="1"/>
+    <w:lsdException w:name="caption" w:semiHidden="1" w:uiPriority="35" w:unhideWhenUsed="1" w:qFormat="1"/>
+    <w:lsdException w:name="table of figures" w:semiHidden="1" w:unhideWhenUsed="1"/>
+    <w:lsdException w:name="envelope address" w:semiHidden="1" w:unhideWhenUsed="1"/>
+    <w:lsdException w:name="envelope return" w:semiHidden="1" w:unhideWhenUsed="1"/>
+    <w:lsdException w:name="footnote reference" w:semiHidden="1" w:unhideWhenUsed="1"/>
+    <w:lsdException w:name="annotation reference" w:semiHidden="1" w:unhideWhenUsed="1"/>
+    <w:lsdException w:name="line number" w:semiHidden="1" w:unhideWhenUsed="1"/>
+    <w:lsdException w:name="page number" w:semiHidden="1" w:unhideWhenUsed="1"/>
+    <w:lsdException w:name="endnote reference" w:semiHidden="1" w:unhideWhenUsed="1"/>
+    <w:lsdException w:name="endnote text" w:semiHidden="1" w:unhideWhenUsed="1"/>
+    <w:lsdException w:name="table of authorities" w:semiHidden="1" w:unhideWhenUsed="1"/>
+    <w:lsdException w:name="macro" w:semiHidden="1" w:unhideWhenUsed="1"/>
+    <w:lsdException w:name="toa heading" w:semiHidden="1" w:unhideWhenUsed="1"/>
+    <w:lsdException w:name="List" w:semiHidden="1" w:unhideWhenUsed="1"/>
+    <w:lsdException w:name="List Bullet" w:semiHidden="1" w:unhideWhenUsed="1"/>
+    <w:lsdException w:name="List Number" w:semiHidden="1" w:unhideWhenUsed="1"/>
+    <w:lsdException w:name="List 2" w:semiHidden="1" w:unhideWhenUsed="1"/>
+    <w:lsdException w:name="List 3" w:semiHidden="1" w:unhideWhenUsed="1"/>
+    <w:lsdException w:name="List 4" w:semiHidden="1" w:unhideWhenUsed="1"/>
+    <w:lsdException w:name="List 5" w:semiHidden="1" w:unhideWhenUsed="1"/>
+    <w:lsdException w:name="List Bullet 2" w:semiHidden="1" w:unhideWhenUsed="1"/>
+    <w:lsdException w:name="List Bullet 3" w:semiHidden="1" w:unhideWhenUsed="1"/>
+    <w:lsdException w:name="List Bullet 4" w:semiHidden="1" w:unhideWhenUsed="1"/>
+    <w:lsdException w:name="List Bullet 5" w:semiHidden="1" w:unhideWhenUsed="1"/>
+    <w:lsdException w:name="List Number 2" w:semiHidden="1" w:unhideWhenUsed="1"/>
+    <w:lsdException w:name="List Number 3" w:semiHidden="1" w:unhideWhenUsed="1"/>
+    <w:lsdException w:name="List Number 4" w:semiHidden="1" w:unhideWhenUsed="1"/>
+    <w:lsdException w:name="List Number 5" w:semiHidden="1" w:unhideWhenUsed="1"/>
+    <w:lsdException w:name="Title" w:uiPriority="10" w:qFormat="1"/>
+    <w:lsdException w:name="Closing" w:semiHidden="1" w:unhideWhenUsed="1"/>
+    <w:lsdException w:name="Signature" w:semiHidden="1" w:unhideWhenUsed="1"/>
+    <w:lsdException w:name="Default Paragraph Font" w:semiHidden="1" w:uiPriority="1" w:unhideWhenUsed="1"/>
+    <w:lsdException w:name="Body Text" w:semiHidden="1" w:unhideWhenUsed="1"/>
+    <w:lsdException w:name="Body Text Indent" w:semiHidden="1" w:unhideWhenUsed="1"/>
+    <w:lsdException w:name="List Continue" w:semiHidden="1" w:unhideWhenUsed="1"/>
+    <w:lsdException w:name="List Continue 2" w:semiHidden="1" w:unhideWhenUsed="1"/>
+    <w:lsdException w:name="List Continue 3" w:semiHidden="1" w:unhideWhenUsed="1"/>
+    <w:lsdException w:name="List Continue 4" w:semiHidden="1" w:unhideWhenUsed="1"/>
+    <w:lsdException w:name="List Continue 5" w:semiHidden="1" w:unhideWhenUsed="1"/>
+    <w:lsdException w:name="Message Header" w:semiHidden="1" w:unhideWhenUsed="1"/>
+    <w:lsdException w:name="Subtitle" w:uiPriority="11" w:qFormat="1"/>
+    <w:lsdException w:name="Salutation" w:semiHidden="1" w:unhideWhenUsed="1"/>
+    <w:lsdException w:name="Date" w:semiHidden="1" w:unhideWhenUsed="1"/>
+    <w:lsdException w:name="Body Text First Indent" w:semiHidden="1" w:unhideWhenUsed="1"/>
+    <w:lsdException w:name="Body Text First Indent 2" w:semiHidden="1" w:unhideWhenUsed="1"/>
+    <w:lsdException w:name="Note Heading" w:semiHidden="1" w:unhideWhenUsed="1"/>
+    <w:lsdException w:name="Body Text 2" w:semiHidden="1" w:unhideWhenUsed="1"/>
+    <w:lsdException w:name="Body Text 3" w:semiHidden="1" w:unhideWhenUsed="1"/>
+    <w:lsdException w:name="Body Text Indent 2" w:semiHidden="1" w:unhideWhenUsed="1"/>
+    <w:lsdException w:name="Body Text Indent 3" w:semiHidden="1" w:unhideWhenUsed="1"/>
+    <w:lsdException w:name="Block Text" w:semiHidden="1" w:unhideWhenUsed="1"/>
+    <w:lsdException w:name="Hyperlink" w:semiHidden="1" w:unhideWhenUsed="1"/>
+    <w:lsdException w:name="FollowedHyperlink" w:semiHidden="1" w:unhideWhenUsed="1"/>
+    <w:lsdException w:name="Strong" w:uiPriority="22" w:qFormat="1"/>
+    <w:lsdException w:name="Emphasis" w:uiPriority="20" w:qFormat="1"/>
+    <w:lsdException w:name="Document Map" w:semiHidden="1" w:unhideWhenUsed="1"/>
+    <w:lsdException w:name="Plain Text" w:semiHidden="1" w:unhideWhenUsed="1"/>
+    <w:lsdException w:name="E-mail Signature" w:semiHidden="1" w:unhideWhenUsed="1"/>
+    <w:lsdException w:name="HTML Top of Form" w:semiHidden="1" w:unhideWhenUsed="1"/>
+    <w:lsdException w:name="HTML Bottom of Form" w:semiHidden="1" w:unhideWhenUsed="1"/>
+    <w:lsdException w:name="Normal (Web)" w:semiHidden="1" w:unhideWhenUsed="1"/>
+    <w:lsdException w:name="HTML Acronym" w:semiHidden="1" w:unhideWhenUsed="1"/>
+    <w:lsdException w:name="HTML Address" w:semiHidden="1" w:unhideWhenUsed="1"/>
+    <w:lsdException w:name="HTML Cite" w:semiHidden="1" w:unhideWhenUsed="1"/>
+    <w:lsdException w:name="HTML Code" w:semiHidden="1" w:unhideWhenUsed="1"/>
+    <w:lsdException w:name="HTML Definition" w:semiHidden="1" w:unhideWhenUsed="1"/>
+    <w:lsdException w:name="HTML Keyboard" w:semiHidden="1" w:unhideWhenUsed="1"/>
+    <w:lsdException w:name="HTML Preformatted" w:semiHidden="1" w:unhideWhenUsed="1"/>
+    <w:lsdException w:name="HTML Sample" w:semiHidden="1" w:unhideWhenUsed="1"/>
+    <w:lsdException w:name="HTML Typewriter" w:semiHidden="1" w:unhideWhenUsed="1"/>
+    <w:lsdException w:name="HTML Variable" w:semiHidden="1" w:unhideWhenUsed="1"/>
+    <w:lsdException w:name="Normal Table" w:semiHidden="1" w:unhideWhenUsed="1"/>
+    <w:lsdException w:name="annotation subject" w:semiHidden="1" w:unhideWhenUsed="1"/>
+    <w:lsdException w:name="No List" w:semiHidden="1" w:unhideWhenUsed="1"/>
+    <w:lsdException w:name="Outline List 1" w:semiHidden="1" w:unhideWhenUsed="1"/>
+    <w:lsdException w:name="Outline List 2" w:semiHidden="1" w:unhideWhenUsed="1"/>
+    <w:lsdException w:name="Outline List 3" w:semiHidden="1" w:unhideWhenUsed="1"/>
+    <w:lsdException w:name="Table Simple 1" w:semiHidden="1" w:unhideWhenUsed="1"/>
+    <w:lsdException w:name="Table Simple 2" w:semiHidden="1" w:unhideWhenUsed="1"/>
+    <w:lsdException w:name="Table Simple 3" w:semiHidden="1" w:unhideWhenUsed="1"/>
+    <w:lsdException w:name="Table Classic 1" w:semiHidden="1" w:unhideWhenUsed="1"/>
+    <w:lsdException w:name="Table Classic 2" w:semiHidden="1" w:unhideWhenUsed="1"/>
+    <w:lsdException w:name="Table Classic 3" w:semiHidden="1" w:unhideWhenUsed="1"/>
+    <w:lsdException w:name="Table Classic 4" w:semiHidden="1" w:unhideWhenUsed="1"/>
+    <w:lsdException w:name="Table Colorful 1" w:semiHidden="1" w:unhideWhenUsed="1"/>
+    <w:lsdException w:name="Table Colorful 2" w:semiHidden="1" w:unhideWhenUsed="1"/>
+    <w:lsdException w:name="Table Colorful 3" w:semiHidden="1" w:unhideWhenUsed="1"/>
+    <w:lsdException w:name="Table Columns 1" w:semiHidden="1" w:unhideWhenUsed="1"/>
+    <w:lsdException w:name="Table Columns 2" w:semiHidden="1" w:unhideWhenUsed="1"/>
+    <w:lsdException w:name="Table Columns 3" w:semiHidden="1" w:unhideWhenUsed="1"/>
+    <w:lsdException w:name="Table Columns 4" w:semiHidden="1" w:unhideWhenUsed="1"/>
+    <w:lsdException w:name="Table Columns 5" w:semiHidden="1" w:unhideWhenUsed="1"/>
+    <w:lsdException w:name="Table Grid 1" w:semiHidden="1" w:unhideWhenUsed="1"/>
+    <w:lsdException w:name="Table Grid 2" w:semiHidden="1" w:unhideWhenUsed="1"/>
+    <w:lsdException w:name="Table Grid 3" w:semiHidden="1" w:unhideWhenUsed="1"/>
+    <w:lsdException w:name="Table Grid 4" w:semiHidden="1" w:unhideWhenUsed="1"/>
+    <w:lsdException w:name="Table Grid 5" w:semiHidden="1" w:unhideWhenUsed="1"/>
+    <w:lsdException w:name="Table Grid 6" w:semiHidden="1" w:unhideWhenUsed="1"/>
+    <w:lsdException w:name="Table Grid 7" w:semiHidden="1" w:unhideWhenUsed="1"/>
+    <w:lsdException w:name="Table Grid 8" w:semiHidden="1" w:unhideWhenUsed="1"/>
+    <w:lsdException w:name="Table List 1" w:semiHidden="1" w:unhideWhenUsed="1"/>
+    <w:lsdException w:name="Table List 2" w:semiHidden="1" w:unhideWhenUsed="1"/>
+    <w:lsdException w:name="Table List 3" w:semiHidden="1" w:unhideWhenUsed="1"/>
+    <w:lsdException w:name="Table List 4" w:semiHidden="1" w:unhideWhenUsed="1"/>
+    <w:lsdException w:name="Table List 5" w:semiHidden="1" w:unhideWhenUsed="1"/>
+    <w:lsdException w:name="Table List 6" w:semiHidden="1" w:unhideWhenUsed="1"/>
+    <w:lsdException w:name="Table List 7" w:semiHidden="1" w:unhideWhenUsed="1"/>
+    <w:lsdException w:name="Table List 8" w:semiHidden="1" w:unhideWhenUsed="1"/>
+    <w:lsdException w:name="Table 3D effects 1" w:semiHidden="1" w:unhideWhenUsed="1"/>
+    <w:lsdException w:name="Table 3D effects 2" w:semiHidden="1" w:unhideWhenUsed="1"/>
+    <w:lsdException w:name="Table 3D effects 3" w:semiHidden="1" w:unhideWhenUsed="1"/>
+    <w:lsdException w:name="Table Contemporary" w:semiHidden="1" w:unhideWhenUsed="1"/>
+    <w:lsdException w:name="Table Elegant" w:semiHidden="1" w:unhideWhenUsed="1"/>
+    <w:lsdException w:name="Table Professional" w:semiHidden="1" w:unhideWhenUsed="1"/>
+    <w:lsdException w:name="Table Subtle 1" w:semiHidden="1" w:unhideWhenUsed="1"/>
+    <w:lsdException w:name="Table Subtle 2" w:semiHidden="1" w:unhideWhenUsed="1"/>
+    <w:lsdException w:name="Table Web 1" w:semiHidden="1" w:unhideWhenUsed="1"/>
+    <w:lsdException w:name="Table Web 2" w:semiHidden="1" w:unhideWhenUsed="1"/>
+    <w:lsdException w:name="Table Web 3" w:semiHidden="1" w:unhideWhenUsed="1"/>
+    <w:lsdException w:name="Balloon Text" w:semiHidden="1" w:unhideWhenUsed="1"/>
+    <w:lsdException w:name="Table Grid" w:uiPriority="39"/>
+    <w:lsdException w:name="Table Theme" w:semiHidden="1" w:unhideWhenUsed="1"/>
+    <w:lsdException w:name="Placeholder Text" w:semiHidden="1"/>
+    <w:lsdException w:name="No Spacing" w:uiPriority="1" w:qFormat="1"/>
+    <w:lsdException w:name="Light Shading" w:uiPriority="60"/>
+    <w:lsdException w:name="Light List" w:uiPriority="61"/>
+    <w:lsdException w:name="Light Grid" w:uiPriority="62"/>
+    <w:lsdException w:name="Medium Shading 1" w:uiPriority="63"/>
+    <w:lsdException w:name="Medium Shading 2" w:uiPriority="64"/>
+    <w:lsdException w:name="Medium List 1" w:uiPriority="65"/>
+    <w:lsdException w:name="Medium List 2" w:uiPriority="66"/>
+    <w:lsdException w:name="Medium Grid 1" w:uiPriority="67"/>
+    <w:lsdException w:name="Medium Grid 2" w:uiPriority="68"/>
+    <w:lsdException w:name="Medium Grid 3" w:uiPriority="69"/>
+    <w:lsdException w:name="Dark List" w:uiPriority="70"/>
+    <w:lsdException w:name="Colorful Shading" w:uiPriority="71"/>
+    <w:lsdException w:name="Colorful List" w:uiPriority="72"/>
+    <w:lsdException w:name="Colorful Grid" w:uiPriority="73"/>
+    <w:lsdException w:name="Light Shading Accent 1" w:uiPriority="60"/>
+    <w:lsdException w:name="Light List Accent 1" w:uiPriority="61"/>
+    <w:lsdException w:name="Light Grid Accent 1" w:uiPriority="62"/>
+    <w:lsdException w:name="Medium Shading 1 Accent 1" w:uiPriority="63"/>
+    <w:lsdException w:name="Medium Shading 2 Accent 1" w:uiPriority="64"/>
+    <w:lsdException w:name="Medium List 1 Accent 1" w:uiPriority="65"/>
+    <w:lsdException w:name="Revision" w:semiHidden="1"/>
+    <w:lsdException w:name="List Paragraph" w:uiPriority="34" w:qFormat="1"/>
+    <w:lsdException w:name="Quote" w:uiPriority="29" w:qFormat="1"/>
+    <w:lsdException w:name="Intense Quote" w:uiPriority="30" w:qFormat="1"/>
+    <w:lsdException w:name="Medium List 2 Accent 1" w:uiPriority="66"/>
+    <w:lsdException w:name="Medium Grid 1 Accent 1" w:uiPriority="67"/>
+    <w:lsdException w:name="Medium Grid 2 Accent 1" w:uiPriority="68"/>
+    <w:lsdException w:name="Medium Grid 3 Accent 1" w:uiPriority="69"/>
+    <w:lsdException w:name="Dark List Accent 1" w:uiPriority="70"/>
+    <w:lsdException w:name="Colorful Shading Accent 1" w:uiPriority="71"/>
+    <w:lsdException w:name="Colorful List Accent 1" w:uiPriority="72"/>
+    <w:lsdException w:name="Colorful Grid Accent 1" w:uiPriority="73"/>
+    <w:lsdException w:name="Light Shading Accent 2" w:uiPriority="60"/>
+    <w:lsdException w:name="Light List Accent 2" w:uiPriority="61"/>
+    <w:lsdException w:name="Light Grid Accent 2" w:uiPriority="62"/>
+    <w:lsdException w:name="Medium Shading 1 Accent 2" w:uiPriority="63"/>
+    <w:lsdException w:name="Medium Shading 2 Accent 2" w:uiPriority="64"/>
+    <w:lsdException w:name="Medium List 1 Accent 2" w:uiPriority="65"/>
+    <w:lsdException w:name="Medium List 2 Accent 2" w:uiPriority="66"/>
+    <w:lsdException w:name="Medium Grid 1 Accent 2" w:uiPriority="67"/>
+    <w:lsdException w:name="Medium Grid 2 Accent 2" w:uiPriority="68"/>
+    <w:lsdException w:name="Medium Grid 3 Accent 2" w:uiPriority="69"/>
+    <w:lsdException w:name="Dark List Accent 2" w:uiPriority="70"/>
+    <w:lsdException w:name="Colorful Shading Accent 2" w:uiPriority="71"/>
+    <w:lsdException w:name="Colorful List Accent 2" w:uiPriority="72"/>
+    <w:lsdException w:name="Colorful Grid Accent 2" w:uiPriority="73"/>
+    <w:lsdException w:name="Light Shading Accent 3" w:uiPriority="60"/>
+    <w:lsdException w:name="Light List Accent 3" w:uiPriority="61"/>
+    <w:lsdException w:name="Light Grid Accent 3" w:uiPriority="62"/>
+    <w:lsdException w:name="Medium Shading 1 Accent 3" w:uiPriority="63"/>
+    <w:lsdException w:name="Medium Shading 2 Accent 3" w:uiPriority="64"/>
+    <w:lsdException w:name="Medium List 1 Accent 3" w:uiPriority="65"/>
+    <w:lsdException w:name="Medium List 2 Accent 3" w:uiPriority="66"/>
+    <w:lsdException w:name="Medium Grid 1 Accent 3" w:uiPriority="67"/>
+    <w:lsdException w:name="Medium Grid 2 Accent 3" w:uiPriority="68"/>
+    <w:lsdException w:name="Medium Grid 3 Accent 3" w:uiPriority="69"/>
+    <w:lsdException w:name="Dark List Accent 3" w:uiPriority="70"/>
+    <w:lsdException w:name="Colorful Shading Accent 3" w:uiPriority="71"/>
+    <w:lsdException w:name="Colorful List Accent 3" w:uiPriority="72"/>
+    <w:lsdException w:name="Colorful Grid Accent 3" w:uiPriority="73"/>
+    <w:lsdException w:name="Light Shading Accent 4" w:uiPriority="60"/>
+    <w:lsdException w:name="Light List Accent 4" w:uiPriority="61"/>
+    <w:lsdException w:name="Light Grid Accent 4" w:uiPriority="62"/>
+    <w:lsdException w:name="Medium Shading 1 Accent 4" w:uiPriority="63"/>
+    <w:lsdException w:name="Medium Shading 2 Accent 4" w:uiPriority="64"/>
+    <w:lsdException w:name="Medium List 1 Accent 4" w:uiPriority="65"/>
+    <w:lsdException w:name="Medium List 2 Accent 4" w:uiPriority="66"/>
+    <w:lsdException w:name="Medium Grid 1 Accent 4" w:uiPriority="67"/>
+    <w:lsdException w:name="Medium Grid 2 Accent 4" w:uiPriority="68"/>
+    <w:lsdException w:name="Medium Grid 3 Accent 4" w:uiPriority="69"/>
+    <w:lsdException w:name="Dark List Accent 4" w:uiPriority="70"/>
+    <w:lsdException w:name="Colorful Shading Accent 4" w:uiPriority="71"/>
+    <w:lsdException w:name="Colorful List Accent 4" w:uiPriority="72"/>
+    <w:lsdException w:name="Colorful Grid Accent 4" w:uiPriority="73"/>
+    <w:lsdException w:name="Light Shading Accent 5" w:uiPriority="60"/>
+    <w:lsdException w:name="Light List Accent 5" w:uiPriority="61"/>
+    <w:lsdException w:name="Light Grid Accent 5" w:uiPriority="62"/>
+    <w:lsdException w:name="Medium Shading 1 Accent 5" w:uiPriority="63"/>
+    <w:lsdException w:name="Medium Shading 2 Accent 5" w:uiPriority="64"/>
+    <w:lsdException w:name="Medium List 1 Accent 5" w:uiPriority="65"/>
+    <w:lsdException w:name="Medium List 2 Accent 5" w:uiPriority="66"/>
+    <w:lsdException w:name="Medium Grid 1 Accent 5" w:uiPriority="67"/>
+    <w:lsdException w:name="Medium Grid 2 Accent 5" w:uiPriority="68"/>
+    <w:lsdException w:name="Medium Grid 3 Accent 5" w:uiPriority="69"/>
+    <w:lsdException w:name="Dark List Accent 5" w:uiPriority="70"/>
+    <w:lsdException w:name="Colorful Shading Accent 5" w:uiPriority="71"/>
+    <w:lsdException w:name="Colorful List Accent 5" w:uiPriority="72"/>
+    <w:lsdException w:name="Colorful Grid Accent 5" w:uiPriority="73"/>
+    <w:lsdException w:name="Light Shading Accent 6" w:uiPriority="60"/>
+    <w:lsdException w:name="Light List Accent 6" w:uiPriority="61"/>
+    <w:lsdException w:name="Light Grid Accent 6" w:uiPriority="62"/>
+    <w:lsdException w:name="Medium Shading 1 Accent 6" w:uiPriority="63"/>
+    <w:lsdException w:name="Medium Shading 2 Accent 6" w:uiPriority="64"/>
+    <w:lsdException w:name="Medium List 1 Accent 6" w:uiPriority="65"/>
+    <w:lsdException w:name="Medium List 2 Accent 6" w:uiPriority="66"/>
+    <w:lsdException w:name="Medium Grid 1 Accent 6" w:uiPriority="67"/>
+    <w:lsdException w:name="Medium Grid 2 Accent 6" w:uiPriority="68"/>
+    <w:lsdException w:name="Medium Grid 3 Accent 6" w:uiPriority="69"/>
+    <w:lsdException w:name="Dark List Accent 6" w:uiPriority="70"/>
+    <w:lsdException w:name="Colorful Shading Accent 6" w:uiPriority="71"/>
+    <w:lsdException w:name="Colorful List Accent 6" w:uiPriority="72"/>
+    <w:lsdException w:name="Colorful Grid Accent 6" w:uiPriority="73"/>
+    <w:lsdException w:name="Subtle Emphasis" w:uiPriority="19" w:qFormat="1"/>
+    <w:lsdException w:name="Intense Emphasis" w:uiPriority="21" w:qFormat="1"/>
+    <w:lsdException w:name="Subtle Reference" w:uiPriority="31" w:qFormat="1"/>
+    <w:lsdException w:name="Intense Reference" w:uiPriority="32" w:qFormat="1"/>
+    <w:lsdException w:name="Book Title" w:uiPriority="33" w:qFormat="1"/>
+    <w:lsdException w:name="Bibliography" w:semiHidden="1" w:uiPriority="37" w:unhideWhenUsed="1"/>
+    <w:lsdException w:name="TOC Heading" w:semiHidden="1" w:uiPriority="39" w:unhideWhenUsed="1" w:qFormat="1"/>
+    <w:lsdException w:name="Plain Table 1" w:uiPriority="41"/>
+    <w:lsdException w:name="Plain Table 2" w:uiPriority="42"/>
+    <w:lsdException w:name="Plain Table 3" w:uiPriority="43"/>
+    <w:lsdException w:name="Plain Table 4" w:uiPriority="44"/>
+    <w:lsdException w:name="Plain Table 5" w:uiPriority="45"/>
+    <w:lsdException w:name="Grid Table Light" w:uiPriority="40"/>
+    <w:lsdException w:name="Grid Table 1 Light" w:uiPriority="46"/>
+    <w:lsdException w:name="Grid Table 2" w:uiPriority="47"/>
+    <w:lsdException w:name="Grid Table 3" w:uiPriority="48"/>
+    <w:lsdException w:name="Grid Table 4" w:uiPriority="49"/>
+    <w:lsdException w:name="Grid Table 5 Dark" w:uiPriority="50"/>
+    <w:lsdException w:name="Grid Table 6 Colorful" w:uiPriority="51"/>
+    <w:lsdException w:name="Grid Table 7 Colorful" w:uiPriority="52"/>
+    <w:lsdException w:name="Grid Table 1 Light Accent 1" w:uiPriority="46"/>
+    <w:lsdException w:name="Grid Table 2 Accent 1" w:uiPriority="47"/>
+    <w:lsdException w:name="Grid Table 3 Accent 1" w:uiPriority="48"/>
+    <w:lsdException w:name="Grid Table 4 Accent 1" w:uiPriority="49"/>
+    <w:lsdException w:name="Grid Table 5 Dark Accent 1" w:uiPriority="50"/>
+    <w:lsdException w:name="Grid Table 6 Colorful Accent 1" w:uiPriority="51"/>
+    <w:lsdException w:name="Grid Table 7 Colorful Accent 1" w:uiPriority="52"/>
+    <w:lsdException w:name="Grid Table 1 Light Accent 2" w:uiPriority="46"/>
+    <w:lsdException w:name="Grid Table 2 Accent 2" w:uiPriority="47"/>
+    <w:lsdException w:name="Grid Table 3 Accent 2" w:uiPriority="48"/>
+    <w:lsdException w:name="Grid Table 4 Accent 2" w:uiPriority="49"/>
+    <w:lsdException w:name="Grid Table 5 Dark Accent 2" w:uiPriority="50"/>
+    <w:lsdException w:name="Grid Table 6 Colorful Accent 2" w:uiPriority="51"/>
+    <w:lsdException w:name="Grid Table 7 Colorful Accent 2" w:uiPriority="52"/>
+    <w:lsdException w:name="Grid Table 1 Light Accent 3" w:uiPriority="46"/>
+    <w:lsdException w:name="Grid Table 2 Accent 3" w:uiPriority="47"/>
+    <w:lsdException w:name="Grid Table 3 Accent 3" w:uiPriority="48"/>
+    <w:lsdException w:name="Grid Table 4 Accent 3" w:uiPriority="49"/>
+    <w:lsdException w:name="Grid Table 5 Dark Accent 3" w:uiPriority="50"/>
+    <w:lsdException w:name="Grid Table 6 Colorful Accent 3" w:uiPriority="51"/>
+    <w:lsdException w:name="Grid Table 7 Colorful Accent 3" w:uiPriority="52"/>
+    <w:lsdException w:name="Grid Table 1 Light Accent 4" w:uiPriority="46"/>
+    <w:lsdException w:name="Grid Table 2 Accent 4" w:uiPriority="47"/>
+    <w:lsdException w:name="Grid Table 3 Accent 4" w:uiPriority="48"/>
+    <w:lsdException w:name="Grid Table 4 Accent 4" w:uiPriority="49"/>
+    <w:lsdException w:name="Grid Table 5 Dark Accent 4" w:uiPriority="50"/>
+    <w:lsdException w:name="Grid Table 6 Colorful Accent 4" w:uiPriority="51"/>
+    <w:lsdException w:name="Grid Table 7 Colorful Accent 4" w:uiPriority="52"/>
+    <w:lsdException w:name="Grid Table 1 Light Accent 5" w:uiPriority="46"/>
+    <w:lsdException w:name="Grid Table 2 Accent 5" w:uiPriority="47"/>
+    <w:lsdException w:name="Grid Table 3 Accent 5" w:uiPriority="48"/>
+    <w:lsdException w:name="Grid Table 4 Accent 5" w:uiPriority="49"/>
+    <w:lsdException w:name="Grid Table 5 Dark Accent 5" w:uiPriority="50"/>
+    <w:lsdException w:name="Grid Table 6 Colorful Accent 5" w:uiPriority="51"/>
+    <w:lsdException w:name="Grid Table 7 Colorful Accent 5" w:uiPriority="52"/>
+    <w:lsdException w:name="Grid Table 1 Light Accent 6" w:uiPriority="46"/>
+    <w:lsdException w:name="Grid Table 2 Accent 6" w:uiPriority="47"/>
+    <w:lsdException w:name="Grid Table 3 Accent 6" w:uiPriority="48"/>
+    <w:lsdException w:name="Grid Table 4 Accent 6" w:uiPriority="49"/>
+    <w:lsdException w:name="Grid Table 5 Dark Accent 6" w:uiPriority="50"/>
+    <w:lsdException w:name="Grid Table 6 Colorful Accent 6" w:uiPriority="51"/>
+    <w:lsdException w:name="Grid Table 7 Colorful Accent 6" w:uiPriority="52"/>
+    <w:lsdException w:name="List Table 1 Light" w:uiPriority="46"/>
+    <w:lsdException w:name="List Table 2" w:uiPriority="47"/>
+    <w:lsdException w:name="List Table 3" w:uiPriority="48"/>
+    <w:lsdException w:name="List Table 4" w:uiPriority="49"/>
+    <w:lsdException w:name="List Table 5 Dark" w:uiPriority="50"/>
+    <w:lsdException w:name="List Table 6 Colorful" w:uiPriority="51"/>
+    <w:lsdException w:name="List Table 7 Colorful" w:uiPriority="52"/>
+    <w:lsdException w:name="List Table 1 Light Accent 1" w:uiPriority="46"/>
+    <w:lsdException w:name="List Table 2 Accent 1" w:uiPriority="47"/>
+    <w:lsdException w:name="List Table 3 Accent 1" w:uiPriority="48"/>
+    <w:lsdException w:name="List Table 4 Accent 1" w:uiPriority="49"/>
+    <w:lsdException w:name="List Table 5 Dark Accent 1" w:uiPriority="50"/>
+    <w:lsdException w:name="List Table 6 Colorful Accent 1" w:uiPriority="51"/>
+    <w:lsdException w:name="List Table 7 Colorful Accent 1" w:uiPriority="52"/>
+    <w:lsdException w:name="List Table 1 Light Accent 2" w:uiPriority="46"/>
+    <w:lsdException w:name="List Table 2 Accent 2" w:uiPriority="47"/>
+    <w:lsdException w:name="List Table 3 Accent 2" w:uiPriority="48"/>
+    <w:lsdException w:name="List Table 4 Accent 2" w:uiPriority="49"/>
+    <w:lsdException w:name="List Table 5 Dark Accent 2" w:uiPriority="50"/>
+    <w:lsdException w:name="List Table 6 Colorful Accent 2" w:uiPriority="51"/>
+    <w:lsdException w:name="List Table 7 Colorful Accent 2" w:uiPriority="52"/>
+    <w:lsdException w:name="List Table 1 Light Accent 3" w:uiPriority="46"/>
+    <w:lsdException w:name="List Table 2 Accent 3" w:uiPriority="47"/>
+    <w:lsdException w:name="List Table 3 Accent 3" w:uiPriority="48"/>
+    <w:lsdException w:name="List Table 4 Accent 3" w:uiPriority="49"/>
+    <w:lsdException w:name="List Table 5 Dark Accent 3" w:uiPriority="50"/>
+    <w:lsdException w:name="List Table 6 Colorful Accent 3" w:uiPriority="51"/>
+    <w:lsdException w:name="List Table 7 Colorful Accent 3" w:uiPriority="52"/>
+    <w:lsdException w:name="List Table 1 Light Accent 4" w:uiPriority="46"/>
+    <w:lsdException w:name="List Table 2 Accent 4" w:uiPriority="47"/>
+    <w:lsdException w:name="List Table 3 Accent 4" w:uiPriority="48"/>
+    <w:lsdException w:name="List Table 4 Accent 4" w:uiPriority="49"/>
+    <w:lsdException w:name="List Table 5 Dark Accent 4" w:uiPriority="50"/>
+    <w:lsdException w:name="List Table 6 Colorful Accent 4" w:uiPriority="51"/>
+    <w:lsdException w:name="List Table 7 Colorful Accent 4" w:uiPriority="52"/>
+    <w:lsdException w:name="List Table 1 Light Accent 5" w:uiPriority="46"/>
+    <w:lsdException w:name="List Table 2 Accent 5" w:uiPriority="47"/>
+    <w:lsdException w:name="List Table 3 Accent 5" w:uiPriority="48"/>
+    <w:lsdException w:name="List Table 4 Accent 5" w:uiPriority="49"/>
+    <w:lsdException w:name="List Table 5 Dark Accent 5" w:uiPriority="50"/>
+    <w:lsdException w:name="List Table 6 Colorful Accent 5" w:uiPriority="51"/>
+    <w:lsdException w:name="List Table 7 Colorful Accent 5" w:uiPriority="52"/>
+    <w:lsdException w:name="List Table 1 Light Accent 6" w:uiPriority="46"/>
+    <w:lsdException w:name="List Table 2 Accent 6" w:uiPriority="47"/>
+    <w:lsdException w:name="List Table 3 Accent 6" w:uiPriority="48"/>
+    <w:lsdException w:name="List Table 4 Accent 6" w:uiPriority="49"/>
+    <w:lsdException w:name="List Table 5 Dark Accent 6" w:uiPriority="50"/>
+    <w:lsdException w:name="List Table 6 Colorful Accent 6" w:uiPriority="51"/>
+    <w:lsdException w:name="List Table 7 Colorful Accent 6" w:uiPriority="52"/>
+    <w:lsdException w:name="Mention" w:semiHidden="1" w:unhideWhenUsed="1"/>
+    <w:lsdException w:name="Smart Hyperlink" w:semiHidden="1" w:unhideWhenUsed="1"/>
+    <w:lsdException w:name="Hashtag" w:semiHidden="1" w:unhideWhenUsed="1"/>
+    <w:lsdException w:name="Unresolved Mention" w:semiHidden="1" w:unhideWhenUsed="1"/>
+    <w:lsdException w:name="Smart Link" w:semiHidden="1" w:unhideWhenUsed="1"/>
+  </w:latentStyles>
+  <w:style w:type="paragraph" w:default="1" w:styleId="Normal">
+    <w:name w:val="Normal"/>
+    <w:qFormat/>
+    <w:rPr>
+      <w:rFonts w:ascii="Arial" w:eastAsia="Arial" w:hAnsi="Arial" w:cs="Arial"/>
+      <w:lang w:val="nl-NL"/>
+    </w:rPr>
+  </w:style>
+  <w:style w:type="paragraph" w:styleId="Heading1">
+    <w:name w:val="heading 1"/>
+    <w:basedOn w:val="Normal"/>
+    <w:uiPriority w:val="9"/>
+    <w:qFormat/>
+    <w:pPr>
+      <w:ind w:left="23"/>
+      <w:outlineLvl w:val="0"/>
+    </w:pPr>
+    <w:rPr>
+      <w:rFonts w:ascii="Arial Black" w:eastAsia="Arial Black" w:hAnsi="Arial Black" w:cs="Arial Black"/>
+      <w:sz w:val="40"/>
+      <w:szCs w:val="40"/>
+    </w:rPr>
+  </w:style>
+  <w:style w:type="paragraph" w:styleId="Heading2">
+    <w:name w:val="heading 2"/>
+    <w:basedOn w:val="Normal"/>
+    <w:uiPriority w:val="9"/>
+    <w:unhideWhenUsed/>
+    <w:qFormat/>
+    <w:pPr>
+      <w:ind w:left="23"/>
+      <w:outlineLvl w:val="1"/>
+    </w:pPr>
+    <w:rPr>
+      <w:sz w:val="32"/>
+      <w:szCs w:val="32"/>
+    </w:rPr>
+  </w:style>
+  <w:style w:type="character" w:default="1" w:styleId="DefaultParagraphFont">
     <w:name w:val="Default Paragraph Font"/>
     <w:uiPriority w:val="1"/>
     <w:semiHidden/>
     <w:unhideWhenUsed/>
   </w:style>
-  <w:style w:styleId="TableNormal" w:default="1" w:type="table">
-    <w:name w:val="Table Normal"/>
-    <w:uiPriority w:val="2"/>
+  <w:style w:type="table" w:default="1" w:styleId="TableNormal">
+    <w:name w:val="Normal Table"/>
+    <w:uiPriority w:val="99"/>
     <w:semiHidden/>
     <w:unhideWhenUsed/>
-    <w:qFormat/>
     <w:tblPr>
       <w:tblInd w:w="0" w:type="dxa"/>
       <w:tblCellMar>
         <w:top w:w="0" w:type="dxa"/>
-        <w:left w:w="0" w:type="dxa"/>
+        <w:left w:w="108" w:type="dxa"/>
         <w:bottom w:w="0" w:type="dxa"/>
-        <w:right w:w="0" w:type="dxa"/>
+        <w:right w:w="108" w:type="dxa"/>
       </w:tblCellMar>
     </w:tblPr>
   </w:style>
-  <w:style w:styleId="NoList" w:default="1" w:type="numbering">
+  <w:style w:type="numbering" w:default="1" w:styleId="NoList">
     <w:name w:val="No List"/>
     <w:uiPriority w:val="99"/>
     <w:semiHidden/>
     <w:unhideWhenUsed/>
   </w:style>
-  <w:style w:default="1" w:styleId="Normal" w:type="paragraph">
-    <w:name w:val="Normal"/>
-    <w:uiPriority w:val="1"/>
-    <w:qFormat/>
-    <w:pPr/>
-    <w:rPr>
-      <w:rFonts w:ascii="Arial" w:hAnsi="Arial" w:eastAsia="Arial" w:cs="Arial"/>
-      <w:lang w:val="nl-NL" w:eastAsia="en-US" w:bidi="ar-SA"/>
-    </w:rPr>
-  </w:style>
-  <w:style w:styleId="TOC1" w:type="paragraph">
-    <w:name w:val="TOC 1"/>
+  <w:style w:type="paragraph" w:styleId="TOC1">
+    <w:name w:val="toc 1"/>
     <w:basedOn w:val="Normal"/>
     <w:uiPriority w:val="1"/>
     <w:qFormat/>
@@ -8402,17 +9187,16 @@
       <w:ind w:left="23"/>
     </w:pPr>
     <w:rPr>
-      <w:rFonts w:ascii="Calibri" w:hAnsi="Calibri" w:eastAsia="Calibri" w:cs="Calibri"/>
+      <w:rFonts w:ascii="Calibri" w:eastAsia="Calibri" w:hAnsi="Calibri" w:cs="Calibri"/>
       <w:b/>
       <w:bCs/>
       <w:i/>
       <w:iCs/>
       <w:sz w:val="24"/>
       <w:szCs w:val="24"/>
-      <w:lang w:val="nl-NL" w:eastAsia="en-US" w:bidi="ar-SA"/>
     </w:rPr>
   </w:style>
-  <w:style w:styleId="BodyText" w:type="paragraph">
+  <w:style w:type="paragraph" w:styleId="BodyText">
     <w:name w:val="Body Text"/>
     <w:basedOn w:val="Normal"/>
     <w:uiPriority w:val="1"/>
@@ -8421,61 +9205,26 @@
       <w:ind w:left="23"/>
     </w:pPr>
     <w:rPr>
-      <w:rFonts w:ascii="Arial" w:hAnsi="Arial" w:eastAsia="Arial" w:cs="Arial"/>
       <w:sz w:val="24"/>
       <w:szCs w:val="24"/>
-      <w:lang w:val="nl-NL" w:eastAsia="en-US" w:bidi="ar-SA"/>
     </w:rPr>
   </w:style>
-  <w:style w:styleId="Heading1" w:type="paragraph">
-    <w:name w:val="Heading 1"/>
-    <w:basedOn w:val="Normal"/>
-    <w:uiPriority w:val="1"/>
-    <w:qFormat/>
-    <w:pPr>
-      <w:ind w:left="23"/>
-      <w:outlineLvl w:val="1"/>
-    </w:pPr>
-    <w:rPr>
-      <w:rFonts w:ascii="Arial Black" w:hAnsi="Arial Black" w:eastAsia="Arial Black" w:cs="Arial Black"/>
-      <w:sz w:val="40"/>
-      <w:szCs w:val="40"/>
-      <w:lang w:val="nl-NL" w:eastAsia="en-US" w:bidi="ar-SA"/>
-    </w:rPr>
-  </w:style>
-  <w:style w:styleId="Heading2" w:type="paragraph">
-    <w:name w:val="Heading 2"/>
-    <w:basedOn w:val="Normal"/>
-    <w:uiPriority w:val="1"/>
-    <w:qFormat/>
-    <w:pPr>
-      <w:ind w:left="23"/>
-      <w:outlineLvl w:val="2"/>
-    </w:pPr>
-    <w:rPr>
-      <w:rFonts w:ascii="Arial" w:hAnsi="Arial" w:eastAsia="Arial" w:cs="Arial"/>
-      <w:sz w:val="32"/>
-      <w:szCs w:val="32"/>
-      <w:lang w:val="nl-NL" w:eastAsia="en-US" w:bidi="ar-SA"/>
-    </w:rPr>
-  </w:style>
-  <w:style w:styleId="Title" w:type="paragraph">
+  <w:style w:type="paragraph" w:styleId="Title">
     <w:name w:val="Title"/>
     <w:basedOn w:val="Normal"/>
-    <w:uiPriority w:val="1"/>
+    <w:uiPriority w:val="10"/>
     <w:qFormat/>
     <w:pPr>
       <w:spacing w:before="77"/>
       <w:ind w:left="23"/>
     </w:pPr>
     <w:rPr>
-      <w:rFonts w:ascii="Arial Black" w:hAnsi="Arial Black" w:eastAsia="Arial Black" w:cs="Arial Black"/>
+      <w:rFonts w:ascii="Arial Black" w:eastAsia="Arial Black" w:hAnsi="Arial Black" w:cs="Arial Black"/>
       <w:sz w:val="48"/>
       <w:szCs w:val="48"/>
-      <w:lang w:val="nl-NL" w:eastAsia="en-US" w:bidi="ar-SA"/>
     </w:rPr>
   </w:style>
-  <w:style w:styleId="ListParagraph" w:type="paragraph">
+  <w:style w:type="paragraph" w:styleId="ListParagraph">
     <w:name w:val="List Paragraph"/>
     <w:basedOn w:val="Normal"/>
     <w:uiPriority w:val="1"/>
@@ -8483,20 +9232,12 @@
     <w:pPr>
       <w:ind w:left="743" w:hanging="360"/>
     </w:pPr>
-    <w:rPr>
-      <w:rFonts w:ascii="Arial" w:hAnsi="Arial" w:eastAsia="Arial" w:cs="Arial"/>
-      <w:lang w:val="nl-NL" w:eastAsia="en-US" w:bidi="ar-SA"/>
-    </w:rPr>
   </w:style>
-  <w:style w:styleId="TableParagraph" w:type="paragraph">
+  <w:style w:type="paragraph" w:customStyle="1" w:styleId="TableParagraph">
     <w:name w:val="Table Paragraph"/>
     <w:basedOn w:val="Normal"/>
     <w:uiPriority w:val="1"/>
     <w:qFormat/>
-    <w:pPr/>
-    <w:rPr>
-      <w:lang w:val="nl-NL" w:eastAsia="en-US" w:bidi="ar-SA"/>
-    </w:rPr>
   </w:style>
 </w:styles>
 </file>
